--- a/Academic_documents/TFG_ACV_Estiercol_MASTER_feb.docx
+++ b/Academic_documents/TFG_ACV_Estiercol_MASTER_feb.docx
@@ -279,7 +279,25 @@
           <w:sz w:val="24"/>
           <w:szCs w:val="24"/>
         </w:rPr>
-        <w:t>, Ph.D.</w:t>
+        <w:t xml:space="preserve">, </w:t>
+      </w:r>
+      <w:proofErr w:type="spellStart"/>
+      <w:r>
+        <w:rPr>
+          <w:color w:val="000000"/>
+          <w:sz w:val="24"/>
+          <w:szCs w:val="24"/>
+        </w:rPr>
+        <w:t>Ph.D</w:t>
+      </w:r>
+      <w:proofErr w:type="spellEnd"/>
+      <w:r>
+        <w:rPr>
+          <w:color w:val="000000"/>
+          <w:sz w:val="24"/>
+          <w:szCs w:val="24"/>
+        </w:rPr>
+        <w:t>.</w:t>
       </w:r>
     </w:p>
     <w:p>
@@ -427,7 +445,25 @@
           <w:sz w:val="24"/>
           <w:szCs w:val="24"/>
         </w:rPr>
-        <w:t>, Ph.D.</w:t>
+        <w:t xml:space="preserve">, </w:t>
+      </w:r>
+      <w:proofErr w:type="spellStart"/>
+      <w:r>
+        <w:rPr>
+          <w:color w:val="000000"/>
+          <w:sz w:val="24"/>
+          <w:szCs w:val="24"/>
+        </w:rPr>
+        <w:t>Ph.D</w:t>
+      </w:r>
+      <w:proofErr w:type="spellEnd"/>
+      <w:r>
+        <w:rPr>
+          <w:color w:val="000000"/>
+          <w:sz w:val="24"/>
+          <w:szCs w:val="24"/>
+        </w:rPr>
+        <w:t>.</w:t>
       </w:r>
       <w:r>
         <w:rPr>
@@ -708,7 +744,7 @@
     </w:p>
     <w:p>
       <w:pPr>
-        <w:pStyle w:val="Ttulo1"/>
+        <w:pStyle w:val="Heading1"/>
         <w:numPr>
           <w:ilvl w:val="0"/>
           <w:numId w:val="2"/>
@@ -1254,6 +1290,7 @@
         </w:rPr>
         <w:t xml:space="preserve">l </w:t>
       </w:r>
+      <w:proofErr w:type="spellStart"/>
       <w:r>
         <w:rPr>
           <w:color w:val="000000"/>
@@ -1270,6 +1307,7 @@
         </w:rPr>
         <w:t>je</w:t>
       </w:r>
+      <w:proofErr w:type="spellEnd"/>
       <w:r>
         <w:rPr>
           <w:color w:val="000000"/>
@@ -1302,6 +1340,7 @@
         </w:rPr>
         <w:t xml:space="preserve"> </w:t>
       </w:r>
+      <w:proofErr w:type="spellStart"/>
       <w:r>
         <w:rPr>
           <w:color w:val="000000"/>
@@ -1318,6 +1357,7 @@
         </w:rPr>
         <w:t>comostada</w:t>
       </w:r>
+      <w:proofErr w:type="spellEnd"/>
       <w:r>
         <w:rPr>
           <w:color w:val="000000"/>
@@ -1356,8 +1396,18 @@
           <w:sz w:val="24"/>
           <w:szCs w:val="24"/>
         </w:rPr>
-        <w:t>n en lombricompost</w:t>
-      </w:r>
+        <w:t xml:space="preserve">n en </w:t>
+      </w:r>
+      <w:proofErr w:type="spellStart"/>
+      <w:r>
+        <w:rPr>
+          <w:color w:val="000000"/>
+          <w:sz w:val="24"/>
+          <w:szCs w:val="24"/>
+        </w:rPr>
+        <w:t>lombricompost</w:t>
+      </w:r>
+      <w:proofErr w:type="spellEnd"/>
       <w:r>
         <w:rPr>
           <w:color w:val="000000"/>
@@ -1480,20 +1530,30 @@
         </w:rPr>
         <w:t xml:space="preserve">. Por su lado, el </w:t>
       </w:r>
+      <w:proofErr w:type="spellStart"/>
       <w:r>
         <w:rPr>
           <w:color w:val="000000"/>
           <w:sz w:val="24"/>
           <w:szCs w:val="24"/>
         </w:rPr>
-        <w:t xml:space="preserve">lombricompostaje, así como otros procesos de compostaje, generan </w:t>
-      </w:r>
+        <w:t>lombricompostaje</w:t>
+      </w:r>
+      <w:proofErr w:type="spellEnd"/>
       <w:r>
         <w:rPr>
           <w:color w:val="000000"/>
           <w:sz w:val="24"/>
           <w:szCs w:val="24"/>
         </w:rPr>
+        <w:t xml:space="preserve">, así como otros procesos de compostaje, generan </w:t>
+      </w:r>
+      <w:r>
+        <w:rPr>
+          <w:color w:val="000000"/>
+          <w:sz w:val="24"/>
+          <w:szCs w:val="24"/>
+        </w:rPr>
         <w:t>óxido nitroso, amoniaco y metano</w:t>
       </w:r>
       <w:r>
@@ -1622,13 +1682,31 @@
           <w:sz w:val="24"/>
           <w:szCs w:val="24"/>
         </w:rPr>
-        <w:t>Según el Instituto Meteorológico Nacional (IMN, 2021) las emisiones en el 2017 para el sector agricultura fueron de 2962,8 Gg de CO</w:t>
-      </w:r>
+        <w:t xml:space="preserve">Según el Instituto Meteorológico Nacional (IMN, 2021) las emisiones en el 2017 para el sector agricultura fueron de 2962,8 </w:t>
+      </w:r>
+      <w:proofErr w:type="spellStart"/>
       <w:r>
         <w:rPr>
           <w:color w:val="000000"/>
           <w:sz w:val="24"/>
           <w:szCs w:val="24"/>
+        </w:rPr>
+        <w:t>Gg</w:t>
+      </w:r>
+      <w:proofErr w:type="spellEnd"/>
+      <w:r>
+        <w:rPr>
+          <w:color w:val="000000"/>
+          <w:sz w:val="24"/>
+          <w:szCs w:val="24"/>
+        </w:rPr>
+        <w:t xml:space="preserve"> de CO</w:t>
+      </w:r>
+      <w:r>
+        <w:rPr>
+          <w:color w:val="000000"/>
+          <w:sz w:val="24"/>
+          <w:szCs w:val="24"/>
           <w:vertAlign w:val="subscript"/>
         </w:rPr>
         <w:t>2</w:t>
@@ -1639,14 +1717,24 @@
           <w:sz w:val="24"/>
           <w:szCs w:val="24"/>
         </w:rPr>
-        <w:t xml:space="preserve"> eq</w:t>
-      </w:r>
+        <w:t xml:space="preserve"> </w:t>
+      </w:r>
+      <w:proofErr w:type="spellStart"/>
       <w:r>
         <w:rPr>
           <w:color w:val="000000"/>
           <w:sz w:val="24"/>
           <w:szCs w:val="24"/>
         </w:rPr>
+        <w:t>eq</w:t>
+      </w:r>
+      <w:proofErr w:type="spellEnd"/>
+      <w:r>
+        <w:rPr>
+          <w:color w:val="000000"/>
+          <w:sz w:val="24"/>
+          <w:szCs w:val="24"/>
+        </w:rPr>
         <w:t>. De</w:t>
       </w:r>
       <w:r>
@@ -1807,7 +1895,25 @@
           <w:sz w:val="24"/>
           <w:szCs w:val="24"/>
         </w:rPr>
-        <w:t xml:space="preserve"> fue de 1,841 Gg de CH</w:t>
+        <w:t xml:space="preserve"> fue de 1,841 </w:t>
+      </w:r>
+      <w:proofErr w:type="spellStart"/>
+      <w:r>
+        <w:rPr>
+          <w:color w:val="000000"/>
+          <w:sz w:val="24"/>
+          <w:szCs w:val="24"/>
+        </w:rPr>
+        <w:t>Gg</w:t>
+      </w:r>
+      <w:proofErr w:type="spellEnd"/>
+      <w:r>
+        <w:rPr>
+          <w:color w:val="000000"/>
+          <w:sz w:val="24"/>
+          <w:szCs w:val="24"/>
+        </w:rPr>
+        <w:t xml:space="preserve"> de CH</w:t>
       </w:r>
       <w:r>
         <w:rPr>
@@ -2480,12 +2586,21 @@
         </w:rPr>
         <w:t>(</w:t>
       </w:r>
-      <w:r>
-        <w:rPr>
-          <w:sz w:val="24"/>
-          <w:szCs w:val="24"/>
-        </w:rPr>
-        <w:t>Fernandez, 2014)</w:t>
+      <w:proofErr w:type="spellStart"/>
+      <w:r>
+        <w:rPr>
+          <w:sz w:val="24"/>
+          <w:szCs w:val="24"/>
+        </w:rPr>
+        <w:t>Fernandez</w:t>
+      </w:r>
+      <w:proofErr w:type="spellEnd"/>
+      <w:r>
+        <w:rPr>
+          <w:sz w:val="24"/>
+          <w:szCs w:val="24"/>
+        </w:rPr>
+        <w:t>, 2014)</w:t>
       </w:r>
       <w:r>
         <w:rPr>
@@ -2510,7 +2625,7 @@
     </w:p>
     <w:p>
       <w:pPr>
-        <w:pStyle w:val="Ttulo1"/>
+        <w:pStyle w:val="Heading1"/>
         <w:numPr>
           <w:ilvl w:val="0"/>
           <w:numId w:val="2"/>
@@ -2749,7 +2864,15 @@
           <w:sz w:val="24"/>
           <w:szCs w:val="24"/>
         </w:rPr>
-        <w:t>a lombricomposta</w:t>
+        <w:t xml:space="preserve">a </w:t>
+      </w:r>
+      <w:proofErr w:type="spellStart"/>
+      <w:r>
+        <w:rPr>
+          <w:sz w:val="24"/>
+          <w:szCs w:val="24"/>
+        </w:rPr>
+        <w:t>lombricomposta</w:t>
       </w:r>
       <w:r>
         <w:rPr>
@@ -2758,6 +2881,7 @@
         </w:rPr>
         <w:t>je</w:t>
       </w:r>
+      <w:proofErr w:type="spellEnd"/>
       <w:r>
         <w:rPr>
           <w:sz w:val="24"/>
@@ -3021,6 +3145,7 @@
         </w:rPr>
         <w:t xml:space="preserve"> </w:t>
       </w:r>
+      <w:proofErr w:type="spellStart"/>
       <w:r>
         <w:rPr>
           <w:sz w:val="24"/>
@@ -3028,6 +3153,7 @@
         </w:rPr>
         <w:t>lombricompostaje</w:t>
       </w:r>
+      <w:proofErr w:type="spellEnd"/>
       <w:r>
         <w:rPr>
           <w:sz w:val="24"/>
@@ -3415,7 +3541,23 @@
           <w:sz w:val="24"/>
           <w:szCs w:val="24"/>
         </w:rPr>
-        <w:t>, en el cual se analizará el procesamiento del estiércol mediante lombricompostaje y la aplicación de aguas verdes en los campos de pastoreo. Seguidamente, se realizará el inventario para el escenario alternativo, en el cual se aplican los purines directamente</w:t>
+        <w:t xml:space="preserve">, en el cual se analizará el procesamiento del estiércol mediante </w:t>
+      </w:r>
+      <w:proofErr w:type="spellStart"/>
+      <w:r>
+        <w:rPr>
+          <w:sz w:val="24"/>
+          <w:szCs w:val="24"/>
+        </w:rPr>
+        <w:t>lombricompostaje</w:t>
+      </w:r>
+      <w:proofErr w:type="spellEnd"/>
+      <w:r>
+        <w:rPr>
+          <w:sz w:val="24"/>
+          <w:szCs w:val="24"/>
+        </w:rPr>
+        <w:t xml:space="preserve"> y la aplicación de aguas verdes en los campos de pastoreo. Seguidamente, se realizará el inventario para el escenario alternativo, en el cual se aplican los purines directamente</w:t>
       </w:r>
       <w:r>
         <w:rPr>
@@ -3657,7 +3799,7 @@
     </w:p>
     <w:p>
       <w:pPr>
-        <w:pStyle w:val="Ttulo1"/>
+        <w:pStyle w:val="Heading1"/>
         <w:numPr>
           <w:ilvl w:val="0"/>
           <w:numId w:val="2"/>
@@ -4867,6 +5009,7 @@
         <w:t xml:space="preserve">2.1 </w:t>
       </w:r>
       <w:bookmarkStart w:id="1" w:name="_Hlk186102913"/>
+      <w:proofErr w:type="spellStart"/>
       <w:r>
         <w:rPr>
           <w:i/>
@@ -4886,6 +5029,7 @@
         </w:rPr>
         <w:t>compostaje</w:t>
       </w:r>
+      <w:proofErr w:type="spellEnd"/>
     </w:p>
     <w:p>
       <w:pPr>
@@ -4910,6 +5054,7 @@
         </w:rPr>
         <w:t xml:space="preserve">El </w:t>
       </w:r>
+      <w:proofErr w:type="spellStart"/>
       <w:r>
         <w:rPr>
           <w:sz w:val="24"/>
@@ -4931,6 +5076,7 @@
         </w:rPr>
         <w:t>compostaje</w:t>
       </w:r>
+      <w:proofErr w:type="spellEnd"/>
       <w:r>
         <w:rPr>
           <w:sz w:val="24"/>
@@ -4944,8 +5090,25 @@
           <w:szCs w:val="24"/>
         </w:rPr>
         <w:lastRenderedPageBreak/>
-        <w:t xml:space="preserve">el manejo del estiércol bovino. Esta técnica también es considerada un proceso bioecológicamente sostenible, ya que produce recursos biológicos renovables con valor agregado. En este sentido, se generan tanto </w:t>
-      </w:r>
+        <w:t xml:space="preserve">el manejo del estiércol bovino. Esta técnica también es considerada un proceso </w:t>
+      </w:r>
+      <w:proofErr w:type="spellStart"/>
+      <w:r>
+        <w:rPr>
+          <w:sz w:val="24"/>
+          <w:szCs w:val="24"/>
+        </w:rPr>
+        <w:t>bioecológicamente</w:t>
+      </w:r>
+      <w:proofErr w:type="spellEnd"/>
+      <w:r>
+        <w:rPr>
+          <w:sz w:val="24"/>
+          <w:szCs w:val="24"/>
+        </w:rPr>
+        <w:t xml:space="preserve"> sostenible, ya que produce recursos biológicos renovables con valor agregado. En este sentido, se generan tanto </w:t>
+      </w:r>
+      <w:proofErr w:type="spellStart"/>
       <w:r>
         <w:rPr>
           <w:sz w:val="24"/>
@@ -4967,6 +5130,7 @@
         </w:rPr>
         <w:t>ompost</w:t>
       </w:r>
+      <w:proofErr w:type="spellEnd"/>
       <w:r>
         <w:rPr>
           <w:sz w:val="24"/>
@@ -5945,12 +6109,37 @@
         </w:rPr>
         <w:t>(</w:t>
       </w:r>
-      <w:r>
-        <w:rPr>
-          <w:sz w:val="24"/>
-          <w:szCs w:val="24"/>
-        </w:rPr>
-        <w:t>Technical Committee ISO/TC 207</w:t>
+      <w:proofErr w:type="spellStart"/>
+      <w:r>
+        <w:rPr>
+          <w:sz w:val="24"/>
+          <w:szCs w:val="24"/>
+        </w:rPr>
+        <w:t>Technical</w:t>
+      </w:r>
+      <w:proofErr w:type="spellEnd"/>
+      <w:r>
+        <w:rPr>
+          <w:sz w:val="24"/>
+          <w:szCs w:val="24"/>
+        </w:rPr>
+        <w:t xml:space="preserve"> </w:t>
+      </w:r>
+      <w:proofErr w:type="spellStart"/>
+      <w:r>
+        <w:rPr>
+          <w:sz w:val="24"/>
+          <w:szCs w:val="24"/>
+        </w:rPr>
+        <w:t>Committee</w:t>
+      </w:r>
+      <w:proofErr w:type="spellEnd"/>
+      <w:r>
+        <w:rPr>
+          <w:sz w:val="24"/>
+          <w:szCs w:val="24"/>
+        </w:rPr>
+        <w:t xml:space="preserve"> ISO/TC 207</w:t>
       </w:r>
       <w:r>
         <w:rPr>
@@ -6055,7 +6244,23 @@
           <w:sz w:val="24"/>
           <w:szCs w:val="24"/>
         </w:rPr>
-        <w:t>(Macktoobian, 2024)</w:t>
+        <w:t>(</w:t>
+      </w:r>
+      <w:proofErr w:type="spellStart"/>
+      <w:r>
+        <w:rPr>
+          <w:sz w:val="24"/>
+          <w:szCs w:val="24"/>
+        </w:rPr>
+        <w:t>Macktoobian</w:t>
+      </w:r>
+      <w:proofErr w:type="spellEnd"/>
+      <w:r>
+        <w:rPr>
+          <w:sz w:val="24"/>
+          <w:szCs w:val="24"/>
+        </w:rPr>
+        <w:t>, 2024)</w:t>
       </w:r>
       <w:r>
         <w:rPr>
@@ -6279,7 +6484,23 @@
           <w:sz w:val="24"/>
           <w:szCs w:val="24"/>
         </w:rPr>
-        <w:t>(Macktoobian, 2024)</w:t>
+        <w:t>(</w:t>
+      </w:r>
+      <w:proofErr w:type="spellStart"/>
+      <w:r>
+        <w:rPr>
+          <w:sz w:val="24"/>
+          <w:szCs w:val="24"/>
+        </w:rPr>
+        <w:t>Macktoobian</w:t>
+      </w:r>
+      <w:proofErr w:type="spellEnd"/>
+      <w:r>
+        <w:rPr>
+          <w:sz w:val="24"/>
+          <w:szCs w:val="24"/>
+        </w:rPr>
+        <w:t>, 2024)</w:t>
       </w:r>
     </w:p>
     <w:p>
@@ -6305,6 +6526,7 @@
         </w:rPr>
         <w:t xml:space="preserve">Siguiendo con </w:t>
       </w:r>
+      <w:proofErr w:type="spellStart"/>
       <w:r>
         <w:rPr>
           <w:sz w:val="24"/>
@@ -6312,6 +6534,7 @@
         </w:rPr>
         <w:t>Macktoobian</w:t>
       </w:r>
+      <w:proofErr w:type="spellEnd"/>
       <w:r>
         <w:rPr>
           <w:sz w:val="24"/>
@@ -6531,7 +6754,23 @@
           <w:sz w:val="24"/>
           <w:szCs w:val="24"/>
         </w:rPr>
-        <w:t>(Macktoobian, 2024</w:t>
+        <w:t>(</w:t>
+      </w:r>
+      <w:proofErr w:type="spellStart"/>
+      <w:r>
+        <w:rPr>
+          <w:sz w:val="24"/>
+          <w:szCs w:val="24"/>
+        </w:rPr>
+        <w:t>Macktoobian</w:t>
+      </w:r>
+      <w:proofErr w:type="spellEnd"/>
+      <w:r>
+        <w:rPr>
+          <w:sz w:val="24"/>
+          <w:szCs w:val="24"/>
+        </w:rPr>
+        <w:t>, 2024</w:t>
       </w:r>
       <w:r>
         <w:rPr>
@@ -6576,7 +6815,23 @@
           <w:sz w:val="24"/>
           <w:szCs w:val="24"/>
         </w:rPr>
-        <w:t>(Macktoobian, 2024</w:t>
+        <w:t>(</w:t>
+      </w:r>
+      <w:proofErr w:type="spellStart"/>
+      <w:r>
+        <w:rPr>
+          <w:sz w:val="24"/>
+          <w:szCs w:val="24"/>
+        </w:rPr>
+        <w:t>Macktoobian</w:t>
+      </w:r>
+      <w:proofErr w:type="spellEnd"/>
+      <w:r>
+        <w:rPr>
+          <w:sz w:val="24"/>
+          <w:szCs w:val="24"/>
+        </w:rPr>
+        <w:t>, 2024</w:t>
       </w:r>
       <w:r>
         <w:rPr>
@@ -7394,7 +7649,23 @@
           <w:sz w:val="24"/>
           <w:szCs w:val="24"/>
         </w:rPr>
-        <w:t xml:space="preserve"> 1998; Monteny y Erisman 1998). Las pérdidas de nitrógeno comienzan en el punto de excreción </w:t>
+        <w:t xml:space="preserve"> 1998; </w:t>
+      </w:r>
+      <w:proofErr w:type="spellStart"/>
+      <w:r>
+        <w:rPr>
+          <w:sz w:val="24"/>
+          <w:szCs w:val="24"/>
+        </w:rPr>
+        <w:t>Monteny</w:t>
+      </w:r>
+      <w:proofErr w:type="spellEnd"/>
+      <w:r>
+        <w:rPr>
+          <w:sz w:val="24"/>
+          <w:szCs w:val="24"/>
+        </w:rPr>
+        <w:t xml:space="preserve"> y Erisman 1998). Las pérdidas de nitrógeno comienzan en el punto de excreción </w:t>
       </w:r>
       <w:r>
         <w:rPr>
@@ -7614,6 +7885,7 @@
         </w:rPr>
         <w:t xml:space="preserve">En general, la reutilización de residuos sólidos mediante procesos de compostaje y </w:t>
       </w:r>
+      <w:proofErr w:type="spellStart"/>
       <w:r>
         <w:rPr>
           <w:sz w:val="24"/>
@@ -7626,7 +7898,15 @@
           <w:sz w:val="24"/>
           <w:szCs w:val="24"/>
         </w:rPr>
-        <w:t>compostaje genera un impacto positivo en el medio ambiente (Lim et al., 2016)</w:t>
+        <w:t>compostaje</w:t>
+      </w:r>
+      <w:proofErr w:type="spellEnd"/>
+      <w:r>
+        <w:rPr>
+          <w:sz w:val="24"/>
+          <w:szCs w:val="24"/>
+        </w:rPr>
+        <w:t xml:space="preserve"> genera un impacto positivo en el medio ambiente (Lim et al., 2016)</w:t>
       </w:r>
       <w:r>
         <w:rPr>
@@ -7830,7 +8110,23 @@
           <w:sz w:val="24"/>
           <w:szCs w:val="24"/>
         </w:rPr>
-        <w:t xml:space="preserve"> eq/ton </w:t>
+        <w:t xml:space="preserve"> </w:t>
+      </w:r>
+      <w:proofErr w:type="spellStart"/>
+      <w:r>
+        <w:rPr>
+          <w:sz w:val="24"/>
+          <w:szCs w:val="24"/>
+        </w:rPr>
+        <w:t>eq</w:t>
+      </w:r>
+      <w:proofErr w:type="spellEnd"/>
+      <w:r>
+        <w:rPr>
+          <w:sz w:val="24"/>
+          <w:szCs w:val="24"/>
+        </w:rPr>
+        <w:t xml:space="preserve">/ton </w:t>
       </w:r>
       <w:r>
         <w:rPr>
@@ -7876,12 +8172,21 @@
         </w:rPr>
         <w:t xml:space="preserve"> </w:t>
       </w:r>
-      <w:r>
-        <w:rPr>
-          <w:sz w:val="24"/>
-          <w:szCs w:val="24"/>
-        </w:rPr>
-        <w:t>eq/ton</w:t>
+      <w:proofErr w:type="spellStart"/>
+      <w:r>
+        <w:rPr>
+          <w:sz w:val="24"/>
+          <w:szCs w:val="24"/>
+        </w:rPr>
+        <w:t>eq</w:t>
+      </w:r>
+      <w:proofErr w:type="spellEnd"/>
+      <w:r>
+        <w:rPr>
+          <w:sz w:val="24"/>
+          <w:szCs w:val="24"/>
+        </w:rPr>
+        <w:t>/ton</w:t>
       </w:r>
       <w:r>
         <w:rPr>
@@ -7897,6 +8202,7 @@
         </w:rPr>
         <w:t xml:space="preserve"> el </w:t>
       </w:r>
+      <w:proofErr w:type="spellStart"/>
       <w:r>
         <w:rPr>
           <w:sz w:val="24"/>
@@ -7911,6 +8217,7 @@
         </w:rPr>
         <w:t>icompostaje</w:t>
       </w:r>
+      <w:proofErr w:type="spellEnd"/>
       <w:r>
         <w:rPr>
           <w:sz w:val="24"/>
@@ -7974,6 +8281,7 @@
         </w:rPr>
         <w:t xml:space="preserve"> de implementar y que en términos de calentamiento global el sistema de </w:t>
       </w:r>
+      <w:proofErr w:type="spellStart"/>
       <w:r>
         <w:rPr>
           <w:sz w:val="24"/>
@@ -7981,6 +8289,7 @@
         </w:rPr>
         <w:t>lombricompostaje</w:t>
       </w:r>
+      <w:proofErr w:type="spellEnd"/>
       <w:r>
         <w:rPr>
           <w:sz w:val="24"/>
@@ -8085,6 +8394,7 @@
         </w:rPr>
         <w:tab/>
       </w:r>
+      <w:proofErr w:type="spellStart"/>
       <w:r>
         <w:rPr>
           <w:sz w:val="24"/>
@@ -8092,6 +8402,7 @@
         </w:rPr>
         <w:t>Macktoobian</w:t>
       </w:r>
+      <w:proofErr w:type="spellEnd"/>
       <w:r>
         <w:rPr>
           <w:sz w:val="24"/>
@@ -8141,6 +8452,7 @@
         </w:rPr>
         <w:t xml:space="preserve">detallado del proceso de </w:t>
       </w:r>
+      <w:proofErr w:type="spellStart"/>
       <w:r>
         <w:rPr>
           <w:sz w:val="24"/>
@@ -8155,6 +8467,7 @@
         </w:rPr>
         <w:t>compostaje</w:t>
       </w:r>
+      <w:proofErr w:type="spellEnd"/>
       <w:r>
         <w:rPr>
           <w:sz w:val="24"/>
@@ -8169,6 +8482,7 @@
         </w:rPr>
         <w:t xml:space="preserve">. Usando como unidad funcional 1 kg de </w:t>
       </w:r>
+      <w:proofErr w:type="spellStart"/>
       <w:r>
         <w:rPr>
           <w:sz w:val="24"/>
@@ -8181,7 +8495,39 @@
           <w:sz w:val="24"/>
           <w:szCs w:val="24"/>
         </w:rPr>
-        <w:t>compost y tomando datos de la base EcoInvent y evaluaciones de impacto de ReCiP</w:t>
+        <w:t>compost</w:t>
+      </w:r>
+      <w:proofErr w:type="spellEnd"/>
+      <w:r>
+        <w:rPr>
+          <w:sz w:val="24"/>
+          <w:szCs w:val="24"/>
+        </w:rPr>
+        <w:t xml:space="preserve"> y tomando datos de la base </w:t>
+      </w:r>
+      <w:proofErr w:type="spellStart"/>
+      <w:r>
+        <w:rPr>
+          <w:sz w:val="24"/>
+          <w:szCs w:val="24"/>
+        </w:rPr>
+        <w:t>EcoInvent</w:t>
+      </w:r>
+      <w:proofErr w:type="spellEnd"/>
+      <w:r>
+        <w:rPr>
+          <w:sz w:val="24"/>
+          <w:szCs w:val="24"/>
+        </w:rPr>
+        <w:t xml:space="preserve"> y evaluaciones de impacto de </w:t>
+      </w:r>
+      <w:proofErr w:type="spellStart"/>
+      <w:r>
+        <w:rPr>
+          <w:sz w:val="24"/>
+          <w:szCs w:val="24"/>
+        </w:rPr>
+        <w:t>ReCiP</w:t>
       </w:r>
       <w:r>
         <w:rPr>
@@ -8190,6 +8536,7 @@
         </w:rPr>
         <w:t>e</w:t>
       </w:r>
+      <w:proofErr w:type="spellEnd"/>
       <w:r>
         <w:rPr>
           <w:sz w:val="24"/>
@@ -8238,7 +8585,23 @@
           <w:sz w:val="24"/>
           <w:szCs w:val="24"/>
         </w:rPr>
-        <w:t xml:space="preserve"> eq para el calentamiento global, 1,18 × 10</w:t>
+        <w:t xml:space="preserve"> </w:t>
+      </w:r>
+      <w:proofErr w:type="spellStart"/>
+      <w:r>
+        <w:rPr>
+          <w:sz w:val="24"/>
+          <w:szCs w:val="24"/>
+        </w:rPr>
+        <w:t>eq</w:t>
+      </w:r>
+      <w:proofErr w:type="spellEnd"/>
+      <w:r>
+        <w:rPr>
+          <w:sz w:val="24"/>
+          <w:szCs w:val="24"/>
+        </w:rPr>
+        <w:t xml:space="preserve"> para el calentamiento global, 1,18 × 10</w:t>
       </w:r>
       <w:r>
         <w:rPr>
@@ -8253,7 +8616,23 @@
           <w:sz w:val="24"/>
           <w:szCs w:val="24"/>
         </w:rPr>
-        <w:t xml:space="preserve"> kg de P eq para la eutrofización del agua dulce y 2,17 × 10</w:t>
+        <w:t xml:space="preserve"> kg de P </w:t>
+      </w:r>
+      <w:proofErr w:type="spellStart"/>
+      <w:r>
+        <w:rPr>
+          <w:sz w:val="24"/>
+          <w:szCs w:val="24"/>
+        </w:rPr>
+        <w:t>eq</w:t>
+      </w:r>
+      <w:proofErr w:type="spellEnd"/>
+      <w:r>
+        <w:rPr>
+          <w:sz w:val="24"/>
+          <w:szCs w:val="24"/>
+        </w:rPr>
+        <w:t xml:space="preserve"> para la eutrofización del agua dulce y 2,17 × 10</w:t>
       </w:r>
       <w:r>
         <w:rPr>
@@ -8268,7 +8647,23 @@
           <w:sz w:val="24"/>
           <w:szCs w:val="24"/>
         </w:rPr>
-        <w:t xml:space="preserve"> kg de N eq para la eutrofización marina.</w:t>
+        <w:t xml:space="preserve"> kg de N </w:t>
+      </w:r>
+      <w:proofErr w:type="spellStart"/>
+      <w:r>
+        <w:rPr>
+          <w:sz w:val="24"/>
+          <w:szCs w:val="24"/>
+        </w:rPr>
+        <w:t>eq</w:t>
+      </w:r>
+      <w:proofErr w:type="spellEnd"/>
+      <w:r>
+        <w:rPr>
+          <w:sz w:val="24"/>
+          <w:szCs w:val="24"/>
+        </w:rPr>
+        <w:t xml:space="preserve"> para la eutrofización marina.</w:t>
       </w:r>
       <w:r>
         <w:rPr>
@@ -8284,6 +8679,7 @@
         </w:rPr>
         <w:t xml:space="preserve">Los resultados del estudio resaltan el potencial del </w:t>
       </w:r>
+      <w:proofErr w:type="spellStart"/>
       <w:r>
         <w:rPr>
           <w:sz w:val="24"/>
@@ -8296,7 +8692,15 @@
           <w:sz w:val="24"/>
           <w:szCs w:val="24"/>
         </w:rPr>
-        <w:t>compost como una opción sostenible frente a los fertilizantes convencionales en la producción de cultivos.</w:t>
+        <w:t>compost</w:t>
+      </w:r>
+      <w:proofErr w:type="spellEnd"/>
+      <w:r>
+        <w:rPr>
+          <w:sz w:val="24"/>
+          <w:szCs w:val="24"/>
+        </w:rPr>
+        <w:t xml:space="preserve"> como una opción sostenible frente a los fertilizantes convencionales en la producción de cultivos.</w:t>
       </w:r>
     </w:p>
     <w:p>
@@ -8521,6 +8925,7 @@
         </w:rPr>
         <w:t xml:space="preserve"> el </w:t>
       </w:r>
+      <w:proofErr w:type="spellStart"/>
       <w:r>
         <w:rPr>
           <w:sz w:val="24"/>
@@ -8549,6 +8954,7 @@
         </w:rPr>
         <w:t>je</w:t>
       </w:r>
+      <w:proofErr w:type="spellEnd"/>
       <w:r>
         <w:rPr>
           <w:sz w:val="24"/>
@@ -8715,7 +9121,15 @@
           <w:sz w:val="24"/>
           <w:szCs w:val="24"/>
         </w:rPr>
-        <w:t>mediante l</w:t>
+        <w:t xml:space="preserve">mediante </w:t>
+      </w:r>
+      <w:proofErr w:type="spellStart"/>
+      <w:r>
+        <w:rPr>
+          <w:sz w:val="24"/>
+          <w:szCs w:val="24"/>
+        </w:rPr>
+        <w:t>l</w:t>
       </w:r>
       <w:r>
         <w:rPr>
@@ -8724,6 +9138,7 @@
         </w:rPr>
         <w:t>ombricompostaje</w:t>
       </w:r>
+      <w:proofErr w:type="spellEnd"/>
       <w:r>
         <w:rPr>
           <w:sz w:val="24"/>
@@ -8942,6 +9357,7 @@
         </w:rPr>
         <w:t xml:space="preserve">del sistema de </w:t>
       </w:r>
+      <w:proofErr w:type="spellStart"/>
       <w:r>
         <w:rPr>
           <w:sz w:val="24"/>
@@ -8954,7 +9370,15 @@
           <w:sz w:val="24"/>
           <w:szCs w:val="24"/>
         </w:rPr>
-        <w:t xml:space="preserve">compostaje </w:t>
+        <w:t>compostaje</w:t>
+      </w:r>
+      <w:proofErr w:type="spellEnd"/>
+      <w:r>
+        <w:rPr>
+          <w:sz w:val="24"/>
+          <w:szCs w:val="24"/>
+        </w:rPr>
+        <w:t xml:space="preserve"> </w:t>
       </w:r>
       <w:r>
         <w:rPr>
@@ -8975,8 +9399,25 @@
           <w:sz w:val="24"/>
           <w:szCs w:val="24"/>
         </w:rPr>
-        <w:t xml:space="preserve">10,8 g, 62,3 g y 12,8 g por megagramo de residuos orgánicos para metano, óxido nitroso y amoníaco, respectivamente. El </w:t>
-      </w:r>
+        <w:t xml:space="preserve">10,8 g, 62,3 g y 12,8 g por </w:t>
+      </w:r>
+      <w:proofErr w:type="spellStart"/>
+      <w:r>
+        <w:rPr>
+          <w:sz w:val="24"/>
+          <w:szCs w:val="24"/>
+        </w:rPr>
+        <w:t>megagramo</w:t>
+      </w:r>
+      <w:proofErr w:type="spellEnd"/>
+      <w:r>
+        <w:rPr>
+          <w:sz w:val="24"/>
+          <w:szCs w:val="24"/>
+        </w:rPr>
+        <w:t xml:space="preserve"> de residuos orgánicos para metano, óxido nitroso y amoníaco, respectivamente. El </w:t>
+      </w:r>
+      <w:proofErr w:type="spellStart"/>
       <w:r>
         <w:rPr>
           <w:sz w:val="24"/>
@@ -8989,8 +9430,17 @@
           <w:sz w:val="24"/>
           <w:szCs w:val="24"/>
         </w:rPr>
-        <w:t xml:space="preserve">compostaje se desempeñó satisfactoriamente en términos de potencial de calentamiento global y eutrofización. Sin embargo, si el </w:t>
-      </w:r>
+        <w:t>compostaje</w:t>
+      </w:r>
+      <w:proofErr w:type="spellEnd"/>
+      <w:r>
+        <w:rPr>
+          <w:sz w:val="24"/>
+          <w:szCs w:val="24"/>
+        </w:rPr>
+        <w:t xml:space="preserve"> se desempeñó satisfactoriamente en términos de potencial de calentamiento global y eutrofización. Sin embargo, si el </w:t>
+      </w:r>
+      <w:proofErr w:type="spellStart"/>
       <w:r>
         <w:rPr>
           <w:sz w:val="24"/>
@@ -9003,7 +9453,15 @@
           <w:sz w:val="24"/>
           <w:szCs w:val="24"/>
         </w:rPr>
-        <w:t xml:space="preserve">compost generado se desecha de manera inadecuada, </w:t>
+        <w:t>compost</w:t>
+      </w:r>
+      <w:proofErr w:type="spellEnd"/>
+      <w:r>
+        <w:rPr>
+          <w:sz w:val="24"/>
+          <w:szCs w:val="24"/>
+        </w:rPr>
+        <w:t xml:space="preserve"> generado se desecha de manera inadecuada, </w:t>
       </w:r>
       <w:r>
         <w:rPr>
@@ -9067,6 +9525,7 @@
         </w:rPr>
         <w:t xml:space="preserve"> (CH₄, N₂O y NH₃) de sistemas de </w:t>
       </w:r>
+      <w:proofErr w:type="spellStart"/>
       <w:r>
         <w:rPr>
           <w:sz w:val="24"/>
@@ -9079,8 +9538,17 @@
           <w:sz w:val="24"/>
           <w:szCs w:val="24"/>
         </w:rPr>
-        <w:t xml:space="preserve">compostaje que utilizan estiércol bovino como sustrato. Sin embargo, las emisiones se midieron solamente una vez durante un ciclo completo de </w:t>
-      </w:r>
+        <w:t>compostaje</w:t>
+      </w:r>
+      <w:proofErr w:type="spellEnd"/>
+      <w:r>
+        <w:rPr>
+          <w:sz w:val="24"/>
+          <w:szCs w:val="24"/>
+        </w:rPr>
+        <w:t xml:space="preserve"> que utilizan estiércol bovino como sustrato. Sin embargo, las emisiones se midieron solamente una vez durante un ciclo completo de </w:t>
+      </w:r>
+      <w:proofErr w:type="spellStart"/>
       <w:r>
         <w:rPr>
           <w:sz w:val="24"/>
@@ -9093,7 +9561,31 @@
           <w:sz w:val="24"/>
           <w:szCs w:val="24"/>
         </w:rPr>
-        <w:t>compostaje. Por lo que no se obtuvo información sobre la variación de las emisiones en las distintas etapas del proceso. Por ello, el estudio de Jjagwe et al. (2019) se llevó a cabo para abordar esta limitación</w:t>
+        <w:t>compostaje</w:t>
+      </w:r>
+      <w:proofErr w:type="spellEnd"/>
+      <w:r>
+        <w:rPr>
+          <w:sz w:val="24"/>
+          <w:szCs w:val="24"/>
+        </w:rPr>
+        <w:t xml:space="preserve">. Por lo que no se obtuvo información sobre la variación de las emisiones en las distintas etapas del proceso. Por ello, el estudio de </w:t>
+      </w:r>
+      <w:proofErr w:type="spellStart"/>
+      <w:r>
+        <w:rPr>
+          <w:sz w:val="24"/>
+          <w:szCs w:val="24"/>
+        </w:rPr>
+        <w:t>Jjagwe</w:t>
+      </w:r>
+      <w:proofErr w:type="spellEnd"/>
+      <w:r>
+        <w:rPr>
+          <w:sz w:val="24"/>
+          <w:szCs w:val="24"/>
+        </w:rPr>
+        <w:t xml:space="preserve"> et al. (2019) se llevó a cabo para abordar esta limitación</w:t>
       </w:r>
       <w:r>
         <w:rPr>
@@ -9128,7 +9620,22 @@
           <w:szCs w:val="24"/>
         </w:rPr>
         <w:tab/>
-        <w:t xml:space="preserve">Jjagwe et al. (2019) </w:t>
+      </w:r>
+      <w:proofErr w:type="spellStart"/>
+      <w:r>
+        <w:rPr>
+          <w:sz w:val="24"/>
+          <w:szCs w:val="24"/>
+        </w:rPr>
+        <w:t>Jjagwe</w:t>
+      </w:r>
+      <w:proofErr w:type="spellEnd"/>
+      <w:r>
+        <w:rPr>
+          <w:sz w:val="24"/>
+          <w:szCs w:val="24"/>
+        </w:rPr>
+        <w:t xml:space="preserve"> et al. (2019) </w:t>
       </w:r>
       <w:r>
         <w:rPr>
@@ -9179,6 +9686,7 @@
         </w:rPr>
         <w:t xml:space="preserve"> sistema de </w:t>
       </w:r>
+      <w:proofErr w:type="spellStart"/>
       <w:r>
         <w:rPr>
           <w:sz w:val="24"/>
@@ -9191,8 +9699,17 @@
           <w:sz w:val="24"/>
           <w:szCs w:val="24"/>
         </w:rPr>
-        <w:t>compostaje que utilizó estiércol bovino y lombrices (</w:t>
-      </w:r>
+        <w:t>compostaje</w:t>
+      </w:r>
+      <w:proofErr w:type="spellEnd"/>
+      <w:r>
+        <w:rPr>
+          <w:sz w:val="24"/>
+          <w:szCs w:val="24"/>
+        </w:rPr>
+        <w:t xml:space="preserve"> que utilizó estiércol bovino y lombrices (</w:t>
+      </w:r>
+      <w:proofErr w:type="spellStart"/>
       <w:r>
         <w:rPr>
           <w:i/>
@@ -9200,8 +9717,29 @@
           <w:sz w:val="24"/>
           <w:szCs w:val="24"/>
         </w:rPr>
-        <w:t>Eudrilus euginea</w:t>
-      </w:r>
+        <w:t>Eudrilus</w:t>
+      </w:r>
+      <w:proofErr w:type="spellEnd"/>
+      <w:r>
+        <w:rPr>
+          <w:i/>
+          <w:iCs/>
+          <w:sz w:val="24"/>
+          <w:szCs w:val="24"/>
+        </w:rPr>
+        <w:t xml:space="preserve"> </w:t>
+      </w:r>
+      <w:proofErr w:type="spellStart"/>
+      <w:r>
+        <w:rPr>
+          <w:i/>
+          <w:iCs/>
+          <w:sz w:val="24"/>
+          <w:szCs w:val="24"/>
+        </w:rPr>
+        <w:t>euginea</w:t>
+      </w:r>
+      <w:proofErr w:type="spellEnd"/>
       <w:r>
         <w:rPr>
           <w:sz w:val="24"/>
@@ -9251,6 +9789,7 @@
         </w:rPr>
         <w:t xml:space="preserve">Del total de materiales ingresados al sistema, el 46 % se convirtió en </w:t>
       </w:r>
+      <w:proofErr w:type="spellStart"/>
       <w:r>
         <w:rPr>
           <w:sz w:val="24"/>
@@ -9263,8 +9802,17 @@
           <w:sz w:val="24"/>
           <w:szCs w:val="24"/>
         </w:rPr>
-        <w:t xml:space="preserve">compost, el 2 % en biomasa de lombriz y el 52 % se perdió en la atmósfera. El análisis de flujo de sustancias mostró que el 30 % del carbono se incorporó al </w:t>
-      </w:r>
+        <w:t>compost</w:t>
+      </w:r>
+      <w:proofErr w:type="spellEnd"/>
+      <w:r>
+        <w:rPr>
+          <w:sz w:val="24"/>
+          <w:szCs w:val="24"/>
+        </w:rPr>
+        <w:t xml:space="preserve">, el 2 % en biomasa de lombriz y el 52 % se perdió en la atmósfera. El análisis de flujo de sustancias mostró que el 30 % del carbono se incorporó al </w:t>
+      </w:r>
+      <w:proofErr w:type="spellStart"/>
       <w:r>
         <w:rPr>
           <w:sz w:val="24"/>
@@ -9277,8 +9825,17 @@
           <w:sz w:val="24"/>
           <w:szCs w:val="24"/>
         </w:rPr>
-        <w:t xml:space="preserve">compost, el 69 % se emitió a la atmósfera y el 2 % se acumuló en las lombrices. En cuanto al nitrógeno, el 75 % se transfirió al </w:t>
-      </w:r>
+        <w:t>compost</w:t>
+      </w:r>
+      <w:proofErr w:type="spellEnd"/>
+      <w:r>
+        <w:rPr>
+          <w:sz w:val="24"/>
+          <w:szCs w:val="24"/>
+        </w:rPr>
+        <w:t xml:space="preserve">, el 69 % se emitió a la atmósfera y el 2 % se acumuló en las lombrices. En cuanto al nitrógeno, el 75 % se transfirió al </w:t>
+      </w:r>
+      <w:proofErr w:type="spellStart"/>
       <w:r>
         <w:rPr>
           <w:sz w:val="24"/>
@@ -9291,7 +9848,15 @@
           <w:sz w:val="24"/>
           <w:szCs w:val="24"/>
         </w:rPr>
-        <w:t>compost, el 7 % a las lombrices y el 18 % se liberó a la atmósfera.</w:t>
+        <w:t>compost</w:t>
+      </w:r>
+      <w:proofErr w:type="spellEnd"/>
+      <w:r>
+        <w:rPr>
+          <w:sz w:val="24"/>
+          <w:szCs w:val="24"/>
+        </w:rPr>
+        <w:t>, el 7 % a las lombrices y el 18 % se liberó a la atmósfera.</w:t>
       </w:r>
     </w:p>
     <w:p>
@@ -9355,6 +9920,7 @@
         </w:rPr>
         <w:t xml:space="preserve">943 × 10⁻⁵ g N₂O kg⁻¹ de residuo en base seca, mientras que no se detectó NH₃ durante el periodo de medición. En comparación con otros métodos de manejo de estiércol, el </w:t>
       </w:r>
+      <w:proofErr w:type="spellStart"/>
       <w:r>
         <w:rPr>
           <w:sz w:val="24"/>
@@ -9367,7 +9933,15 @@
           <w:sz w:val="24"/>
           <w:szCs w:val="24"/>
         </w:rPr>
-        <w:t>icompostaje mostró un buen potencial para conservar nutrientes y reducir la emisión de gases de efecto invernadero.</w:t>
+        <w:t>icompostaje</w:t>
+      </w:r>
+      <w:proofErr w:type="spellEnd"/>
+      <w:r>
+        <w:rPr>
+          <w:sz w:val="24"/>
+          <w:szCs w:val="24"/>
+        </w:rPr>
+        <w:t xml:space="preserve"> mostró un buen potencial para conservar nutrientes y reducir la emisión de gases de efecto invernadero.</w:t>
       </w:r>
       <w:r>
         <w:rPr>
@@ -9471,7 +10045,71 @@
           <w:sz w:val="24"/>
           <w:szCs w:val="24"/>
         </w:rPr>
-        <w:t xml:space="preserve">Arfelli et al. (2023) evaluaron el impacto ambiental de convertir residuos agrícolas y ganaderos en acondicionador de suelo mediante digestión anaerobia (DA) y lombricompostaje, comparando con dos escenarios alternativos: uno en el que la cogeneración de energía se reemplazó por la mejora de biometano y otro que consideró la extracción y uso de turba como alternativa comercial no renovable. El análisis incluyó la infraestructura, transporte, insumos, consumo de diésel y electricidad, emisiones atmosféricas y generación in situ de energía renovable, excluyendo residuos menores al 1%. Se utilizaron datos primarios de una empresa productora y secundarios de bases especializadas, estimando el consumo energético con un enfoque de abajo hacia arriba. La Evaluación del Ciclo de Vida (EICV) empleó el método ReCiPe 2016 para analizar 18 categorías de impacto, destacando calentamiento global y partículas en suspensión. Los resultados mostraron que el acondicionador de suelo tuvo un mejor desempeño ambiental en 15 categorías, logrando una reducción de 397 kg CO₂ eq/ton frente al uso de turba y 165 kg CO₂ eq/ton respecto a la mejora de </w:t>
+        <w:t xml:space="preserve">Arfelli et al. (2023) evaluaron el impacto ambiental de convertir residuos agrícolas y ganaderos en acondicionador de suelo mediante digestión anaerobia (DA) y </w:t>
+      </w:r>
+      <w:proofErr w:type="spellStart"/>
+      <w:r>
+        <w:rPr>
+          <w:sz w:val="24"/>
+          <w:szCs w:val="24"/>
+        </w:rPr>
+        <w:t>lombricompostaje</w:t>
+      </w:r>
+      <w:proofErr w:type="spellEnd"/>
+      <w:r>
+        <w:rPr>
+          <w:sz w:val="24"/>
+          <w:szCs w:val="24"/>
+        </w:rPr>
+        <w:t xml:space="preserve">, comparando con dos escenarios alternativos: uno en el que la cogeneración de energía se reemplazó por la mejora de biometano y otro que consideró la extracción y uso de turba como alternativa comercial no renovable. El análisis incluyó la infraestructura, transporte, insumos, consumo de diésel y electricidad, emisiones atmosféricas y generación in situ de energía renovable, excluyendo residuos menores al 1%. Se utilizaron datos primarios de una empresa productora y secundarios de bases especializadas, estimando el consumo energético con un enfoque de abajo hacia arriba. La Evaluación del Ciclo de Vida (EICV) empleó el método </w:t>
+      </w:r>
+      <w:proofErr w:type="spellStart"/>
+      <w:r>
+        <w:rPr>
+          <w:sz w:val="24"/>
+          <w:szCs w:val="24"/>
+        </w:rPr>
+        <w:t>ReCiPe</w:t>
+      </w:r>
+      <w:proofErr w:type="spellEnd"/>
+      <w:r>
+        <w:rPr>
+          <w:sz w:val="24"/>
+          <w:szCs w:val="24"/>
+        </w:rPr>
+        <w:t xml:space="preserve"> 2016 para analizar 18 categorías de impacto, destacando calentamiento global y partículas en suspensión. Los resultados mostraron que el acondicionador de suelo tuvo un mejor desempeño ambiental en 15 categorías, logrando una reducción de 397 kg CO₂ </w:t>
+      </w:r>
+      <w:proofErr w:type="spellStart"/>
+      <w:r>
+        <w:rPr>
+          <w:sz w:val="24"/>
+          <w:szCs w:val="24"/>
+        </w:rPr>
+        <w:t>eq</w:t>
+      </w:r>
+      <w:proofErr w:type="spellEnd"/>
+      <w:r>
+        <w:rPr>
+          <w:sz w:val="24"/>
+          <w:szCs w:val="24"/>
+        </w:rPr>
+        <w:t xml:space="preserve">/ton frente al uso de turba y 165 kg CO₂ </w:t>
+      </w:r>
+      <w:proofErr w:type="spellStart"/>
+      <w:r>
+        <w:rPr>
+          <w:sz w:val="24"/>
+          <w:szCs w:val="24"/>
+        </w:rPr>
+        <w:t>eq</w:t>
+      </w:r>
+      <w:proofErr w:type="spellEnd"/>
+      <w:r>
+        <w:rPr>
+          <w:sz w:val="24"/>
+          <w:szCs w:val="24"/>
+        </w:rPr>
+        <w:t xml:space="preserve">/ton respecto a la mejora de </w:t>
       </w:r>
       <w:r>
         <w:rPr>
@@ -9503,7 +10141,7 @@
     </w:p>
     <w:p>
       <w:pPr>
-        <w:pStyle w:val="Ttulo1"/>
+        <w:pStyle w:val="Heading1"/>
         <w:numPr>
           <w:ilvl w:val="0"/>
           <w:numId w:val="2"/>
@@ -9535,7 +10173,7 @@
     </w:p>
     <w:p>
       <w:pPr>
-        <w:pStyle w:val="Ttulo3"/>
+        <w:pStyle w:val="Heading3"/>
         <w:tabs>
           <w:tab w:val="left" w:pos="461"/>
         </w:tabs>
@@ -9656,7 +10294,7 @@
     </w:p>
     <w:p>
       <w:pPr>
-        <w:pStyle w:val="Ttulo3"/>
+        <w:pStyle w:val="Heading3"/>
         <w:tabs>
           <w:tab w:val="left" w:pos="461"/>
         </w:tabs>
@@ -9732,14 +10370,30 @@
           <w:sz w:val="24"/>
           <w:szCs w:val="24"/>
         </w:rPr>
-        <w:t xml:space="preserve"> lombricompost</w:t>
-      </w:r>
-      <w:r>
-        <w:rPr>
-          <w:sz w:val="24"/>
-          <w:szCs w:val="24"/>
-        </w:rPr>
-        <w:t>aje y el aplicado como purines directamente en los campos de pastoreo.</w:t>
+        <w:t xml:space="preserve"> </w:t>
+      </w:r>
+      <w:proofErr w:type="spellStart"/>
+      <w:r>
+        <w:rPr>
+          <w:sz w:val="24"/>
+          <w:szCs w:val="24"/>
+        </w:rPr>
+        <w:t>lombricompost</w:t>
+      </w:r>
+      <w:r>
+        <w:rPr>
+          <w:sz w:val="24"/>
+          <w:szCs w:val="24"/>
+        </w:rPr>
+        <w:t>aje</w:t>
+      </w:r>
+      <w:proofErr w:type="spellEnd"/>
+      <w:r>
+        <w:rPr>
+          <w:sz w:val="24"/>
+          <w:szCs w:val="24"/>
+        </w:rPr>
+        <w:t xml:space="preserve"> y el aplicado como purines directamente en los campos de pastoreo.</w:t>
       </w:r>
     </w:p>
     <w:p>
@@ -9795,14 +10449,30 @@
           <w:sz w:val="24"/>
           <w:szCs w:val="24"/>
         </w:rPr>
-        <w:t xml:space="preserve"> lombricompost</w:t>
-      </w:r>
-      <w:r>
-        <w:rPr>
-          <w:sz w:val="24"/>
-          <w:szCs w:val="24"/>
-        </w:rPr>
-        <w:t>aje y</w:t>
+        <w:t xml:space="preserve"> </w:t>
+      </w:r>
+      <w:proofErr w:type="spellStart"/>
+      <w:r>
+        <w:rPr>
+          <w:sz w:val="24"/>
+          <w:szCs w:val="24"/>
+        </w:rPr>
+        <w:t>lombricompost</w:t>
+      </w:r>
+      <w:r>
+        <w:rPr>
+          <w:sz w:val="24"/>
+          <w:szCs w:val="24"/>
+        </w:rPr>
+        <w:t>aje</w:t>
+      </w:r>
+      <w:proofErr w:type="spellEnd"/>
+      <w:r>
+        <w:rPr>
+          <w:sz w:val="24"/>
+          <w:szCs w:val="24"/>
+        </w:rPr>
+        <w:t xml:space="preserve"> y</w:t>
       </w:r>
       <w:r>
         <w:rPr>
@@ -9849,7 +10519,7 @@
     </w:p>
     <w:p>
       <w:pPr>
-        <w:pStyle w:val="Ttulo1"/>
+        <w:pStyle w:val="Heading1"/>
         <w:numPr>
           <w:ilvl w:val="0"/>
           <w:numId w:val="2"/>
@@ -10051,6 +10721,7 @@
         </w:rPr>
         <w:t xml:space="preserve"> el escenario base, que involucra </w:t>
       </w:r>
+      <w:proofErr w:type="spellStart"/>
       <w:r>
         <w:rPr>
           <w:sz w:val="24"/>
@@ -10072,6 +10743,7 @@
         </w:rPr>
         <w:t>je</w:t>
       </w:r>
+      <w:proofErr w:type="spellEnd"/>
       <w:r>
         <w:rPr>
           <w:sz w:val="24"/>
@@ -10675,6 +11347,7 @@
         </w:rPr>
         <w:t xml:space="preserve">mediante </w:t>
       </w:r>
+      <w:proofErr w:type="spellStart"/>
       <w:r>
         <w:rPr>
           <w:sz w:val="24"/>
@@ -10689,6 +11362,7 @@
         </w:rPr>
         <w:t>je</w:t>
       </w:r>
+      <w:proofErr w:type="spellEnd"/>
       <w:r>
         <w:rPr>
           <w:sz w:val="24"/>
@@ -10757,7 +11431,15 @@
           <w:sz w:val="24"/>
           <w:szCs w:val="24"/>
         </w:rPr>
-        <w:t xml:space="preserve"> lombric</w:t>
+        <w:t xml:space="preserve"> </w:t>
+      </w:r>
+      <w:proofErr w:type="spellStart"/>
+      <w:r>
+        <w:rPr>
+          <w:sz w:val="24"/>
+          <w:szCs w:val="24"/>
+        </w:rPr>
+        <w:t>lombric</w:t>
       </w:r>
       <w:r>
         <w:rPr>
@@ -10766,6 +11448,7 @@
         </w:rPr>
         <w:t>ario</w:t>
       </w:r>
+      <w:proofErr w:type="spellEnd"/>
       <w:r>
         <w:rPr>
           <w:sz w:val="24"/>
@@ -10843,12 +11526,21 @@
         </w:rPr>
         <w:t xml:space="preserve"> </w:t>
       </w:r>
-      <w:r>
-        <w:rPr>
-          <w:sz w:val="24"/>
-          <w:szCs w:val="24"/>
-        </w:rPr>
-        <w:t xml:space="preserve">lombricario </w:t>
+      <w:proofErr w:type="spellStart"/>
+      <w:r>
+        <w:rPr>
+          <w:sz w:val="24"/>
+          <w:szCs w:val="24"/>
+        </w:rPr>
+        <w:t>lombricario</w:t>
+      </w:r>
+      <w:proofErr w:type="spellEnd"/>
+      <w:r>
+        <w:rPr>
+          <w:sz w:val="24"/>
+          <w:szCs w:val="24"/>
+        </w:rPr>
+        <w:t xml:space="preserve"> </w:t>
       </w:r>
       <w:r>
         <w:rPr>
@@ -10897,8 +11589,17 @@
           <w:sz w:val="24"/>
           <w:szCs w:val="24"/>
         </w:rPr>
-        <w:t xml:space="preserve"> de espacio funcional, distribuidos en tres secciones: precomposteo</w:t>
-      </w:r>
+        <w:t xml:space="preserve"> de espacio funcional, distribuidos en tres secciones: </w:t>
+      </w:r>
+      <w:proofErr w:type="spellStart"/>
+      <w:r>
+        <w:rPr>
+          <w:sz w:val="24"/>
+          <w:szCs w:val="24"/>
+        </w:rPr>
+        <w:t>precomposteo</w:t>
+      </w:r>
+      <w:proofErr w:type="spellEnd"/>
       <w:r>
         <w:rPr>
           <w:sz w:val="24"/>
@@ -11023,8 +11724,17 @@
           <w:sz w:val="24"/>
           <w:szCs w:val="24"/>
         </w:rPr>
-        <w:t xml:space="preserve"> sección de precomposteo</w:t>
-      </w:r>
+        <w:t xml:space="preserve"> sección de </w:t>
+      </w:r>
+      <w:proofErr w:type="spellStart"/>
+      <w:r>
+        <w:rPr>
+          <w:sz w:val="24"/>
+          <w:szCs w:val="24"/>
+        </w:rPr>
+        <w:t>precomposteo</w:t>
+      </w:r>
+      <w:proofErr w:type="spellEnd"/>
       <w:r>
         <w:rPr>
           <w:sz w:val="24"/>
@@ -11551,6 +12261,7 @@
         </w:rPr>
         <w:t xml:space="preserve">transportan en cubetas hacia la zona de </w:t>
       </w:r>
+      <w:proofErr w:type="spellStart"/>
       <w:r>
         <w:rPr>
           <w:sz w:val="24"/>
@@ -11566,6 +12277,7 @@
         </w:rPr>
         <w:t>aje</w:t>
       </w:r>
+      <w:proofErr w:type="spellEnd"/>
       <w:r>
         <w:rPr>
           <w:sz w:val="24"/>
@@ -11844,6 +12556,7 @@
         </w:rPr>
         <w:t xml:space="preserve"> </w:t>
       </w:r>
+      <w:proofErr w:type="spellStart"/>
       <w:r>
         <w:rPr>
           <w:sz w:val="24"/>
@@ -11863,7 +12576,15 @@
           <w:sz w:val="24"/>
           <w:szCs w:val="24"/>
         </w:rPr>
-        <w:t xml:space="preserve">compostaje </w:t>
+        <w:t>compostaje</w:t>
+      </w:r>
+      <w:proofErr w:type="spellEnd"/>
+      <w:r>
+        <w:rPr>
+          <w:sz w:val="24"/>
+          <w:szCs w:val="24"/>
+        </w:rPr>
+        <w:t xml:space="preserve"> </w:t>
       </w:r>
       <w:r>
         <w:rPr>
@@ -12096,6 +12817,7 @@
         </w:rPr>
         <w:t xml:space="preserve"> tratamiento de estiércol animal mediante </w:t>
       </w:r>
+      <w:proofErr w:type="spellStart"/>
       <w:r>
         <w:rPr>
           <w:sz w:val="24"/>
@@ -12117,6 +12839,7 @@
         </w:rPr>
         <w:t>compostaje</w:t>
       </w:r>
+      <w:proofErr w:type="spellEnd"/>
       <w:r>
         <w:rPr>
           <w:sz w:val="24"/>
@@ -13270,8 +13993,19 @@
           <w:sz w:val="24"/>
           <w:szCs w:val="24"/>
         </w:rPr>
-        <w:t>Sistema de lombricompostaje</w:t>
-      </w:r>
+        <w:t xml:space="preserve">Sistema de </w:t>
+      </w:r>
+      <w:proofErr w:type="spellStart"/>
+      <w:r>
+        <w:rPr>
+          <w:b/>
+          <w:bCs/>
+          <w:sz w:val="24"/>
+          <w:szCs w:val="24"/>
+        </w:rPr>
+        <w:t>lombricompostaje</w:t>
+      </w:r>
+      <w:proofErr w:type="spellEnd"/>
     </w:p>
     <w:p>
       <w:pPr>
@@ -13306,6 +14040,7 @@
         </w:rPr>
         <w:t xml:space="preserve">El sistema de </w:t>
       </w:r>
+      <w:proofErr w:type="spellStart"/>
       <w:r>
         <w:rPr>
           <w:sz w:val="24"/>
@@ -13327,6 +14062,7 @@
         </w:rPr>
         <w:t>compostaje</w:t>
       </w:r>
+      <w:proofErr w:type="spellEnd"/>
       <w:r>
         <w:rPr>
           <w:sz w:val="24"/>
@@ -13488,6 +14224,7 @@
         </w:rPr>
         <w:t xml:space="preserve"> </w:t>
       </w:r>
+      <w:proofErr w:type="spellStart"/>
       <w:r>
         <w:rPr>
           <w:sz w:val="24"/>
@@ -13500,7 +14237,15 @@
           <w:sz w:val="24"/>
           <w:szCs w:val="24"/>
         </w:rPr>
-        <w:t>compostaje inicial. Esto ayuda a reducir los niveles de amoníaco, que de lo contrario podrían ser dañinos para las lombrices</w:t>
+        <w:t>compostaje</w:t>
+      </w:r>
+      <w:proofErr w:type="spellEnd"/>
+      <w:r>
+        <w:rPr>
+          <w:sz w:val="24"/>
+          <w:szCs w:val="24"/>
+        </w:rPr>
+        <w:t xml:space="preserve"> inicial. Esto ayuda a reducir los niveles de amoníaco, que de lo contrario podrían ser dañinos para las lombrices</w:t>
       </w:r>
       <w:r>
         <w:rPr>
@@ -13618,8 +14363,17 @@
           <w:sz w:val="24"/>
           <w:szCs w:val="24"/>
         </w:rPr>
-        <w:t xml:space="preserve"> se introduce en las pilas de lombricomostaje</w:t>
-      </w:r>
+        <w:t xml:space="preserve"> se introduce en las pilas de </w:t>
+      </w:r>
+      <w:proofErr w:type="spellStart"/>
+      <w:r>
+        <w:rPr>
+          <w:sz w:val="24"/>
+          <w:szCs w:val="24"/>
+        </w:rPr>
+        <w:t>lombricomostaje</w:t>
+      </w:r>
+      <w:proofErr w:type="spellEnd"/>
       <w:r>
         <w:rPr>
           <w:sz w:val="24"/>
@@ -13627,6 +14381,7 @@
         </w:rPr>
         <w:t xml:space="preserve">, donde las lombrices lo transforman en </w:t>
       </w:r>
+      <w:proofErr w:type="spellStart"/>
       <w:r>
         <w:rPr>
           <w:sz w:val="24"/>
@@ -13646,7 +14401,15 @@
           <w:sz w:val="24"/>
           <w:szCs w:val="24"/>
         </w:rPr>
-        <w:t xml:space="preserve">compost y biomasa de lombriz en un plazo de </w:t>
+        <w:t>compost</w:t>
+      </w:r>
+      <w:proofErr w:type="spellEnd"/>
+      <w:r>
+        <w:rPr>
+          <w:sz w:val="24"/>
+          <w:szCs w:val="24"/>
+        </w:rPr>
+        <w:t xml:space="preserve"> y biomasa de lombriz en un plazo de </w:t>
       </w:r>
       <w:r>
         <w:rPr>
@@ -14084,7 +14847,27 @@
           <w:sz w:val="24"/>
           <w:szCs w:val="24"/>
         </w:rPr>
-        <w:t>Diagrama esquemático que muestra los límites del sistema de lombricompostaje (Escenario A)</w:t>
+        <w:t xml:space="preserve">Diagrama esquemático que muestra los límites del sistema de </w:t>
+      </w:r>
+      <w:proofErr w:type="spellStart"/>
+      <w:r>
+        <w:rPr>
+          <w:i/>
+          <w:iCs/>
+          <w:sz w:val="24"/>
+          <w:szCs w:val="24"/>
+        </w:rPr>
+        <w:t>lombricompostaje</w:t>
+      </w:r>
+      <w:proofErr w:type="spellEnd"/>
+      <w:r>
+        <w:rPr>
+          <w:i/>
+          <w:iCs/>
+          <w:sz w:val="24"/>
+          <w:szCs w:val="24"/>
+        </w:rPr>
+        <w:t xml:space="preserve"> (Escenario A)</w:t>
       </w:r>
     </w:p>
     <w:p>
@@ -14455,8 +15238,17 @@
           <w:sz w:val="24"/>
           <w:szCs w:val="24"/>
         </w:rPr>
-        <w:t>no involucra lombricompostaje</w:t>
-      </w:r>
+        <w:t xml:space="preserve">no involucra </w:t>
+      </w:r>
+      <w:proofErr w:type="spellStart"/>
+      <w:r>
+        <w:rPr>
+          <w:sz w:val="24"/>
+          <w:szCs w:val="24"/>
+        </w:rPr>
+        <w:t>lombricompostaje</w:t>
+      </w:r>
+      <w:proofErr w:type="spellEnd"/>
       <w:r>
         <w:rPr>
           <w:sz w:val="24"/>
@@ -14772,7 +15564,7 @@
           <w:noProof/>
         </w:rPr>
         <w:drawing>
-          <wp:inline distT="0" distB="0" distL="0" distR="0" wp14:anchorId="01FF7C85" wp14:editId="79659B74">
+          <wp:inline distT="0" distB="0" distL="0" distR="0" wp14:anchorId="01FF7C85" wp14:editId="4949964D">
             <wp:extent cx="4079019" cy="2701234"/>
             <wp:effectExtent l="0" t="0" r="0" b="4445"/>
             <wp:docPr id="1247949660" name="Imagen 2" descr="Diagrama&#10;&#10;El contenido generado por IA puede ser incorrecto."/>
@@ -14978,6 +15770,7 @@
         </w:rPr>
         <w:t xml:space="preserve"> </w:t>
       </w:r>
+      <w:proofErr w:type="spellStart"/>
       <w:r>
         <w:rPr>
           <w:sz w:val="24"/>
@@ -14992,6 +15785,7 @@
         </w:rPr>
         <w:t>recomposteo</w:t>
       </w:r>
+      <w:proofErr w:type="spellEnd"/>
       <w:r>
         <w:rPr>
           <w:sz w:val="24"/>
@@ -15027,6 +15821,7 @@
         </w:rPr>
         <w:t xml:space="preserve"> </w:t>
       </w:r>
+      <w:proofErr w:type="spellStart"/>
       <w:r>
         <w:rPr>
           <w:sz w:val="24"/>
@@ -15041,6 +15836,7 @@
         </w:rPr>
         <w:t>compostaje</w:t>
       </w:r>
+      <w:proofErr w:type="spellEnd"/>
       <w:r>
         <w:rPr>
           <w:sz w:val="24"/>
@@ -15339,7 +16135,15 @@
           <w:sz w:val="24"/>
           <w:szCs w:val="24"/>
         </w:rPr>
-        <w:t>caracterización química del lom</w:t>
+        <w:t xml:space="preserve">caracterización química del </w:t>
+      </w:r>
+      <w:proofErr w:type="spellStart"/>
+      <w:r>
+        <w:rPr>
+          <w:sz w:val="24"/>
+          <w:szCs w:val="24"/>
+        </w:rPr>
+        <w:t>lom</w:t>
       </w:r>
       <w:r>
         <w:rPr>
@@ -15367,7 +16171,15 @@
           <w:sz w:val="24"/>
           <w:szCs w:val="24"/>
         </w:rPr>
-        <w:t xml:space="preserve">ost </w:t>
+        <w:t>ost</w:t>
+      </w:r>
+      <w:proofErr w:type="spellEnd"/>
+      <w:r>
+        <w:rPr>
+          <w:sz w:val="24"/>
+          <w:szCs w:val="24"/>
+        </w:rPr>
+        <w:t xml:space="preserve"> </w:t>
       </w:r>
       <w:r>
         <w:rPr>
@@ -15549,8 +16361,17 @@
           <w:sz w:val="24"/>
           <w:szCs w:val="24"/>
         </w:rPr>
-        <w:t xml:space="preserve"> durante el lombricomostaje</w:t>
-      </w:r>
+        <w:t xml:space="preserve"> durante el </w:t>
+      </w:r>
+      <w:proofErr w:type="spellStart"/>
+      <w:r>
+        <w:rPr>
+          <w:sz w:val="24"/>
+          <w:szCs w:val="24"/>
+        </w:rPr>
+        <w:t>lombricomostaje</w:t>
+      </w:r>
+      <w:proofErr w:type="spellEnd"/>
       <w:r>
         <w:rPr>
           <w:sz w:val="24"/>
@@ -15682,7 +16503,23 @@
           <w:sz w:val="24"/>
           <w:szCs w:val="24"/>
         </w:rPr>
-        <w:t xml:space="preserve">, de acuerdo con Jjagwe et al. </w:t>
+        <w:t xml:space="preserve">, de acuerdo con </w:t>
+      </w:r>
+      <w:proofErr w:type="spellStart"/>
+      <w:r>
+        <w:rPr>
+          <w:sz w:val="24"/>
+          <w:szCs w:val="24"/>
+        </w:rPr>
+        <w:t>Jjagwe</w:t>
+      </w:r>
+      <w:proofErr w:type="spellEnd"/>
+      <w:r>
+        <w:rPr>
+          <w:sz w:val="24"/>
+          <w:szCs w:val="24"/>
+        </w:rPr>
+        <w:t xml:space="preserve"> et al. </w:t>
       </w:r>
       <w:r>
         <w:rPr>
@@ -16492,6 +17329,7 @@
         <w:rPr>
           <w:sz w:val="24"/>
           <w:szCs w:val="24"/>
+          <w:highlight w:val="yellow"/>
         </w:rPr>
       </w:pPr>
       <w:r>
@@ -16500,37 +17338,51 @@
           <w:szCs w:val="24"/>
         </w:rPr>
         <w:tab/>
-        <w:t>Para determinar los factores de emisión se utilizarán las ecuaciones provistas por el IPCC (2019), ver el Apéndice A. La ecuación 1 es la ecuación de nivel 2 que se utilizará para obtener el factor de emisión directa de CH</w:t>
-      </w:r>
-      <w:r>
-        <w:rPr>
-          <w:sz w:val="24"/>
-          <w:szCs w:val="24"/>
-          <w:vertAlign w:val="subscript"/>
-        </w:rPr>
-        <w:t>4</w:t>
-      </w:r>
-      <w:r>
-        <w:rPr>
-          <w:sz w:val="24"/>
-          <w:szCs w:val="24"/>
-        </w:rPr>
-        <w:t xml:space="preserve"> por gestión del estiércol. La ecuación 2 y 7 se utilizarán para obtener emisiones directas de N</w:t>
-      </w:r>
-      <w:r>
-        <w:rPr>
-          <w:sz w:val="24"/>
-          <w:szCs w:val="24"/>
-          <w:vertAlign w:val="subscript"/>
-        </w:rPr>
-        <w:t>2</w:t>
-      </w:r>
-      <w:r>
-        <w:rPr>
-          <w:sz w:val="24"/>
-          <w:szCs w:val="24"/>
-        </w:rPr>
-        <w:t>O procedentes de la gestión del estiércol y suelos gestionados, respectivamente.</w:t>
+        <w:t xml:space="preserve">Para determinar los factores de emisión se utilizarán las ecuaciones provistas por el IPCC (2019), ver el Apéndice A. </w:t>
+      </w:r>
+      <w:r>
+        <w:rPr>
+          <w:sz w:val="24"/>
+          <w:szCs w:val="24"/>
+          <w:highlight w:val="yellow"/>
+        </w:rPr>
+        <w:t xml:space="preserve">La ecuación 1 estima el metano generado durante el manejo del estiércol. Relaciona sólidos volátiles, potencial metanogénico, conversión y sistema aplicado. La ecuación 2 calcula el N2O directo del estiércol gestionado. Usa nitrógeno excretado, </w:t>
+      </w:r>
+      <w:proofErr w:type="spellStart"/>
+      <w:r>
+        <w:rPr>
+          <w:sz w:val="24"/>
+          <w:szCs w:val="24"/>
+          <w:highlight w:val="yellow"/>
+        </w:rPr>
+        <w:t>codigestión</w:t>
+      </w:r>
+      <w:proofErr w:type="spellEnd"/>
+      <w:r>
+        <w:rPr>
+          <w:sz w:val="24"/>
+          <w:szCs w:val="24"/>
+          <w:highlight w:val="yellow"/>
+        </w:rPr>
+        <w:t xml:space="preserve">, EF3 y conversión a N2O. La ecuación 3 estima el nitrógeno volatilizado desde el estiércol. Considera excreción, </w:t>
+      </w:r>
+      <w:proofErr w:type="spellStart"/>
+      <w:r>
+        <w:rPr>
+          <w:sz w:val="24"/>
+          <w:szCs w:val="24"/>
+          <w:highlight w:val="yellow"/>
+        </w:rPr>
+        <w:t>codigestión</w:t>
+      </w:r>
+      <w:proofErr w:type="spellEnd"/>
+      <w:r>
+        <w:rPr>
+          <w:sz w:val="24"/>
+          <w:szCs w:val="24"/>
+          <w:highlight w:val="yellow"/>
+        </w:rPr>
+        <w:t>, sistema aplicado y fracción gaseosa.</w:t>
       </w:r>
     </w:p>
     <w:p>
@@ -16550,207 +17402,16 @@
         <w:rPr>
           <w:sz w:val="24"/>
           <w:szCs w:val="24"/>
-        </w:rPr>
-      </w:pPr>
-      <w:r>
-        <w:rPr>
-          <w:sz w:val="24"/>
-          <w:szCs w:val="24"/>
-        </w:rPr>
-        <w:tab/>
-        <w:t xml:space="preserve">Las ecuaciones 3 y 10 (al dividir por </w:t>
-      </w:r>
-      <m:oMath>
-        <m:r>
-          <m:rPr>
-            <m:sty m:val="p"/>
-          </m:rPr>
-          <w:rPr>
-            <w:rFonts w:ascii="Cambria Math" w:hAnsi="Cambria Math"/>
-            <w:sz w:val="24"/>
-            <w:szCs w:val="24"/>
-          </w:rPr>
-          <m:t>E</m:t>
-        </m:r>
-        <m:sSub>
-          <m:sSubPr>
-            <m:ctrlPr>
-              <w:rPr>
-                <w:rFonts w:ascii="Cambria Math" w:hAnsi="Cambria Math"/>
-                <w:i/>
-                <w:sz w:val="24"/>
-                <w:szCs w:val="24"/>
-              </w:rPr>
-            </m:ctrlPr>
-          </m:sSubPr>
-          <m:e>
-            <m:r>
-              <w:rPr>
-                <w:rFonts w:ascii="Cambria Math" w:hAnsi="Cambria Math"/>
-                <w:sz w:val="24"/>
-                <w:szCs w:val="24"/>
-              </w:rPr>
-              <m:t>F</m:t>
-            </m:r>
-          </m:e>
-          <m:sub>
-            <m:r>
-              <w:rPr>
-                <w:rFonts w:ascii="Cambria Math" w:hAnsi="Cambria Math"/>
-                <w:sz w:val="24"/>
-                <w:szCs w:val="24"/>
-              </w:rPr>
-              <m:t>4</m:t>
-            </m:r>
-          </m:sub>
-        </m:sSub>
-      </m:oMath>
-      <w:r>
-        <w:rPr>
-          <w:sz w:val="24"/>
-          <w:szCs w:val="24"/>
-        </w:rPr>
-        <w:t xml:space="preserve"> ) se utilizarán para obtener las pérdidas de N por volatilización de la gestión del estiércol y la gestión de suelos, respectivamente. </w:t>
-      </w:r>
-      <w:r>
-        <w:rPr>
-          <w:sz w:val="24"/>
-          <w:szCs w:val="24"/>
-        </w:rPr>
-        <w:t>Las ecuaciones</w:t>
-      </w:r>
-      <w:r>
-        <w:rPr>
-          <w:sz w:val="24"/>
-          <w:szCs w:val="24"/>
-        </w:rPr>
-        <w:t xml:space="preserve"> 4 y 12 (al dividir por </w:t>
-      </w:r>
-      <m:oMath>
-        <m:r>
-          <m:rPr>
-            <m:sty m:val="p"/>
-          </m:rPr>
-          <w:rPr>
-            <w:rFonts w:ascii="Cambria Math" w:hAnsi="Cambria Math"/>
-            <w:sz w:val="24"/>
-            <w:szCs w:val="24"/>
-          </w:rPr>
-          <m:t>E</m:t>
-        </m:r>
-        <m:sSub>
-          <m:sSubPr>
-            <m:ctrlPr>
-              <w:rPr>
-                <w:rFonts w:ascii="Cambria Math" w:hAnsi="Cambria Math"/>
-                <w:i/>
-                <w:sz w:val="24"/>
-                <w:szCs w:val="24"/>
-              </w:rPr>
-            </m:ctrlPr>
-          </m:sSubPr>
-          <m:e>
-            <m:r>
-              <w:rPr>
-                <w:rFonts w:ascii="Cambria Math" w:hAnsi="Cambria Math"/>
-                <w:sz w:val="24"/>
-                <w:szCs w:val="24"/>
-              </w:rPr>
-              <m:t>F</m:t>
-            </m:r>
-          </m:e>
-          <m:sub>
-            <m:r>
-              <w:rPr>
-                <w:rFonts w:ascii="Cambria Math" w:hAnsi="Cambria Math"/>
-                <w:sz w:val="24"/>
-                <w:szCs w:val="24"/>
-              </w:rPr>
-              <m:t>5</m:t>
-            </m:r>
-          </m:sub>
-        </m:sSub>
-      </m:oMath>
-      <w:r>
-        <w:rPr>
-          <w:sz w:val="24"/>
-          <w:szCs w:val="24"/>
-        </w:rPr>
-        <w:t>) se utilizará</w:t>
-      </w:r>
-      <w:r>
-        <w:rPr>
-          <w:sz w:val="24"/>
-          <w:szCs w:val="24"/>
-        </w:rPr>
-        <w:t>n</w:t>
-      </w:r>
-      <w:r>
-        <w:rPr>
-          <w:sz w:val="24"/>
-          <w:szCs w:val="24"/>
-        </w:rPr>
-        <w:t xml:space="preserve"> para obtener las pérdidas de N por lixiviación en la gestión del estiércol y la gestión de suelos, respectivamente.</w:t>
-      </w:r>
-      <w:r>
-        <w:rPr>
-          <w:i/>
-          <w:iCs/>
-          <w:sz w:val="24"/>
-          <w:szCs w:val="24"/>
-        </w:rPr>
-        <w:t xml:space="preserve"> </w:t>
-      </w:r>
-      <w:r>
-        <w:rPr>
-          <w:sz w:val="24"/>
-          <w:szCs w:val="24"/>
-        </w:rPr>
-        <w:t>Las ecuaciones 5 y 10 se utilizarán para obtener emisiones indirectas de N</w:t>
-      </w:r>
-      <w:r>
-        <w:rPr>
-          <w:sz w:val="24"/>
-          <w:szCs w:val="24"/>
-          <w:vertAlign w:val="subscript"/>
-        </w:rPr>
-        <w:t>2</w:t>
-      </w:r>
-      <w:r>
-        <w:rPr>
-          <w:sz w:val="24"/>
-          <w:szCs w:val="24"/>
-        </w:rPr>
-        <w:t>O debida a la volatilización de N procedente de la gestión del estiércol y la gestión de suelos, respectivamente</w:t>
-      </w:r>
-      <w:r>
-        <w:rPr>
-          <w:sz w:val="28"/>
-          <w:szCs w:val="28"/>
-        </w:rPr>
-        <w:t xml:space="preserve">. </w:t>
-      </w:r>
-      <w:r>
-        <w:rPr>
-          <w:sz w:val="24"/>
-          <w:szCs w:val="24"/>
-        </w:rPr>
-        <w:t>La ecuación 6 y 12 se utilizarán para obtener las emisiones indirectas de N</w:t>
-      </w:r>
-      <w:r>
-        <w:rPr>
-          <w:sz w:val="24"/>
-          <w:szCs w:val="24"/>
-          <w:vertAlign w:val="subscript"/>
-        </w:rPr>
-        <w:t>2</w:t>
-      </w:r>
-      <w:r>
-        <w:rPr>
-          <w:sz w:val="24"/>
-          <w:szCs w:val="24"/>
-        </w:rPr>
-        <w:t>O por lixiviación gestión del estiércol y la gestión de suelos, respectivamente (Apéndice A).</w:t>
+          <w:highlight w:val="yellow"/>
+        </w:rPr>
+      </w:pPr>
+      <w:r>
+        <w:rPr>
+          <w:sz w:val="24"/>
+          <w:szCs w:val="24"/>
+          <w:highlight w:val="yellow"/>
+        </w:rPr>
+        <w:t>La ecuación 4 calcula el nitrógeno perdido por lixiviación. Parte del nitrógeno disponible y aplica la fracción correspondiente. La ecuación 5 estima el N2O indirecto por volatilización. Usa nitrógeno volatilizado, EF4 y conversión final a N2O. La ecuación 6 estima el N2O indirecto por lixiviación. Usa nitrógeno lixiviado, EF5 y conversión final a N2O.</w:t>
       </w:r>
     </w:p>
     <w:p>
@@ -16770,8 +17431,17 @@
         <w:rPr>
           <w:sz w:val="24"/>
           <w:szCs w:val="24"/>
-        </w:rPr>
-      </w:pPr>
+          <w:highlight w:val="yellow"/>
+        </w:rPr>
+      </w:pPr>
+      <w:r>
+        <w:rPr>
+          <w:sz w:val="24"/>
+          <w:szCs w:val="24"/>
+          <w:highlight w:val="yellow"/>
+        </w:rPr>
+        <w:t>La ecuación 7 calcula el nitrógeno volatilizado remanente. Descuenta la fracción transformada en N2O mediante EF4. La ecuación 8 calcula el nitrógeno lixiviado remanente. Descuenta la fracción transformada en N2O mediante EF5. La ecuación 12 estima el amoníaco del manejo del estiércol. Promedia nitrógeno remanente y convierte esa cantidad a NH3.</w:t>
+      </w:r>
     </w:p>
     <w:p>
       <w:pPr>
@@ -16790,8 +17460,26 @@
         <w:rPr>
           <w:sz w:val="24"/>
           <w:szCs w:val="24"/>
-        </w:rPr>
-      </w:pPr>
+          <w:highlight w:val="yellow"/>
+        </w:rPr>
+      </w:pPr>
+      <w:r>
+        <w:rPr>
+          <w:sz w:val="24"/>
+          <w:szCs w:val="24"/>
+          <w:highlight w:val="yellow"/>
+        </w:rPr>
+        <w:t xml:space="preserve">La ecuación 13 estima el nitrato del manejo del estiércol. Promedia nitrógeno remanente y convierte esa cantidad a NO3. La ecuación 14 calcula N2O por entradas orgánicas al suelo. Usa nitrógeno </w:t>
+      </w:r>
+      <w:r>
+        <w:rPr>
+          <w:sz w:val="24"/>
+          <w:szCs w:val="24"/>
+          <w:highlight w:val="yellow"/>
+        </w:rPr>
+        <w:lastRenderedPageBreak/>
+        <w:t>orgánico aplicado, EF1 y conversión a N2O. La ecuación 15 suma las fuentes orgánicas de nitrógeno. Incluye estiércol, aguas residuales, compost y otras enmiendas.</w:t>
+      </w:r>
     </w:p>
     <w:p>
       <w:pPr>
@@ -16810,8 +17498,17 @@
         <w:rPr>
           <w:sz w:val="24"/>
           <w:szCs w:val="24"/>
-        </w:rPr>
-      </w:pPr>
+          <w:highlight w:val="yellow"/>
+        </w:rPr>
+      </w:pPr>
+      <w:r>
+        <w:rPr>
+          <w:sz w:val="24"/>
+          <w:szCs w:val="24"/>
+          <w:highlight w:val="yellow"/>
+        </w:rPr>
+        <w:t>La ecuación 16 estima N2O indirecto por deposición atmosférica. Usa nitrógeno aplicado, fracción volatilizada, EF4 y conversión a N2O. La ecuación 17 calcula el nitrógeno atmosférico remanente. Descuenta la fracción transformada en N2O mediante EF4. La ecuación 18 estima N2O por lixiviación en suelos. Usa nitrógeno aplicado, fracción lixiviada, EF5 y conversión a N2O.</w:t>
+      </w:r>
     </w:p>
     <w:p>
       <w:pPr>
@@ -16828,39 +17525,18 @@
         <w:ind w:right="116"/>
         <w:jc w:val="both"/>
         <w:rPr>
-          <w:b/>
-          <w:bCs/>
-          <w:sz w:val="24"/>
-          <w:szCs w:val="24"/>
-        </w:rPr>
-      </w:pPr>
-      <w:r>
-        <w:rPr>
-          <w:b/>
-          <w:bCs/>
-          <w:sz w:val="24"/>
-          <w:szCs w:val="24"/>
-        </w:rPr>
-        <w:lastRenderedPageBreak/>
-        <w:t xml:space="preserve">5.4 </w:t>
-      </w:r>
-      <w:r>
-        <w:rPr>
-          <w:b/>
-          <w:bCs/>
-          <w:sz w:val="24"/>
-          <w:szCs w:val="24"/>
-        </w:rPr>
-        <w:t xml:space="preserve">Objetivo 2: </w:t>
-      </w:r>
-      <w:r>
-        <w:rPr>
-          <w:b/>
-          <w:bCs/>
-          <w:sz w:val="24"/>
-          <w:szCs w:val="24"/>
-        </w:rPr>
-        <w:t>Categorías de impacto y evaluación del impacto de ciclo de vida (EICV)</w:t>
+          <w:sz w:val="24"/>
+          <w:szCs w:val="24"/>
+          <w:highlight w:val="yellow"/>
+        </w:rPr>
+      </w:pPr>
+      <w:r>
+        <w:rPr>
+          <w:sz w:val="24"/>
+          <w:szCs w:val="24"/>
+          <w:highlight w:val="yellow"/>
+        </w:rPr>
+        <w:t>La ecuación 19 calcula el nitrógeno lixiviado remanente en suelos. Descuenta la fracción transformada en N2O mediante EF5. La ecuación 20 estima el amoníaco desde suelos gestionados. Promedia nitrógeno remanente y convierte esa cantidad a NH3. La ecuación 21 estima el nitrato desde suelos gestionados. Promedia nitrógeno remanente y convierte esa cantidad a NO3.</w:t>
       </w:r>
     </w:p>
     <w:p>
@@ -16886,345 +17562,9 @@
         <w:rPr>
           <w:sz w:val="24"/>
           <w:szCs w:val="24"/>
-        </w:rPr>
-        <w:tab/>
-      </w:r>
-      <w:r>
-        <w:rPr>
-          <w:sz w:val="24"/>
-          <w:szCs w:val="24"/>
-        </w:rPr>
-        <w:t>Las emisiones que contribuyen al potencial de calentamiento global y al potencial de eutrofización serán las dos categorías de impacto ambiental de la EICV</w:t>
-      </w:r>
-      <w:r>
-        <w:rPr>
-          <w:sz w:val="24"/>
-          <w:szCs w:val="24"/>
-        </w:rPr>
-        <w:t xml:space="preserve">. </w:t>
-      </w:r>
-      <w:r>
-        <w:rPr>
-          <w:sz w:val="24"/>
-          <w:szCs w:val="24"/>
-        </w:rPr>
-        <w:t xml:space="preserve">Inicialmente, se realizará una clasificación donde se </w:t>
-      </w:r>
-      <w:r>
-        <w:rPr>
-          <w:sz w:val="24"/>
-          <w:szCs w:val="24"/>
-        </w:rPr>
-        <w:t>asociarán</w:t>
-      </w:r>
-      <w:r>
-        <w:rPr>
-          <w:sz w:val="24"/>
-          <w:szCs w:val="24"/>
-        </w:rPr>
-        <w:t xml:space="preserve"> todos los datos del ICV</w:t>
-      </w:r>
-      <w:r>
-        <w:rPr>
-          <w:sz w:val="24"/>
-          <w:szCs w:val="24"/>
-        </w:rPr>
-        <w:t xml:space="preserve"> (consumos de recursos y factores de emisión obtenidos a través de las ecuaciones mencionadas en el ICV y/o referencias bibliográficas)</w:t>
-      </w:r>
-      <w:r>
-        <w:rPr>
-          <w:sz w:val="24"/>
-          <w:szCs w:val="24"/>
-        </w:rPr>
-        <w:t xml:space="preserve"> con cada una de las categorías de impacto a las que contribuyen. </w:t>
-      </w:r>
-      <w:r>
-        <w:rPr>
-          <w:sz w:val="24"/>
-          <w:szCs w:val="24"/>
-        </w:rPr>
-        <w:t xml:space="preserve">La clasificación se realizará según impliquen consumo de recursos o emisiones al medio ambiente. </w:t>
-      </w:r>
-      <w:r>
-        <w:rPr>
-          <w:sz w:val="24"/>
-          <w:szCs w:val="24"/>
-        </w:rPr>
-        <w:t>Para la caracterización de los resultados de las emisiones obtenid</w:t>
-      </w:r>
-      <w:r>
-        <w:rPr>
-          <w:sz w:val="24"/>
-          <w:szCs w:val="24"/>
-        </w:rPr>
-        <w:t>a</w:t>
-      </w:r>
-      <w:r>
-        <w:rPr>
-          <w:sz w:val="24"/>
-          <w:szCs w:val="24"/>
-        </w:rPr>
-        <w:t xml:space="preserve">s </w:t>
-      </w:r>
-      <w:r>
-        <w:rPr>
-          <w:sz w:val="24"/>
-          <w:szCs w:val="24"/>
-        </w:rPr>
-        <w:t>del ICV</w:t>
-      </w:r>
-      <w:r>
-        <w:rPr>
-          <w:sz w:val="24"/>
-          <w:szCs w:val="24"/>
-        </w:rPr>
-        <w:t>,</w:t>
-      </w:r>
-      <w:r>
-        <w:rPr>
-          <w:sz w:val="24"/>
-          <w:szCs w:val="24"/>
-        </w:rPr>
-        <w:t xml:space="preserve"> </w:t>
-      </w:r>
-      <w:r>
-        <w:rPr>
-          <w:sz w:val="24"/>
-          <w:szCs w:val="24"/>
-        </w:rPr>
-        <w:t xml:space="preserve">se </w:t>
-      </w:r>
-      <w:r>
-        <w:rPr>
-          <w:sz w:val="24"/>
-          <w:szCs w:val="24"/>
-        </w:rPr>
-        <w:t>multiplicarán</w:t>
-      </w:r>
-      <w:r>
-        <w:rPr>
-          <w:sz w:val="24"/>
-          <w:szCs w:val="24"/>
-        </w:rPr>
-        <w:t xml:space="preserve"> los factores de emisión por</w:t>
-      </w:r>
-      <w:r>
-        <w:rPr>
-          <w:sz w:val="24"/>
-          <w:szCs w:val="24"/>
-        </w:rPr>
-        <w:t xml:space="preserve"> los potenciales de calentamiento global y eutrofización que se reportan en </w:t>
-      </w:r>
-      <w:r>
-        <w:rPr>
-          <w:sz w:val="24"/>
-          <w:szCs w:val="24"/>
-        </w:rPr>
-        <w:t>el Apéndice B</w:t>
-      </w:r>
-      <w:r>
-        <w:rPr>
-          <w:sz w:val="24"/>
-          <w:szCs w:val="24"/>
-        </w:rPr>
-        <w:t xml:space="preserve"> </w:t>
-      </w:r>
-      <w:r>
-        <w:rPr>
-          <w:sz w:val="24"/>
-          <w:szCs w:val="24"/>
-        </w:rPr>
-        <w:t>(</w:t>
-      </w:r>
-      <w:r>
-        <w:rPr>
-          <w:sz w:val="24"/>
-          <w:szCs w:val="24"/>
-        </w:rPr>
-        <w:t>Tabla B1</w:t>
-      </w:r>
-      <w:r>
-        <w:rPr>
-          <w:sz w:val="24"/>
-          <w:szCs w:val="24"/>
-        </w:rPr>
-        <w:t>)</w:t>
-      </w:r>
-      <w:r>
-        <w:rPr>
-          <w:sz w:val="24"/>
-          <w:szCs w:val="24"/>
-        </w:rPr>
-        <w:t xml:space="preserve">. </w:t>
-      </w:r>
-      <w:r>
-        <w:rPr>
-          <w:sz w:val="24"/>
-          <w:szCs w:val="24"/>
-        </w:rPr>
-        <w:t>El producto o</w:t>
-      </w:r>
-      <w:r>
-        <w:rPr>
-          <w:sz w:val="24"/>
-          <w:szCs w:val="24"/>
-        </w:rPr>
-        <w:t>bten</w:t>
-      </w:r>
-      <w:r>
-        <w:rPr>
-          <w:sz w:val="24"/>
-          <w:szCs w:val="24"/>
-        </w:rPr>
-        <w:t>ido</w:t>
-      </w:r>
-      <w:r>
-        <w:rPr>
-          <w:sz w:val="24"/>
-          <w:szCs w:val="24"/>
-        </w:rPr>
-        <w:t xml:space="preserve"> </w:t>
-      </w:r>
-      <w:r>
-        <w:rPr>
-          <w:sz w:val="24"/>
-          <w:szCs w:val="24"/>
-        </w:rPr>
-        <w:t xml:space="preserve">serán </w:t>
-      </w:r>
-      <w:r>
-        <w:rPr>
-          <w:sz w:val="24"/>
-          <w:szCs w:val="24"/>
-        </w:rPr>
-        <w:t>los indicadores</w:t>
-      </w:r>
-      <w:r>
-        <w:rPr>
-          <w:sz w:val="24"/>
-          <w:szCs w:val="24"/>
-        </w:rPr>
-        <w:t xml:space="preserve"> </w:t>
-      </w:r>
-      <w:r>
-        <w:rPr>
-          <w:sz w:val="24"/>
-          <w:szCs w:val="24"/>
-        </w:rPr>
-        <w:t>(</w:t>
-      </w:r>
-      <w:r>
-        <w:rPr>
-          <w:sz w:val="24"/>
-          <w:szCs w:val="24"/>
-        </w:rPr>
-        <w:t>de punto medio</w:t>
-      </w:r>
-      <w:r>
-        <w:rPr>
-          <w:sz w:val="24"/>
-          <w:szCs w:val="24"/>
-        </w:rPr>
-        <w:t>)</w:t>
-      </w:r>
-      <w:r>
-        <w:rPr>
-          <w:sz w:val="24"/>
-          <w:szCs w:val="24"/>
-        </w:rPr>
-        <w:t xml:space="preserve"> </w:t>
-      </w:r>
-      <w:r>
-        <w:rPr>
-          <w:sz w:val="24"/>
-          <w:szCs w:val="24"/>
-        </w:rPr>
-        <w:t>para</w:t>
-      </w:r>
-      <w:r>
-        <w:rPr>
-          <w:sz w:val="24"/>
-          <w:szCs w:val="24"/>
-        </w:rPr>
-        <w:t xml:space="preserve"> </w:t>
-      </w:r>
-      <w:r>
-        <w:rPr>
-          <w:sz w:val="24"/>
-          <w:szCs w:val="24"/>
-        </w:rPr>
-        <w:t xml:space="preserve">cada </w:t>
-      </w:r>
-      <w:r>
-        <w:rPr>
-          <w:sz w:val="24"/>
-          <w:szCs w:val="24"/>
-        </w:rPr>
-        <w:t xml:space="preserve">categoría </w:t>
-      </w:r>
-      <w:r>
-        <w:rPr>
-          <w:sz w:val="24"/>
-          <w:szCs w:val="24"/>
-        </w:rPr>
-        <w:t xml:space="preserve">expresado </w:t>
-      </w:r>
-      <w:r>
-        <w:rPr>
-          <w:sz w:val="24"/>
-          <w:szCs w:val="24"/>
-        </w:rPr>
-        <w:t>como unidades equivalentes de CO</w:t>
-      </w:r>
-      <w:r>
-        <w:rPr>
-          <w:sz w:val="24"/>
-          <w:szCs w:val="24"/>
-          <w:vertAlign w:val="subscript"/>
-        </w:rPr>
-        <w:t>2</w:t>
-      </w:r>
-      <w:r>
-        <w:rPr>
-          <w:sz w:val="24"/>
-          <w:szCs w:val="24"/>
-        </w:rPr>
-        <w:t xml:space="preserve"> y PO4³⁻</w:t>
-      </w:r>
-      <w:r>
-        <w:rPr>
-          <w:sz w:val="24"/>
-          <w:szCs w:val="24"/>
-        </w:rPr>
-        <w:t xml:space="preserve">, </w:t>
-      </w:r>
-      <w:r>
-        <w:rPr>
-          <w:sz w:val="24"/>
-          <w:szCs w:val="24"/>
-        </w:rPr>
-        <w:t xml:space="preserve">que </w:t>
-      </w:r>
-      <w:r>
-        <w:rPr>
-          <w:sz w:val="24"/>
-          <w:szCs w:val="24"/>
-        </w:rPr>
-        <w:t xml:space="preserve">es </w:t>
-      </w:r>
-      <w:r>
-        <w:rPr>
-          <w:sz w:val="24"/>
-          <w:szCs w:val="24"/>
-        </w:rPr>
-        <w:t>el valor numérico que representa el impacto ambiental</w:t>
-      </w:r>
-      <w:r>
-        <w:rPr>
-          <w:sz w:val="24"/>
-          <w:szCs w:val="24"/>
-        </w:rPr>
-        <w:t>. Para analizar la relevancia de las emisiones estimadas en cada etapa del proceso de tratamiento de le excreta bovina, se comparará el indicador de categoría para cada etapa del manejo.</w:t>
+          <w:highlight w:val="yellow"/>
+        </w:rPr>
+        <w:t>La ecuación 22 calcula el nitrógeno disponible para suelos. Parte del nitrógeno entrante y descuenta pérdidas totales. La ecuación 23 calcula la fracción total de nitrógeno perdido. Suma pérdidas por volatilización, lixiviación, N2 y N2O-N. La ecuación 24 calcula la fracción perdida como N2. Usa la relación N2:N2O y el factor EF3.</w:t>
       </w:r>
     </w:p>
     <w:p>
@@ -17242,8 +17582,6 @@
         <w:ind w:right="116"/>
         <w:jc w:val="both"/>
         <w:rPr>
-          <w:b/>
-          <w:bCs/>
           <w:sz w:val="24"/>
           <w:szCs w:val="24"/>
         </w:rPr>
@@ -17264,39 +17602,10 @@
         <w:ind w:right="116"/>
         <w:jc w:val="both"/>
         <w:rPr>
-          <w:b/>
-          <w:bCs/>
-          <w:sz w:val="24"/>
-          <w:szCs w:val="24"/>
-        </w:rPr>
-      </w:pPr>
-      <w:r>
-        <w:rPr>
-          <w:b/>
-          <w:bCs/>
-          <w:sz w:val="24"/>
-          <w:szCs w:val="24"/>
-        </w:rPr>
-        <w:t>5.</w:t>
-      </w:r>
-      <w:r>
-        <w:rPr>
-          <w:b/>
-          <w:bCs/>
-          <w:sz w:val="24"/>
-          <w:szCs w:val="24"/>
-        </w:rPr>
-        <w:t>4.1</w:t>
-      </w:r>
-      <w:r>
-        <w:rPr>
-          <w:b/>
-          <w:bCs/>
-          <w:sz w:val="24"/>
-          <w:szCs w:val="24"/>
-        </w:rPr>
-        <w:t xml:space="preserve"> Interpretación de los resultados</w:t>
-      </w:r>
+          <w:sz w:val="24"/>
+          <w:szCs w:val="24"/>
+        </w:rPr>
+      </w:pPr>
     </w:p>
     <w:p>
       <w:pPr>
@@ -17313,23 +17622,38 @@
         <w:ind w:right="116"/>
         <w:jc w:val="both"/>
         <w:rPr>
-          <w:sz w:val="24"/>
-          <w:szCs w:val="24"/>
-        </w:rPr>
-      </w:pPr>
-      <w:r>
-        <w:rPr>
-          <w:sz w:val="24"/>
-          <w:szCs w:val="24"/>
-        </w:rPr>
-        <w:tab/>
-      </w:r>
-      <w:r>
-        <w:rPr>
-          <w:sz w:val="24"/>
-          <w:szCs w:val="24"/>
-        </w:rPr>
-        <w:t xml:space="preserve">En esta etapa se integran los resultados obtenidos en las fases previas para formular conclusiones y recomendaciones alineadas con los objetivos definidos al inicio del estudio. Se considerarán aspectos como la sensibilidad y la consistencia de los datos para garantizar la solidez y confiabilidad del análisis. Asimismo, se identificará qué etapas del ciclo de vida del producto generan las mayores cargas ambientales, lo que permitirá señalar áreas del sistema evaluado susceptibles de mejora. </w:t>
+          <w:b/>
+          <w:bCs/>
+          <w:sz w:val="24"/>
+          <w:szCs w:val="24"/>
+        </w:rPr>
+      </w:pPr>
+      <w:r>
+        <w:rPr>
+          <w:b/>
+          <w:bCs/>
+          <w:sz w:val="24"/>
+          <w:szCs w:val="24"/>
+        </w:rPr>
+        <w:t xml:space="preserve">5.4 </w:t>
+      </w:r>
+      <w:r>
+        <w:rPr>
+          <w:b/>
+          <w:bCs/>
+          <w:sz w:val="24"/>
+          <w:szCs w:val="24"/>
+        </w:rPr>
+        <w:t xml:space="preserve">Objetivo 2: </w:t>
+      </w:r>
+      <w:r>
+        <w:rPr>
+          <w:b/>
+          <w:bCs/>
+          <w:sz w:val="24"/>
+          <w:szCs w:val="24"/>
+        </w:rPr>
+        <w:t>Categorías de impacto y evaluación del impacto de ciclo de vida (EICV)</w:t>
       </w:r>
     </w:p>
     <w:p>
@@ -17351,6 +17675,350 @@
           <w:szCs w:val="24"/>
         </w:rPr>
       </w:pPr>
+      <w:r>
+        <w:rPr>
+          <w:sz w:val="24"/>
+          <w:szCs w:val="24"/>
+        </w:rPr>
+        <w:tab/>
+      </w:r>
+      <w:r>
+        <w:rPr>
+          <w:sz w:val="24"/>
+          <w:szCs w:val="24"/>
+        </w:rPr>
+        <w:t>Las emisiones que contribuyen al potencial de calentamiento global y al potencial de eutrofización serán las dos categorías de impacto ambiental de la EICV</w:t>
+      </w:r>
+      <w:r>
+        <w:rPr>
+          <w:sz w:val="24"/>
+          <w:szCs w:val="24"/>
+        </w:rPr>
+        <w:t xml:space="preserve">. </w:t>
+      </w:r>
+      <w:r>
+        <w:rPr>
+          <w:sz w:val="24"/>
+          <w:szCs w:val="24"/>
+        </w:rPr>
+        <w:t xml:space="preserve">Inicialmente, se realizará una clasificación donde se </w:t>
+      </w:r>
+      <w:r>
+        <w:rPr>
+          <w:sz w:val="24"/>
+          <w:szCs w:val="24"/>
+        </w:rPr>
+        <w:t>asociarán</w:t>
+      </w:r>
+      <w:r>
+        <w:rPr>
+          <w:sz w:val="24"/>
+          <w:szCs w:val="24"/>
+        </w:rPr>
+        <w:t xml:space="preserve"> todos los datos del ICV</w:t>
+      </w:r>
+      <w:r>
+        <w:rPr>
+          <w:sz w:val="24"/>
+          <w:szCs w:val="24"/>
+        </w:rPr>
+        <w:t xml:space="preserve"> (consumos de recursos y factores de emisión obtenidos a través de las ecuaciones mencionadas en el ICV y/o referencias bibliográficas)</w:t>
+      </w:r>
+      <w:r>
+        <w:rPr>
+          <w:sz w:val="24"/>
+          <w:szCs w:val="24"/>
+        </w:rPr>
+        <w:t xml:space="preserve"> con cada una de las categorías de impacto a las que contribuyen. </w:t>
+      </w:r>
+      <w:r>
+        <w:rPr>
+          <w:sz w:val="24"/>
+          <w:szCs w:val="24"/>
+        </w:rPr>
+        <w:t xml:space="preserve">La clasificación se realizará según impliquen consumo de recursos o emisiones al medio ambiente. </w:t>
+      </w:r>
+      <w:r>
+        <w:rPr>
+          <w:sz w:val="24"/>
+          <w:szCs w:val="24"/>
+        </w:rPr>
+        <w:t>Para la caracterización de los resultados de las emisiones obtenid</w:t>
+      </w:r>
+      <w:r>
+        <w:rPr>
+          <w:sz w:val="24"/>
+          <w:szCs w:val="24"/>
+        </w:rPr>
+        <w:t>a</w:t>
+      </w:r>
+      <w:r>
+        <w:rPr>
+          <w:sz w:val="24"/>
+          <w:szCs w:val="24"/>
+        </w:rPr>
+        <w:t xml:space="preserve">s </w:t>
+      </w:r>
+      <w:r>
+        <w:rPr>
+          <w:sz w:val="24"/>
+          <w:szCs w:val="24"/>
+        </w:rPr>
+        <w:t>del ICV</w:t>
+      </w:r>
+      <w:r>
+        <w:rPr>
+          <w:sz w:val="24"/>
+          <w:szCs w:val="24"/>
+        </w:rPr>
+        <w:t>,</w:t>
+      </w:r>
+      <w:r>
+        <w:rPr>
+          <w:sz w:val="24"/>
+          <w:szCs w:val="24"/>
+        </w:rPr>
+        <w:t xml:space="preserve"> </w:t>
+      </w:r>
+      <w:r>
+        <w:rPr>
+          <w:sz w:val="24"/>
+          <w:szCs w:val="24"/>
+        </w:rPr>
+        <w:t xml:space="preserve">se </w:t>
+      </w:r>
+      <w:r>
+        <w:rPr>
+          <w:sz w:val="24"/>
+          <w:szCs w:val="24"/>
+        </w:rPr>
+        <w:t>multiplicarán</w:t>
+      </w:r>
+      <w:r>
+        <w:rPr>
+          <w:sz w:val="24"/>
+          <w:szCs w:val="24"/>
+        </w:rPr>
+        <w:t xml:space="preserve"> los factores de emisión por</w:t>
+      </w:r>
+      <w:r>
+        <w:rPr>
+          <w:sz w:val="24"/>
+          <w:szCs w:val="24"/>
+        </w:rPr>
+        <w:t xml:space="preserve"> los potenciales de calentamiento global y eutrofización que se reportan en </w:t>
+      </w:r>
+      <w:r>
+        <w:rPr>
+          <w:sz w:val="24"/>
+          <w:szCs w:val="24"/>
+        </w:rPr>
+        <w:t>el Apéndice B</w:t>
+      </w:r>
+      <w:r>
+        <w:rPr>
+          <w:sz w:val="24"/>
+          <w:szCs w:val="24"/>
+        </w:rPr>
+        <w:t xml:space="preserve"> </w:t>
+      </w:r>
+      <w:r>
+        <w:rPr>
+          <w:sz w:val="24"/>
+          <w:szCs w:val="24"/>
+        </w:rPr>
+        <w:t>(</w:t>
+      </w:r>
+      <w:r>
+        <w:rPr>
+          <w:sz w:val="24"/>
+          <w:szCs w:val="24"/>
+        </w:rPr>
+        <w:t>Tabla B1</w:t>
+      </w:r>
+      <w:r>
+        <w:rPr>
+          <w:sz w:val="24"/>
+          <w:szCs w:val="24"/>
+        </w:rPr>
+        <w:t>)</w:t>
+      </w:r>
+      <w:r>
+        <w:rPr>
+          <w:sz w:val="24"/>
+          <w:szCs w:val="24"/>
+        </w:rPr>
+        <w:t xml:space="preserve">. </w:t>
+      </w:r>
+      <w:r>
+        <w:rPr>
+          <w:sz w:val="24"/>
+          <w:szCs w:val="24"/>
+        </w:rPr>
+        <w:t>El producto o</w:t>
+      </w:r>
+      <w:r>
+        <w:rPr>
+          <w:sz w:val="24"/>
+          <w:szCs w:val="24"/>
+        </w:rPr>
+        <w:t>bten</w:t>
+      </w:r>
+      <w:r>
+        <w:rPr>
+          <w:sz w:val="24"/>
+          <w:szCs w:val="24"/>
+        </w:rPr>
+        <w:t>ido</w:t>
+      </w:r>
+      <w:r>
+        <w:rPr>
+          <w:sz w:val="24"/>
+          <w:szCs w:val="24"/>
+        </w:rPr>
+        <w:t xml:space="preserve"> </w:t>
+      </w:r>
+      <w:r>
+        <w:rPr>
+          <w:sz w:val="24"/>
+          <w:szCs w:val="24"/>
+        </w:rPr>
+        <w:t xml:space="preserve">serán </w:t>
+      </w:r>
+      <w:r>
+        <w:rPr>
+          <w:sz w:val="24"/>
+          <w:szCs w:val="24"/>
+        </w:rPr>
+        <w:t>los indicadores</w:t>
+      </w:r>
+      <w:r>
+        <w:rPr>
+          <w:sz w:val="24"/>
+          <w:szCs w:val="24"/>
+        </w:rPr>
+        <w:t xml:space="preserve"> </w:t>
+      </w:r>
+      <w:r>
+        <w:rPr>
+          <w:sz w:val="24"/>
+          <w:szCs w:val="24"/>
+        </w:rPr>
+        <w:t>(</w:t>
+      </w:r>
+      <w:r>
+        <w:rPr>
+          <w:sz w:val="24"/>
+          <w:szCs w:val="24"/>
+        </w:rPr>
+        <w:t>de punto medio</w:t>
+      </w:r>
+      <w:r>
+        <w:rPr>
+          <w:sz w:val="24"/>
+          <w:szCs w:val="24"/>
+        </w:rPr>
+        <w:t>)</w:t>
+      </w:r>
+      <w:r>
+        <w:rPr>
+          <w:sz w:val="24"/>
+          <w:szCs w:val="24"/>
+        </w:rPr>
+        <w:t xml:space="preserve"> </w:t>
+      </w:r>
+      <w:r>
+        <w:rPr>
+          <w:sz w:val="24"/>
+          <w:szCs w:val="24"/>
+        </w:rPr>
+        <w:t>para</w:t>
+      </w:r>
+      <w:r>
+        <w:rPr>
+          <w:sz w:val="24"/>
+          <w:szCs w:val="24"/>
+        </w:rPr>
+        <w:t xml:space="preserve"> </w:t>
+      </w:r>
+      <w:r>
+        <w:rPr>
+          <w:sz w:val="24"/>
+          <w:szCs w:val="24"/>
+        </w:rPr>
+        <w:t xml:space="preserve">cada </w:t>
+      </w:r>
+      <w:r>
+        <w:rPr>
+          <w:sz w:val="24"/>
+          <w:szCs w:val="24"/>
+        </w:rPr>
+        <w:t xml:space="preserve">categoría </w:t>
+      </w:r>
+      <w:r>
+        <w:rPr>
+          <w:sz w:val="24"/>
+          <w:szCs w:val="24"/>
+        </w:rPr>
+        <w:t xml:space="preserve">expresado </w:t>
+      </w:r>
+      <w:r>
+        <w:rPr>
+          <w:sz w:val="24"/>
+          <w:szCs w:val="24"/>
+        </w:rPr>
+        <w:t>como unidades equivalentes de CO</w:t>
+      </w:r>
+      <w:r>
+        <w:rPr>
+          <w:sz w:val="24"/>
+          <w:szCs w:val="24"/>
+          <w:vertAlign w:val="subscript"/>
+        </w:rPr>
+        <w:t>2</w:t>
+      </w:r>
+      <w:r>
+        <w:rPr>
+          <w:sz w:val="24"/>
+          <w:szCs w:val="24"/>
+        </w:rPr>
+        <w:t xml:space="preserve"> y PO4³⁻</w:t>
+      </w:r>
+      <w:r>
+        <w:rPr>
+          <w:sz w:val="24"/>
+          <w:szCs w:val="24"/>
+        </w:rPr>
+        <w:t xml:space="preserve">, </w:t>
+      </w:r>
+      <w:r>
+        <w:rPr>
+          <w:sz w:val="24"/>
+          <w:szCs w:val="24"/>
+        </w:rPr>
+        <w:t xml:space="preserve">que </w:t>
+      </w:r>
+      <w:r>
+        <w:rPr>
+          <w:sz w:val="24"/>
+          <w:szCs w:val="24"/>
+        </w:rPr>
+        <w:t xml:space="preserve">es </w:t>
+      </w:r>
+      <w:r>
+        <w:rPr>
+          <w:sz w:val="24"/>
+          <w:szCs w:val="24"/>
+        </w:rPr>
+        <w:t>el valor numérico que representa el impacto ambiental</w:t>
+      </w:r>
+      <w:r>
+        <w:rPr>
+          <w:sz w:val="24"/>
+          <w:szCs w:val="24"/>
+        </w:rPr>
+        <w:t>. Para analizar la relevancia de las emisiones estimadas en cada etapa del proceso de tratamiento de le excreta bovina, se comparará el indicador de categoría para cada etapa del manejo.</w:t>
+      </w:r>
     </w:p>
     <w:p>
       <w:pPr>
@@ -17367,6 +18035,8 @@
         <w:ind w:right="116"/>
         <w:jc w:val="both"/>
         <w:rPr>
+          <w:b/>
+          <w:bCs/>
           <w:sz w:val="24"/>
           <w:szCs w:val="24"/>
         </w:rPr>
@@ -17387,10 +18057,39 @@
         <w:ind w:right="116"/>
         <w:jc w:val="both"/>
         <w:rPr>
-          <w:sz w:val="24"/>
-          <w:szCs w:val="24"/>
-        </w:rPr>
-      </w:pPr>
+          <w:b/>
+          <w:bCs/>
+          <w:sz w:val="24"/>
+          <w:szCs w:val="24"/>
+        </w:rPr>
+      </w:pPr>
+      <w:r>
+        <w:rPr>
+          <w:b/>
+          <w:bCs/>
+          <w:sz w:val="24"/>
+          <w:szCs w:val="24"/>
+        </w:rPr>
+        <w:t>5.</w:t>
+      </w:r>
+      <w:r>
+        <w:rPr>
+          <w:b/>
+          <w:bCs/>
+          <w:sz w:val="24"/>
+          <w:szCs w:val="24"/>
+        </w:rPr>
+        <w:t>4.1</w:t>
+      </w:r>
+      <w:r>
+        <w:rPr>
+          <w:b/>
+          <w:bCs/>
+          <w:sz w:val="24"/>
+          <w:szCs w:val="24"/>
+        </w:rPr>
+        <w:t xml:space="preserve"> Interpretación de los resultados</w:t>
+      </w:r>
     </w:p>
     <w:p>
       <w:pPr>
@@ -17411,6 +18110,20 @@
           <w:szCs w:val="24"/>
         </w:rPr>
       </w:pPr>
+      <w:r>
+        <w:rPr>
+          <w:sz w:val="24"/>
+          <w:szCs w:val="24"/>
+        </w:rPr>
+        <w:tab/>
+      </w:r>
+      <w:r>
+        <w:rPr>
+          <w:sz w:val="24"/>
+          <w:szCs w:val="24"/>
+        </w:rPr>
+        <w:t xml:space="preserve">En esta etapa se integran los resultados obtenidos en las fases previas para formular conclusiones y recomendaciones alineadas con los objetivos definidos al inicio del estudio. Se considerarán aspectos como la sensibilidad y la consistencia de los datos para garantizar la solidez y confiabilidad del análisis. Asimismo, se identificará qué etapas del ciclo de vida del producto generan las mayores cargas ambientales, lo que permitirá señalar áreas del sistema evaluado susceptibles de mejora. </w:t>
+      </w:r>
     </w:p>
     <w:p>
       <w:pPr>
@@ -17854,7 +18567,87 @@
     </w:p>
     <w:p>
       <w:pPr>
-        <w:pStyle w:val="Ttulo1"/>
+        <w:pBdr>
+          <w:top w:val="nil"/>
+          <w:left w:val="nil"/>
+          <w:bottom w:val="nil"/>
+          <w:right w:val="nil"/>
+          <w:between w:val="nil"/>
+        </w:pBdr>
+        <w:tabs>
+          <w:tab w:val="left" w:pos="821"/>
+        </w:tabs>
+        <w:ind w:right="116"/>
+        <w:jc w:val="both"/>
+        <w:rPr>
+          <w:sz w:val="24"/>
+          <w:szCs w:val="24"/>
+        </w:rPr>
+      </w:pPr>
+    </w:p>
+    <w:p>
+      <w:pPr>
+        <w:pBdr>
+          <w:top w:val="nil"/>
+          <w:left w:val="nil"/>
+          <w:bottom w:val="nil"/>
+          <w:right w:val="nil"/>
+          <w:between w:val="nil"/>
+        </w:pBdr>
+        <w:tabs>
+          <w:tab w:val="left" w:pos="821"/>
+        </w:tabs>
+        <w:ind w:right="116"/>
+        <w:jc w:val="both"/>
+        <w:rPr>
+          <w:sz w:val="24"/>
+          <w:szCs w:val="24"/>
+        </w:rPr>
+      </w:pPr>
+    </w:p>
+    <w:p>
+      <w:pPr>
+        <w:pBdr>
+          <w:top w:val="nil"/>
+          <w:left w:val="nil"/>
+          <w:bottom w:val="nil"/>
+          <w:right w:val="nil"/>
+          <w:between w:val="nil"/>
+        </w:pBdr>
+        <w:tabs>
+          <w:tab w:val="left" w:pos="821"/>
+        </w:tabs>
+        <w:ind w:right="116"/>
+        <w:jc w:val="both"/>
+        <w:rPr>
+          <w:sz w:val="24"/>
+          <w:szCs w:val="24"/>
+        </w:rPr>
+      </w:pPr>
+    </w:p>
+    <w:p>
+      <w:pPr>
+        <w:pBdr>
+          <w:top w:val="nil"/>
+          <w:left w:val="nil"/>
+          <w:bottom w:val="nil"/>
+          <w:right w:val="nil"/>
+          <w:between w:val="nil"/>
+        </w:pBdr>
+        <w:tabs>
+          <w:tab w:val="left" w:pos="821"/>
+        </w:tabs>
+        <w:ind w:right="116"/>
+        <w:jc w:val="both"/>
+        <w:rPr>
+          <w:sz w:val="24"/>
+          <w:szCs w:val="24"/>
+        </w:rPr>
+      </w:pPr>
+    </w:p>
+    <w:p>
+      <w:pPr>
+        <w:pStyle w:val="Heading1"/>
         <w:numPr>
           <w:ilvl w:val="0"/>
           <w:numId w:val="2"/>
@@ -17881,7 +18674,6 @@
           <w:sz w:val="24"/>
           <w:szCs w:val="24"/>
         </w:rPr>
-        <w:lastRenderedPageBreak/>
         <w:t>Cronograma</w:t>
       </w:r>
     </w:p>
@@ -17898,6 +18690,7 @@
         <w:rPr>
           <w:noProof/>
         </w:rPr>
+        <w:lastRenderedPageBreak/>
         <w:drawing>
           <wp:inline distT="0" distB="0" distL="0" distR="0" wp14:anchorId="73D7D45B" wp14:editId="601092ED">
             <wp:extent cx="6084570" cy="7620635"/>
@@ -17963,7 +18756,7 @@
     </w:p>
     <w:p>
       <w:pPr>
-        <w:pStyle w:val="Ttulo1"/>
+        <w:pStyle w:val="Heading1"/>
         <w:numPr>
           <w:ilvl w:val="0"/>
           <w:numId w:val="2"/>
@@ -17990,6 +18783,7 @@
           <w:sz w:val="24"/>
           <w:szCs w:val="24"/>
         </w:rPr>
+        <w:lastRenderedPageBreak/>
         <w:t>Bibliografía</w:t>
       </w:r>
     </w:p>
@@ -18060,20 +18854,91 @@
         </w:rPr>
         <w:t xml:space="preserve">, </w:t>
       </w:r>
-      <w:r>
-        <w:rPr>
-          <w:sz w:val="24"/>
-          <w:szCs w:val="24"/>
-        </w:rPr>
-        <w:t xml:space="preserve">Universitat Politècnica de Catalunya. </w:t>
-      </w:r>
+      <w:proofErr w:type="spellStart"/>
+      <w:r>
+        <w:rPr>
+          <w:sz w:val="24"/>
+          <w:szCs w:val="24"/>
+        </w:rPr>
+        <w:t>Universitat</w:t>
+      </w:r>
+      <w:proofErr w:type="spellEnd"/>
+      <w:r>
+        <w:rPr>
+          <w:sz w:val="24"/>
+          <w:szCs w:val="24"/>
+        </w:rPr>
+        <w:t xml:space="preserve"> </w:t>
+      </w:r>
+      <w:proofErr w:type="spellStart"/>
+      <w:r>
+        <w:rPr>
+          <w:sz w:val="24"/>
+          <w:szCs w:val="24"/>
+        </w:rPr>
+        <w:t>Politècnica</w:t>
+      </w:r>
+      <w:proofErr w:type="spellEnd"/>
+      <w:r>
+        <w:rPr>
+          <w:sz w:val="24"/>
+          <w:szCs w:val="24"/>
+        </w:rPr>
+        <w:t xml:space="preserve"> de Catalunya. </w:t>
+      </w:r>
+      <w:proofErr w:type="spellStart"/>
       <w:r>
         <w:rPr>
           <w:sz w:val="24"/>
           <w:szCs w:val="24"/>
           <w:lang w:val="en-US"/>
         </w:rPr>
-        <w:t>Departament de Projectes d'Enginyeria]</w:t>
+        <w:t>Departament</w:t>
+      </w:r>
+      <w:proofErr w:type="spellEnd"/>
+      <w:r>
+        <w:rPr>
+          <w:sz w:val="24"/>
+          <w:szCs w:val="24"/>
+          <w:lang w:val="en-US"/>
+        </w:rPr>
+        <w:t xml:space="preserve"> de </w:t>
+      </w:r>
+      <w:proofErr w:type="spellStart"/>
+      <w:r>
+        <w:rPr>
+          <w:sz w:val="24"/>
+          <w:szCs w:val="24"/>
+          <w:lang w:val="en-US"/>
+        </w:rPr>
+        <w:t>Projectes</w:t>
+      </w:r>
+      <w:proofErr w:type="spellEnd"/>
+      <w:r>
+        <w:rPr>
+          <w:sz w:val="24"/>
+          <w:szCs w:val="24"/>
+          <w:lang w:val="en-US"/>
+        </w:rPr>
+        <w:t xml:space="preserve"> </w:t>
+      </w:r>
+      <w:proofErr w:type="spellStart"/>
+      <w:r>
+        <w:rPr>
+          <w:sz w:val="24"/>
+          <w:szCs w:val="24"/>
+          <w:lang w:val="en-US"/>
+        </w:rPr>
+        <w:t>d'Enginyeria</w:t>
+      </w:r>
+      <w:proofErr w:type="spellEnd"/>
+      <w:r>
+        <w:rPr>
+          <w:sz w:val="24"/>
+          <w:szCs w:val="24"/>
+          <w:lang w:val="en-US"/>
+        </w:rPr>
+        <w:t>]</w:t>
       </w:r>
       <w:r>
         <w:rPr>
@@ -18086,7 +18951,7 @@
       <w:hyperlink r:id="rId14" w:history="1">
         <w:r>
           <w:rPr>
-            <w:rStyle w:val="Hipervnculo"/>
+            <w:rStyle w:val="Hyperlink"/>
             <w:sz w:val="24"/>
             <w:szCs w:val="24"/>
             <w:lang w:val="en-US"/>
@@ -18117,13 +18982,41 @@
           <w:lang w:val="en-US"/>
         </w:rPr>
       </w:pPr>
+      <w:proofErr w:type="spellStart"/>
       <w:r>
         <w:rPr>
           <w:sz w:val="24"/>
           <w:szCs w:val="24"/>
           <w:lang w:val="en-US"/>
         </w:rPr>
-        <w:t>Arfelli, F., Cespi, D., Ciacci, L., &amp; Passarini, F. (2023). Application of life cycle assessment to high-soil conditioner production from biowaste. </w:t>
+        <w:t>Arfelli</w:t>
+      </w:r>
+      <w:proofErr w:type="spellEnd"/>
+      <w:r>
+        <w:rPr>
+          <w:sz w:val="24"/>
+          <w:szCs w:val="24"/>
+          <w:lang w:val="en-US"/>
+        </w:rPr>
+        <w:t xml:space="preserve">, F., Cespi, D., Ciacci, L., &amp; </w:t>
+      </w:r>
+      <w:proofErr w:type="spellStart"/>
+      <w:r>
+        <w:rPr>
+          <w:sz w:val="24"/>
+          <w:szCs w:val="24"/>
+          <w:lang w:val="en-US"/>
+        </w:rPr>
+        <w:t>Passarini</w:t>
+      </w:r>
+      <w:proofErr w:type="spellEnd"/>
+      <w:r>
+        <w:rPr>
+          <w:sz w:val="24"/>
+          <w:szCs w:val="24"/>
+          <w:lang w:val="en-US"/>
+        </w:rPr>
+        <w:t>, F. (2023). Application of life cycle assessment to high-soil conditioner production from biowaste. </w:t>
       </w:r>
       <w:r>
         <w:rPr>
@@ -18320,7 +19213,7 @@
       </w:r>
       <w:r>
         <w:rPr>
-          <w:rStyle w:val="Hipervnculo"/>
+          <w:rStyle w:val="Hyperlink"/>
           <w:sz w:val="24"/>
           <w:szCs w:val="24"/>
           <w:lang w:val="en-US"/>
@@ -18427,7 +19320,7 @@
       <w:hyperlink r:id="rId15" w:history="1">
         <w:r>
           <w:rPr>
-            <w:rStyle w:val="Hipervnculo"/>
+            <w:rStyle w:val="Hyperlink"/>
             <w:sz w:val="24"/>
             <w:szCs w:val="24"/>
           </w:rPr>
@@ -18465,7 +19358,7 @@
       <w:hyperlink r:id="rId16" w:history="1">
         <w:r>
           <w:rPr>
-            <w:rStyle w:val="Hipervnculo"/>
+            <w:rStyle w:val="Hyperlink"/>
             <w:sz w:val="24"/>
             <w:szCs w:val="24"/>
           </w:rPr>
@@ -18508,8 +19401,19 @@
           <w:sz w:val="24"/>
           <w:szCs w:val="24"/>
         </w:rPr>
-        <w:t>Frisona Espanola</w:t>
-      </w:r>
+        <w:t xml:space="preserve">Frisona </w:t>
+      </w:r>
+      <w:proofErr w:type="spellStart"/>
+      <w:r>
+        <w:rPr>
+          <w:i/>
+          <w:iCs/>
+          <w:sz w:val="24"/>
+          <w:szCs w:val="24"/>
+        </w:rPr>
+        <w:t>Espanola</w:t>
+      </w:r>
+      <w:proofErr w:type="spellEnd"/>
       <w:r>
         <w:rPr>
           <w:sz w:val="24"/>
@@ -18534,7 +19438,7 @@
         <w:ind w:left="960" w:hanging="480"/>
         <w:jc w:val="both"/>
         <w:rPr>
-          <w:rStyle w:val="Hipervnculo"/>
+          <w:rStyle w:val="Hyperlink"/>
           <w:sz w:val="24"/>
           <w:szCs w:val="24"/>
         </w:rPr>
@@ -18579,7 +19483,7 @@
       <w:hyperlink r:id="rId17" w:history="1">
         <w:r>
           <w:rPr>
-            <w:rStyle w:val="Hipervnculo"/>
+            <w:rStyle w:val="Hyperlink"/>
             <w:sz w:val="24"/>
             <w:szCs w:val="24"/>
           </w:rPr>
@@ -18593,7 +19497,7 @@
         <w:ind w:left="960" w:hanging="480"/>
         <w:jc w:val="both"/>
         <w:rPr>
-          <w:rStyle w:val="Hipervnculo"/>
+          <w:rStyle w:val="Hyperlink"/>
           <w:sz w:val="24"/>
           <w:szCs w:val="24"/>
         </w:rPr>
@@ -18727,20 +19631,57 @@
           <w:szCs w:val="24"/>
         </w:rPr>
       </w:pPr>
-      <w:r>
-        <w:rPr>
-          <w:rStyle w:val="Hipervnculo"/>
+      <w:proofErr w:type="spellStart"/>
+      <w:r>
+        <w:rPr>
+          <w:rStyle w:val="Hyperlink"/>
           <w:color w:val="auto"/>
           <w:sz w:val="24"/>
           <w:szCs w:val="24"/>
           <w:u w:val="none"/>
           <w:lang w:val="en-US"/>
         </w:rPr>
-        <w:t xml:space="preserve">Ecobilan Group. (1999). TEAM. Tools for Environmental Analysis and Management [Conjunto de datos]. </w:t>
-      </w:r>
-      <w:r>
-        <w:rPr>
-          <w:rStyle w:val="Hipervnculo"/>
+        <w:t>Ecobilan</w:t>
+      </w:r>
+      <w:proofErr w:type="spellEnd"/>
+      <w:r>
+        <w:rPr>
+          <w:rStyle w:val="Hyperlink"/>
+          <w:color w:val="auto"/>
+          <w:sz w:val="24"/>
+          <w:szCs w:val="24"/>
+          <w:u w:val="none"/>
+          <w:lang w:val="en-US"/>
+        </w:rPr>
+        <w:t xml:space="preserve"> Group. (1999). TEAM. Tools for Environmental Analysis and Management [Conjunto de </w:t>
+      </w:r>
+      <w:proofErr w:type="spellStart"/>
+      <w:r>
+        <w:rPr>
+          <w:rStyle w:val="Hyperlink"/>
+          <w:color w:val="auto"/>
+          <w:sz w:val="24"/>
+          <w:szCs w:val="24"/>
+          <w:u w:val="none"/>
+          <w:lang w:val="en-US"/>
+        </w:rPr>
+        <w:t>datos</w:t>
+      </w:r>
+      <w:proofErr w:type="spellEnd"/>
+      <w:r>
+        <w:rPr>
+          <w:rStyle w:val="Hyperlink"/>
+          <w:color w:val="auto"/>
+          <w:sz w:val="24"/>
+          <w:szCs w:val="24"/>
+          <w:u w:val="none"/>
+          <w:lang w:val="en-US"/>
+        </w:rPr>
+        <w:t xml:space="preserve">]. </w:t>
+      </w:r>
+      <w:r>
+        <w:rPr>
+          <w:rStyle w:val="Hyperlink"/>
           <w:color w:val="auto"/>
           <w:sz w:val="24"/>
           <w:szCs w:val="24"/>
@@ -18751,7 +19692,7 @@
       <w:hyperlink r:id="rId18" w:history="1">
         <w:r>
           <w:rPr>
-            <w:rStyle w:val="Hipervnculo"/>
+            <w:rStyle w:val="Hyperlink"/>
             <w:sz w:val="24"/>
             <w:szCs w:val="24"/>
           </w:rPr>
@@ -18779,14 +19720,15 @@
           <w:szCs w:val="24"/>
         </w:rPr>
       </w:pPr>
-      <w:r>
-        <w:rPr>
-          <w:sz w:val="24"/>
-          <w:szCs w:val="24"/>
-        </w:rPr>
-        <w:lastRenderedPageBreak/>
+      <w:proofErr w:type="spellStart"/>
+      <w:r>
+        <w:rPr>
+          <w:sz w:val="24"/>
+          <w:szCs w:val="24"/>
+        </w:rPr>
         <w:t>Fernandez</w:t>
       </w:r>
+      <w:proofErr w:type="spellEnd"/>
       <w:r>
         <w:rPr>
           <w:sz w:val="24"/>
@@ -18855,11 +19797,20 @@
       <w:hyperlink r:id="rId19" w:history="1">
         <w:r>
           <w:rPr>
-            <w:rStyle w:val="Hipervnculo"/>
+            <w:rStyle w:val="Hyperlink"/>
             <w:sz w:val="24"/>
             <w:szCs w:val="24"/>
           </w:rPr>
-          <w:t>https://www.elfinancierocr.com/economia-y-politica/primera-finca-certificada-por-rainforest-alliance-en-costa-rica-obtuvo-mejoras-financieras-productivas-y-sociales/6XOHDLSMCJDBJDQWQ5JF6QXGEI/story/</w:t>
+          <w:t>https://www.elfinancierocr.com/economia-y-politica/primera-</w:t>
+        </w:r>
+        <w:r>
+          <w:rPr>
+            <w:rStyle w:val="Hyperlink"/>
+            <w:sz w:val="24"/>
+            <w:szCs w:val="24"/>
+          </w:rPr>
+          <w:lastRenderedPageBreak/>
+          <w:t>finca-certificada-por-rainforest-alliance-en-costa-rica-obtuvo-mejoras-financieras-productivas-y-sociales/6XOHDLSMCJDBJDQWQ5JF6QXGEI/story/</w:t>
         </w:r>
       </w:hyperlink>
     </w:p>
@@ -18968,7 +19919,7 @@
       <w:hyperlink r:id="rId20" w:history="1">
         <w:r>
           <w:rPr>
-            <w:rStyle w:val="Hipervnculo"/>
+            <w:rStyle w:val="Hyperlink"/>
             <w:sz w:val="24"/>
             <w:szCs w:val="24"/>
           </w:rPr>
@@ -19003,7 +19954,43 @@
           <w:szCs w:val="24"/>
           <w:lang w:val="en-US"/>
         </w:rPr>
-        <w:t>Hou, Y., Velthof, G. L., &amp; Oenema, O. (2015). Mitigation of ammonia, nitrous oxide and methane emissions from manure management chains: a meta-analysis and integrated assessment. </w:t>
+        <w:t xml:space="preserve">Hou, Y., </w:t>
+      </w:r>
+      <w:proofErr w:type="spellStart"/>
+      <w:r>
+        <w:rPr>
+          <w:sz w:val="24"/>
+          <w:szCs w:val="24"/>
+          <w:lang w:val="en-US"/>
+        </w:rPr>
+        <w:t>Velthof</w:t>
+      </w:r>
+      <w:proofErr w:type="spellEnd"/>
+      <w:r>
+        <w:rPr>
+          <w:sz w:val="24"/>
+          <w:szCs w:val="24"/>
+          <w:lang w:val="en-US"/>
+        </w:rPr>
+        <w:t xml:space="preserve">, G. L., &amp; </w:t>
+      </w:r>
+      <w:proofErr w:type="spellStart"/>
+      <w:r>
+        <w:rPr>
+          <w:sz w:val="24"/>
+          <w:szCs w:val="24"/>
+          <w:lang w:val="en-US"/>
+        </w:rPr>
+        <w:t>Oenema</w:t>
+      </w:r>
+      <w:proofErr w:type="spellEnd"/>
+      <w:r>
+        <w:rPr>
+          <w:sz w:val="24"/>
+          <w:szCs w:val="24"/>
+          <w:lang w:val="en-US"/>
+        </w:rPr>
+        <w:t>, O. (2015). Mitigation of ammonia, nitrous oxide and methane emissions from manure management chains: a meta-analysis and integrated assessment. </w:t>
       </w:r>
       <w:r>
         <w:rPr>
@@ -19012,8 +19999,39 @@
           <w:sz w:val="24"/>
           <w:szCs w:val="24"/>
         </w:rPr>
-        <w:t>Global change biology</w:t>
-      </w:r>
+        <w:t xml:space="preserve">Global </w:t>
+      </w:r>
+      <w:proofErr w:type="spellStart"/>
+      <w:r>
+        <w:rPr>
+          <w:i/>
+          <w:iCs/>
+          <w:sz w:val="24"/>
+          <w:szCs w:val="24"/>
+        </w:rPr>
+        <w:t>change</w:t>
+      </w:r>
+      <w:proofErr w:type="spellEnd"/>
+      <w:r>
+        <w:rPr>
+          <w:i/>
+          <w:iCs/>
+          <w:sz w:val="24"/>
+          <w:szCs w:val="24"/>
+        </w:rPr>
+        <w:t xml:space="preserve"> </w:t>
+      </w:r>
+      <w:proofErr w:type="spellStart"/>
+      <w:r>
+        <w:rPr>
+          <w:i/>
+          <w:iCs/>
+          <w:sz w:val="24"/>
+          <w:szCs w:val="24"/>
+        </w:rPr>
+        <w:t>biology</w:t>
+      </w:r>
+      <w:proofErr w:type="spellEnd"/>
       <w:r>
         <w:rPr>
           <w:sz w:val="24"/>
@@ -19040,7 +20058,7 @@
       <w:hyperlink r:id="rId21" w:history="1">
         <w:r>
           <w:rPr>
-            <w:rStyle w:val="Hipervnculo"/>
+            <w:rStyle w:val="Hyperlink"/>
             <w:sz w:val="24"/>
             <w:szCs w:val="24"/>
           </w:rPr>
@@ -19095,7 +20113,7 @@
       <w:hyperlink r:id="rId22" w:history="1">
         <w:r>
           <w:rPr>
-            <w:rStyle w:val="Hipervnculo"/>
+            <w:rStyle w:val="Hyperlink"/>
             <w:sz w:val="24"/>
             <w:szCs w:val="24"/>
           </w:rPr>
@@ -19120,7 +20138,7 @@
         <w:ind w:left="960" w:hanging="480"/>
         <w:jc w:val="both"/>
         <w:rPr>
-          <w:rStyle w:val="Hipervnculo"/>
+          <w:rStyle w:val="Hyperlink"/>
           <w:sz w:val="24"/>
           <w:szCs w:val="24"/>
           <w:lang w:val="en-US"/>
@@ -19201,7 +20219,7 @@
       <w:hyperlink r:id="rId23" w:history="1">
         <w:r>
           <w:rPr>
-            <w:rStyle w:val="Hipervnculo"/>
+            <w:rStyle w:val="Hyperlink"/>
             <w:lang w:val="en-US"/>
           </w:rPr>
           <w:t>https://inec.cr/estadisticas-fuentes/encuestas/encuesta-nacional-agropecuaria</w:t>
@@ -19301,13 +20319,23 @@
           <w:lang w:val="en-US"/>
         </w:rPr>
       </w:pPr>
+      <w:proofErr w:type="spellStart"/>
       <w:r>
         <w:rPr>
           <w:sz w:val="24"/>
           <w:szCs w:val="24"/>
           <w:lang w:val="en-US"/>
         </w:rPr>
-        <w:t>Jjagwe, J., Komakech, A. J., Karungi, J., Amann, A., Wanyama, J., &amp; Lederer, J. (2019). Assessment of a cattle manure vermicomposting system using material flow analysis: a case study from Uganda. </w:t>
+        <w:t>Jjagwe</w:t>
+      </w:r>
+      <w:proofErr w:type="spellEnd"/>
+      <w:r>
+        <w:rPr>
+          <w:sz w:val="24"/>
+          <w:szCs w:val="24"/>
+          <w:lang w:val="en-US"/>
+        </w:rPr>
+        <w:t>, J., Komakech, A. J., Karungi, J., Amann, A., Wanyama, J., &amp; Lederer, J. (2019). Assessment of a cattle manure vermicomposting system using material flow analysis: a case study from Uganda. </w:t>
       </w:r>
       <w:r>
         <w:rPr>
@@ -19364,7 +20392,7 @@
         <w:ind w:left="960" w:hanging="480"/>
         <w:jc w:val="both"/>
         <w:rPr>
-          <w:rStyle w:val="Hipervnculo"/>
+          <w:rStyle w:val="Hyperlink"/>
           <w:sz w:val="24"/>
           <w:szCs w:val="24"/>
           <w:lang w:val="en-US"/>
@@ -19376,7 +20404,97 @@
           <w:szCs w:val="24"/>
           <w:lang w:val="en-US"/>
         </w:rPr>
-        <w:t xml:space="preserve">Komakech, A. J., Banadda, N. E., Kinobe, J. R., Kasisira, L., Sundberg, C., Gebresenbet, G., &amp; Vinnerås, B. (2014). Characterization of municipal waste in Kampala, Uganda. </w:t>
+        <w:t xml:space="preserve">Komakech, A. J., </w:t>
+      </w:r>
+      <w:proofErr w:type="spellStart"/>
+      <w:r>
+        <w:rPr>
+          <w:sz w:val="24"/>
+          <w:szCs w:val="24"/>
+          <w:lang w:val="en-US"/>
+        </w:rPr>
+        <w:t>Banadda</w:t>
+      </w:r>
+      <w:proofErr w:type="spellEnd"/>
+      <w:r>
+        <w:rPr>
+          <w:sz w:val="24"/>
+          <w:szCs w:val="24"/>
+          <w:lang w:val="en-US"/>
+        </w:rPr>
+        <w:t xml:space="preserve">, N. E., </w:t>
+      </w:r>
+      <w:proofErr w:type="spellStart"/>
+      <w:r>
+        <w:rPr>
+          <w:sz w:val="24"/>
+          <w:szCs w:val="24"/>
+          <w:lang w:val="en-US"/>
+        </w:rPr>
+        <w:t>Kinobe</w:t>
+      </w:r>
+      <w:proofErr w:type="spellEnd"/>
+      <w:r>
+        <w:rPr>
+          <w:sz w:val="24"/>
+          <w:szCs w:val="24"/>
+          <w:lang w:val="en-US"/>
+        </w:rPr>
+        <w:t xml:space="preserve">, J. R., </w:t>
+      </w:r>
+      <w:proofErr w:type="spellStart"/>
+      <w:r>
+        <w:rPr>
+          <w:sz w:val="24"/>
+          <w:szCs w:val="24"/>
+          <w:lang w:val="en-US"/>
+        </w:rPr>
+        <w:t>Kasisira</w:t>
+      </w:r>
+      <w:proofErr w:type="spellEnd"/>
+      <w:r>
+        <w:rPr>
+          <w:sz w:val="24"/>
+          <w:szCs w:val="24"/>
+          <w:lang w:val="en-US"/>
+        </w:rPr>
+        <w:t xml:space="preserve">, L., Sundberg, C., </w:t>
+      </w:r>
+      <w:proofErr w:type="spellStart"/>
+      <w:r>
+        <w:rPr>
+          <w:sz w:val="24"/>
+          <w:szCs w:val="24"/>
+          <w:lang w:val="en-US"/>
+        </w:rPr>
+        <w:t>Gebresenbet</w:t>
+      </w:r>
+      <w:proofErr w:type="spellEnd"/>
+      <w:r>
+        <w:rPr>
+          <w:sz w:val="24"/>
+          <w:szCs w:val="24"/>
+          <w:lang w:val="en-US"/>
+        </w:rPr>
+        <w:t xml:space="preserve">, G., &amp; </w:t>
+      </w:r>
+      <w:proofErr w:type="spellStart"/>
+      <w:r>
+        <w:rPr>
+          <w:sz w:val="24"/>
+          <w:szCs w:val="24"/>
+          <w:lang w:val="en-US"/>
+        </w:rPr>
+        <w:t>Vinnerås</w:t>
+      </w:r>
+      <w:proofErr w:type="spellEnd"/>
+      <w:r>
+        <w:rPr>
+          <w:sz w:val="24"/>
+          <w:szCs w:val="24"/>
+          <w:lang w:val="en-US"/>
+        </w:rPr>
+        <w:t xml:space="preserve">, B. (2014). Characterization of municipal waste in Kampala, Uganda. </w:t>
       </w:r>
       <w:r>
         <w:rPr>
@@ -19417,7 +20535,7 @@
       <w:hyperlink r:id="rId24" w:history="1">
         <w:r>
           <w:rPr>
-            <w:rStyle w:val="Hipervnculo"/>
+            <w:rStyle w:val="Hyperlink"/>
             <w:sz w:val="24"/>
             <w:szCs w:val="24"/>
             <w:lang w:val="en-US"/>
@@ -19432,7 +20550,7 @@
         <w:ind w:left="960" w:hanging="480"/>
         <w:jc w:val="both"/>
         <w:rPr>
-          <w:rStyle w:val="Hipervnculo"/>
+          <w:rStyle w:val="Hyperlink"/>
           <w:sz w:val="24"/>
           <w:szCs w:val="24"/>
           <w:lang w:val="en-US"/>
@@ -19456,7 +20574,25 @@
           <w:szCs w:val="24"/>
           <w:lang w:val="en-US"/>
         </w:rPr>
-        <w:t>Komakech, A. J., Sundberg, C., Jönsson, H., &amp; Vinnerås, B. (2015). Life cycle assessment of biodegradable waste treatment systems for sub-Saharan African cities. </w:t>
+        <w:t xml:space="preserve">Komakech, A. J., Sundberg, C., Jönsson, H., &amp; </w:t>
+      </w:r>
+      <w:proofErr w:type="spellStart"/>
+      <w:r>
+        <w:rPr>
+          <w:sz w:val="24"/>
+          <w:szCs w:val="24"/>
+          <w:lang w:val="en-US"/>
+        </w:rPr>
+        <w:t>Vinnerås</w:t>
+      </w:r>
+      <w:proofErr w:type="spellEnd"/>
+      <w:r>
+        <w:rPr>
+          <w:sz w:val="24"/>
+          <w:szCs w:val="24"/>
+          <w:lang w:val="en-US"/>
+        </w:rPr>
+        <w:t>, B. (2015). Life cycle assessment of biodegradable waste treatment systems for sub-Saharan African cities. </w:t>
       </w:r>
       <w:r>
         <w:rPr>
@@ -19524,16 +20660,43 @@
           <w:szCs w:val="24"/>
           <w:lang w:val="en-US"/>
         </w:rPr>
-        <w:t>Komakech, A. J., Zurbrügg, C., Miito, G. J., Wanyama, J., &amp; Vinnerås, B. (2016). Environmen</w:t>
-      </w:r>
+        <w:t xml:space="preserve">Komakech, A. J., </w:t>
+      </w:r>
+      <w:proofErr w:type="spellStart"/>
       <w:r>
         <w:rPr>
           <w:sz w:val="24"/>
           <w:szCs w:val="24"/>
           <w:lang w:val="en-US"/>
         </w:rPr>
-        <w:lastRenderedPageBreak/>
-        <w:t xml:space="preserve">tal impact from vermicomposting of organic waste in Kampala, Uganda. </w:t>
+        <w:t>Zurbrügg</w:t>
+      </w:r>
+      <w:proofErr w:type="spellEnd"/>
+      <w:r>
+        <w:rPr>
+          <w:sz w:val="24"/>
+          <w:szCs w:val="24"/>
+          <w:lang w:val="en-US"/>
+        </w:rPr>
+        <w:t xml:space="preserve">, C., Miito, G. J., Wanyama, J., &amp; </w:t>
+      </w:r>
+      <w:proofErr w:type="spellStart"/>
+      <w:r>
+        <w:rPr>
+          <w:sz w:val="24"/>
+          <w:szCs w:val="24"/>
+          <w:lang w:val="en-US"/>
+        </w:rPr>
+        <w:t>Vinnerås</w:t>
+      </w:r>
+      <w:proofErr w:type="spellEnd"/>
+      <w:r>
+        <w:rPr>
+          <w:sz w:val="24"/>
+          <w:szCs w:val="24"/>
+          <w:lang w:val="en-US"/>
+        </w:rPr>
+        <w:t xml:space="preserve">, B. (2016). Environmental impact from vermicomposting of organic waste in Kampala, Uganda. </w:t>
       </w:r>
       <w:r>
         <w:rPr>
@@ -19574,7 +20737,7 @@
       <w:hyperlink r:id="rId25" w:history="1">
         <w:r>
           <w:rPr>
-            <w:rStyle w:val="Hipervnculo"/>
+            <w:rStyle w:val="Hyperlink"/>
             <w:sz w:val="24"/>
             <w:szCs w:val="24"/>
             <w:lang w:val="en-US"/>
@@ -19610,7 +20773,61 @@
           <w:szCs w:val="24"/>
           <w:lang w:val="en-US"/>
         </w:rPr>
-        <w:t xml:space="preserve">Kupper, T., Häni, C., Neftel, A., Kincaid, C., Bühler, M., Amon, B., &amp; VanderZaag, A. (2020). Ammonia and greenhouse gas emissions from slurry storage - A review. </w:t>
+        <w:t xml:space="preserve">Kupper, T., </w:t>
+      </w:r>
+      <w:proofErr w:type="spellStart"/>
+      <w:r>
+        <w:rPr>
+          <w:sz w:val="24"/>
+          <w:szCs w:val="24"/>
+          <w:lang w:val="en-US"/>
+        </w:rPr>
+        <w:t>Häni</w:t>
+      </w:r>
+      <w:proofErr w:type="spellEnd"/>
+      <w:r>
+        <w:rPr>
+          <w:sz w:val="24"/>
+          <w:szCs w:val="24"/>
+          <w:lang w:val="en-US"/>
+        </w:rPr>
+        <w:t xml:space="preserve">, C., </w:t>
+      </w:r>
+      <w:proofErr w:type="spellStart"/>
+      <w:r>
+        <w:rPr>
+          <w:sz w:val="24"/>
+          <w:szCs w:val="24"/>
+          <w:lang w:val="en-US"/>
+        </w:rPr>
+        <w:t>Neftel</w:t>
+      </w:r>
+      <w:proofErr w:type="spellEnd"/>
+      <w:r>
+        <w:rPr>
+          <w:sz w:val="24"/>
+          <w:szCs w:val="24"/>
+          <w:lang w:val="en-US"/>
+        </w:rPr>
+        <w:t xml:space="preserve">, A., Kincaid, C., Bühler, M., Amon, B., &amp; </w:t>
+      </w:r>
+      <w:proofErr w:type="spellStart"/>
+      <w:r>
+        <w:rPr>
+          <w:sz w:val="24"/>
+          <w:szCs w:val="24"/>
+          <w:lang w:val="en-US"/>
+        </w:rPr>
+        <w:t>VanderZaag</w:t>
+      </w:r>
+      <w:proofErr w:type="spellEnd"/>
+      <w:r>
+        <w:rPr>
+          <w:sz w:val="24"/>
+          <w:szCs w:val="24"/>
+          <w:lang w:val="en-US"/>
+        </w:rPr>
+        <w:t xml:space="preserve">, A. (2020). Ammonia and greenhouse gas emissions from slurry storage - A review. </w:t>
       </w:r>
       <w:r>
         <w:rPr>
@@ -19651,7 +20868,7 @@
       <w:hyperlink r:id="rId26" w:history="1">
         <w:r>
           <w:rPr>
-            <w:rStyle w:val="Hipervnculo"/>
+            <w:rStyle w:val="Hyperlink"/>
             <w:sz w:val="24"/>
             <w:szCs w:val="24"/>
             <w:lang w:val="en-US"/>
@@ -19666,7 +20883,7 @@
         <w:ind w:left="960" w:hanging="480"/>
         <w:jc w:val="both"/>
         <w:rPr>
-          <w:rStyle w:val="Hipervnculo"/>
+          <w:rStyle w:val="Hyperlink"/>
           <w:sz w:val="24"/>
           <w:szCs w:val="24"/>
           <w:lang w:val="en-US"/>
@@ -19690,7 +20907,25 @@
           <w:szCs w:val="24"/>
           <w:lang w:val="en-US"/>
         </w:rPr>
-        <w:t xml:space="preserve">Leitner, S., Pelster, D. E., Owino, J., Marquardt, S., &amp; Merbold, L. (2020). </w:t>
+        <w:t xml:space="preserve">Leitner, S., Pelster, D. E., Owino, J., Marquardt, S., &amp; </w:t>
+      </w:r>
+      <w:proofErr w:type="spellStart"/>
+      <w:r>
+        <w:rPr>
+          <w:sz w:val="24"/>
+          <w:szCs w:val="24"/>
+          <w:lang w:val="en-US"/>
+        </w:rPr>
+        <w:t>Merbold</w:t>
+      </w:r>
+      <w:proofErr w:type="spellEnd"/>
+      <w:r>
+        <w:rPr>
+          <w:sz w:val="24"/>
+          <w:szCs w:val="24"/>
+          <w:lang w:val="en-US"/>
+        </w:rPr>
+        <w:t xml:space="preserve">, L. (2020). </w:t>
       </w:r>
       <w:r>
         <w:rPr>
@@ -19713,7 +20948,7 @@
       <w:hyperlink r:id="rId27" w:history="1">
         <w:r>
           <w:rPr>
-            <w:rStyle w:val="Hipervnculo"/>
+            <w:rStyle w:val="Hyperlink"/>
             <w:sz w:val="24"/>
             <w:szCs w:val="24"/>
             <w:lang w:val="en-US"/>
@@ -19728,7 +20963,7 @@
         <w:ind w:left="960" w:hanging="480"/>
         <w:jc w:val="both"/>
         <w:rPr>
-          <w:rStyle w:val="Hipervnculo"/>
+          <w:rStyle w:val="Hyperlink"/>
           <w:color w:val="auto"/>
           <w:sz w:val="24"/>
           <w:szCs w:val="24"/>
@@ -19753,14 +20988,89 @@
           <w:szCs w:val="24"/>
           <w:lang w:val="en-US"/>
         </w:rPr>
-        <w:t xml:space="preserve">Lim, S. L., Lee, L. H., &amp; Wu, T. Y. (2016). Sustainability of using composting and vermicomposting technologies for organic solid waste biotransformation: recent overview, greenhouse gases emissions and economic analysis. </w:t>
-      </w:r>
-      <w:r>
-        <w:rPr>
-          <w:sz w:val="24"/>
-          <w:szCs w:val="24"/>
-        </w:rPr>
-        <w:t>Journal of cleaner production, 111, 262-278.</w:t>
+        <w:t xml:space="preserve">Lim, S. L., Lee, L. H., &amp; Wu, T. Y. (2016). Sustainability </w:t>
+      </w:r>
+      <w:proofErr w:type="gramStart"/>
+      <w:r>
+        <w:rPr>
+          <w:sz w:val="24"/>
+          <w:szCs w:val="24"/>
+          <w:lang w:val="en-US"/>
+        </w:rPr>
+        <w:t>of using</w:t>
+      </w:r>
+      <w:proofErr w:type="gramEnd"/>
+      <w:r>
+        <w:rPr>
+          <w:sz w:val="24"/>
+          <w:szCs w:val="24"/>
+          <w:lang w:val="en-US"/>
+        </w:rPr>
+        <w:t xml:space="preserve"> composting and vermicomposting technologies for organic solid waste biotransformation: recent overview, greenhouse gases emissions and economic analysis. </w:t>
+      </w:r>
+      <w:proofErr w:type="spellStart"/>
+      <w:r>
+        <w:rPr>
+          <w:sz w:val="24"/>
+          <w:szCs w:val="24"/>
+        </w:rPr>
+        <w:t>Journal</w:t>
+      </w:r>
+      <w:proofErr w:type="spellEnd"/>
+      <w:r>
+        <w:rPr>
+          <w:sz w:val="24"/>
+          <w:szCs w:val="24"/>
+        </w:rPr>
+        <w:t xml:space="preserve"> </w:t>
+      </w:r>
+      <w:proofErr w:type="spellStart"/>
+      <w:r>
+        <w:rPr>
+          <w:sz w:val="24"/>
+          <w:szCs w:val="24"/>
+        </w:rPr>
+        <w:t>of</w:t>
+      </w:r>
+      <w:proofErr w:type="spellEnd"/>
+      <w:r>
+        <w:rPr>
+          <w:sz w:val="24"/>
+          <w:szCs w:val="24"/>
+        </w:rPr>
+        <w:t xml:space="preserve"> </w:t>
+      </w:r>
+      <w:proofErr w:type="spellStart"/>
+      <w:r>
+        <w:rPr>
+          <w:sz w:val="24"/>
+          <w:szCs w:val="24"/>
+        </w:rPr>
+        <w:t>cleaner</w:t>
+      </w:r>
+      <w:proofErr w:type="spellEnd"/>
+      <w:r>
+        <w:rPr>
+          <w:sz w:val="24"/>
+          <w:szCs w:val="24"/>
+        </w:rPr>
+        <w:t xml:space="preserve"> </w:t>
+      </w:r>
+      <w:proofErr w:type="spellStart"/>
+      <w:r>
+        <w:rPr>
+          <w:sz w:val="24"/>
+          <w:szCs w:val="24"/>
+        </w:rPr>
+        <w:t>production</w:t>
+      </w:r>
+      <w:proofErr w:type="spellEnd"/>
+      <w:r>
+        <w:rPr>
+          <w:sz w:val="24"/>
+          <w:szCs w:val="24"/>
+        </w:rPr>
+        <w:t>, 111, 262-278.</w:t>
       </w:r>
     </w:p>
     <w:p>
@@ -19799,7 +21109,7 @@
       <w:hyperlink r:id="rId28" w:history="1">
         <w:r>
           <w:rPr>
-            <w:rStyle w:val="Hipervnculo"/>
+            <w:rStyle w:val="Hyperlink"/>
             <w:sz w:val="24"/>
             <w:szCs w:val="24"/>
           </w:rPr>
@@ -19828,12 +21138,21 @@
           <w:szCs w:val="24"/>
         </w:rPr>
       </w:pPr>
-      <w:r>
-        <w:rPr>
-          <w:sz w:val="24"/>
-          <w:szCs w:val="24"/>
-        </w:rPr>
-        <w:t>Macktoobian, M. (2024). </w:t>
+      <w:proofErr w:type="spellStart"/>
+      <w:r>
+        <w:rPr>
+          <w:sz w:val="24"/>
+          <w:szCs w:val="24"/>
+        </w:rPr>
+        <w:t>Macktoobian</w:t>
+      </w:r>
+      <w:proofErr w:type="spellEnd"/>
+      <w:r>
+        <w:rPr>
+          <w:sz w:val="24"/>
+          <w:szCs w:val="24"/>
+        </w:rPr>
+        <w:t>, M. (2024). </w:t>
       </w:r>
       <w:r>
         <w:rPr>
@@ -19842,8 +21161,99 @@
           <w:sz w:val="24"/>
           <w:szCs w:val="24"/>
         </w:rPr>
-        <w:t>Life cycle assessment of vermicomposting process</w:t>
-      </w:r>
+        <w:t xml:space="preserve">Life </w:t>
+      </w:r>
+      <w:proofErr w:type="spellStart"/>
+      <w:r>
+        <w:rPr>
+          <w:i/>
+          <w:iCs/>
+          <w:sz w:val="24"/>
+          <w:szCs w:val="24"/>
+        </w:rPr>
+        <w:t>cycle</w:t>
+      </w:r>
+      <w:proofErr w:type="spellEnd"/>
+      <w:r>
+        <w:rPr>
+          <w:i/>
+          <w:iCs/>
+          <w:sz w:val="24"/>
+          <w:szCs w:val="24"/>
+        </w:rPr>
+        <w:t xml:space="preserve"> </w:t>
+      </w:r>
+      <w:proofErr w:type="spellStart"/>
+      <w:r>
+        <w:rPr>
+          <w:i/>
+          <w:iCs/>
+          <w:sz w:val="24"/>
+          <w:szCs w:val="24"/>
+        </w:rPr>
+        <w:t>assessment</w:t>
+      </w:r>
+      <w:proofErr w:type="spellEnd"/>
+      <w:r>
+        <w:rPr>
+          <w:i/>
+          <w:iCs/>
+          <w:sz w:val="24"/>
+          <w:szCs w:val="24"/>
+        </w:rPr>
+        <w:t xml:space="preserve"> </w:t>
+      </w:r>
+      <w:proofErr w:type="spellStart"/>
+      <w:r>
+        <w:rPr>
+          <w:i/>
+          <w:iCs/>
+          <w:sz w:val="24"/>
+          <w:szCs w:val="24"/>
+        </w:rPr>
+        <w:t>of</w:t>
+      </w:r>
+      <w:proofErr w:type="spellEnd"/>
+      <w:r>
+        <w:rPr>
+          <w:i/>
+          <w:iCs/>
+          <w:sz w:val="24"/>
+          <w:szCs w:val="24"/>
+        </w:rPr>
+        <w:t xml:space="preserve"> </w:t>
+      </w:r>
+      <w:proofErr w:type="spellStart"/>
+      <w:r>
+        <w:rPr>
+          <w:i/>
+          <w:iCs/>
+          <w:sz w:val="24"/>
+          <w:szCs w:val="24"/>
+        </w:rPr>
+        <w:t>vermicomposting</w:t>
+      </w:r>
+      <w:proofErr w:type="spellEnd"/>
+      <w:r>
+        <w:rPr>
+          <w:i/>
+          <w:iCs/>
+          <w:sz w:val="24"/>
+          <w:szCs w:val="24"/>
+        </w:rPr>
+        <w:t xml:space="preserve"> </w:t>
+      </w:r>
+      <w:proofErr w:type="spellStart"/>
+      <w:r>
+        <w:rPr>
+          <w:i/>
+          <w:iCs/>
+          <w:sz w:val="24"/>
+          <w:szCs w:val="24"/>
+        </w:rPr>
+        <w:t>process</w:t>
+      </w:r>
+      <w:proofErr w:type="spellEnd"/>
       <w:r>
         <w:rPr>
           <w:sz w:val="24"/>
@@ -19889,7 +21299,7 @@
       <w:hyperlink r:id="rId29" w:history="1">
         <w:r>
           <w:rPr>
-            <w:rStyle w:val="Hipervnculo"/>
+            <w:rStyle w:val="Hyperlink"/>
             <w:sz w:val="24"/>
             <w:szCs w:val="24"/>
           </w:rPr>
@@ -19993,7 +21403,27 @@
           <w:sz w:val="24"/>
           <w:szCs w:val="24"/>
         </w:rPr>
-        <w:t xml:space="preserve"> ed).</w:t>
+        <w:t xml:space="preserve"> </w:t>
+      </w:r>
+      <w:proofErr w:type="spellStart"/>
+      <w:r>
+        <w:rPr>
+          <w:i/>
+          <w:iCs/>
+          <w:sz w:val="24"/>
+          <w:szCs w:val="24"/>
+        </w:rPr>
+        <w:t>ed</w:t>
+      </w:r>
+      <w:proofErr w:type="spellEnd"/>
+      <w:r>
+        <w:rPr>
+          <w:i/>
+          <w:iCs/>
+          <w:sz w:val="24"/>
+          <w:szCs w:val="24"/>
+        </w:rPr>
+        <w:t>).</w:t>
       </w:r>
       <w:r>
         <w:rPr>
@@ -20019,7 +21449,7 @@
       <w:hyperlink r:id="rId30" w:history="1">
         <w:r>
           <w:rPr>
-            <w:rStyle w:val="Hipervnculo"/>
+            <w:rStyle w:val="Hyperlink"/>
             <w:sz w:val="24"/>
             <w:szCs w:val="24"/>
             <w:lang w:val="en-US"/>
@@ -20051,13 +21481,23 @@
           <w:lang w:val="en-US"/>
         </w:rPr>
       </w:pPr>
+      <w:proofErr w:type="spellStart"/>
       <w:r>
         <w:rPr>
           <w:sz w:val="24"/>
           <w:szCs w:val="24"/>
           <w:lang w:val="en-US"/>
         </w:rPr>
-        <w:t xml:space="preserve">Monteny, G. J., &amp; Erisman, J. W. (1998). </w:t>
+        <w:t>Monteny</w:t>
+      </w:r>
+      <w:proofErr w:type="spellEnd"/>
+      <w:r>
+        <w:rPr>
+          <w:sz w:val="24"/>
+          <w:szCs w:val="24"/>
+          <w:lang w:val="en-US"/>
+        </w:rPr>
+        <w:t xml:space="preserve">, G. J., &amp; Erisman, J. W. (1998). </w:t>
       </w:r>
       <w:r>
         <w:rPr>
@@ -20131,6 +21571,7 @@
         </w:rPr>
         <w:t>(2009). National Engineering Handbook-Part 651-Agricultural Waste Management Field Handbook. </w:t>
       </w:r>
+      <w:proofErr w:type="spellStart"/>
       <w:r>
         <w:rPr>
           <w:i/>
@@ -20138,7 +21579,77 @@
           <w:sz w:val="24"/>
           <w:szCs w:val="24"/>
         </w:rPr>
-        <w:t>United States Department of Agriculture: Washington, DC</w:t>
+        <w:t>United</w:t>
+      </w:r>
+      <w:proofErr w:type="spellEnd"/>
+      <w:r>
+        <w:rPr>
+          <w:i/>
+          <w:iCs/>
+          <w:sz w:val="24"/>
+          <w:szCs w:val="24"/>
+        </w:rPr>
+        <w:t xml:space="preserve"> States </w:t>
+      </w:r>
+      <w:proofErr w:type="spellStart"/>
+      <w:r>
+        <w:rPr>
+          <w:i/>
+          <w:iCs/>
+          <w:sz w:val="24"/>
+          <w:szCs w:val="24"/>
+        </w:rPr>
+        <w:t>Department</w:t>
+      </w:r>
+      <w:proofErr w:type="spellEnd"/>
+      <w:r>
+        <w:rPr>
+          <w:i/>
+          <w:iCs/>
+          <w:sz w:val="24"/>
+          <w:szCs w:val="24"/>
+        </w:rPr>
+        <w:t xml:space="preserve"> </w:t>
+      </w:r>
+      <w:proofErr w:type="spellStart"/>
+      <w:r>
+        <w:rPr>
+          <w:i/>
+          <w:iCs/>
+          <w:sz w:val="24"/>
+          <w:szCs w:val="24"/>
+        </w:rPr>
+        <w:t>of</w:t>
+      </w:r>
+      <w:proofErr w:type="spellEnd"/>
+      <w:r>
+        <w:rPr>
+          <w:i/>
+          <w:iCs/>
+          <w:sz w:val="24"/>
+          <w:szCs w:val="24"/>
+        </w:rPr>
+        <w:t xml:space="preserve"> </w:t>
+      </w:r>
+      <w:proofErr w:type="spellStart"/>
+      <w:r>
+        <w:rPr>
+          <w:i/>
+          <w:iCs/>
+          <w:sz w:val="24"/>
+          <w:szCs w:val="24"/>
+        </w:rPr>
+        <w:t>Agriculture</w:t>
+      </w:r>
+      <w:proofErr w:type="spellEnd"/>
+      <w:r>
+        <w:rPr>
+          <w:i/>
+          <w:iCs/>
+          <w:sz w:val="24"/>
+          <w:szCs w:val="24"/>
+        </w:rPr>
+        <w:t>: Washington, DC</w:t>
       </w:r>
       <w:r>
         <w:rPr>
@@ -20251,7 +21762,7 @@
       <w:hyperlink r:id="rId31" w:history="1">
         <w:r>
           <w:rPr>
-            <w:rStyle w:val="Hipervnculo"/>
+            <w:rStyle w:val="Hyperlink"/>
             <w:sz w:val="24"/>
             <w:szCs w:val="24"/>
           </w:rPr>
@@ -20285,7 +21796,55 @@
           <w:sz w:val="24"/>
           <w:szCs w:val="24"/>
         </w:rPr>
-        <w:t xml:space="preserve">Rojas, L., &amp; Elizondo, J. (2020). Evaluación del efecto de los purines vacunos sobre la producción de pasto Taiwán (Pennisetum purpureum) en un suelo Andisol. </w:t>
+        <w:t>Rojas, L., &amp; Elizondo, J. (2020). Evaluación del efecto de los purines vacunos sobre la producción de pasto Taiwán (</w:t>
+      </w:r>
+      <w:proofErr w:type="spellStart"/>
+      <w:r>
+        <w:rPr>
+          <w:sz w:val="24"/>
+          <w:szCs w:val="24"/>
+        </w:rPr>
+        <w:t>Pennisetum</w:t>
+      </w:r>
+      <w:proofErr w:type="spellEnd"/>
+      <w:r>
+        <w:rPr>
+          <w:sz w:val="24"/>
+          <w:szCs w:val="24"/>
+        </w:rPr>
+        <w:t xml:space="preserve"> </w:t>
+      </w:r>
+      <w:proofErr w:type="spellStart"/>
+      <w:r>
+        <w:rPr>
+          <w:sz w:val="24"/>
+          <w:szCs w:val="24"/>
+        </w:rPr>
+        <w:t>purpureum</w:t>
+      </w:r>
+      <w:proofErr w:type="spellEnd"/>
+      <w:r>
+        <w:rPr>
+          <w:sz w:val="24"/>
+          <w:szCs w:val="24"/>
+        </w:rPr>
+        <w:t xml:space="preserve">) en un suelo </w:t>
+      </w:r>
+      <w:proofErr w:type="spellStart"/>
+      <w:r>
+        <w:rPr>
+          <w:sz w:val="24"/>
+          <w:szCs w:val="24"/>
+        </w:rPr>
+        <w:t>Andisol</w:t>
+      </w:r>
+      <w:proofErr w:type="spellEnd"/>
+      <w:r>
+        <w:rPr>
+          <w:sz w:val="24"/>
+          <w:szCs w:val="24"/>
+        </w:rPr>
+        <w:t xml:space="preserve">. </w:t>
       </w:r>
       <w:r>
         <w:rPr>
@@ -20322,7 +21881,7 @@
       <w:hyperlink r:id="rId32" w:history="1">
         <w:r>
           <w:rPr>
-            <w:rStyle w:val="Hipervnculo"/>
+            <w:rStyle w:val="Hyperlink"/>
             <w:sz w:val="24"/>
             <w:szCs w:val="24"/>
           </w:rPr>
@@ -20357,7 +21916,6 @@
           <w:sz w:val="24"/>
           <w:szCs w:val="24"/>
         </w:rPr>
-        <w:lastRenderedPageBreak/>
         <w:t xml:space="preserve">Sarmiento, F. (2023). </w:t>
       </w:r>
       <w:r>
@@ -20367,7 +21925,97 @@
           <w:sz w:val="24"/>
           <w:szCs w:val="24"/>
         </w:rPr>
-        <w:t xml:space="preserve">Caracterización del abono orgánico resultante de dos metodologías de vermicompostaje a partir de excretas de ganado vacuno mediante el uso de la lombriz roja californiana (Eisenia foetida) y su efecto sobre el crecimiento y desarrollo de plantas de banano cv Gros Michel (Musa AAA) en invernadero </w:t>
+        <w:t xml:space="preserve">Caracterización del abono orgánico resultante de dos metodologías de </w:t>
+      </w:r>
+      <w:proofErr w:type="spellStart"/>
+      <w:r>
+        <w:rPr>
+          <w:i/>
+          <w:iCs/>
+          <w:sz w:val="24"/>
+          <w:szCs w:val="24"/>
+        </w:rPr>
+        <w:t>vermicompostaje</w:t>
+      </w:r>
+      <w:proofErr w:type="spellEnd"/>
+      <w:r>
+        <w:rPr>
+          <w:i/>
+          <w:iCs/>
+          <w:sz w:val="24"/>
+          <w:szCs w:val="24"/>
+        </w:rPr>
+        <w:t xml:space="preserve"> a partir de excretas de ganado vacuno mediante el uso de la lombriz roja californiana (</w:t>
+      </w:r>
+      <w:proofErr w:type="spellStart"/>
+      <w:r>
+        <w:rPr>
+          <w:i/>
+          <w:iCs/>
+          <w:sz w:val="24"/>
+          <w:szCs w:val="24"/>
+        </w:rPr>
+        <w:t>Eisenia</w:t>
+      </w:r>
+      <w:proofErr w:type="spellEnd"/>
+      <w:r>
+        <w:rPr>
+          <w:i/>
+          <w:iCs/>
+          <w:sz w:val="24"/>
+          <w:szCs w:val="24"/>
+        </w:rPr>
+        <w:t xml:space="preserve"> </w:t>
+      </w:r>
+      <w:proofErr w:type="spellStart"/>
+      <w:r>
+        <w:rPr>
+          <w:i/>
+          <w:iCs/>
+          <w:sz w:val="24"/>
+          <w:szCs w:val="24"/>
+        </w:rPr>
+        <w:t>foetida</w:t>
+      </w:r>
+      <w:proofErr w:type="spellEnd"/>
+      <w:r>
+        <w:rPr>
+          <w:i/>
+          <w:iCs/>
+          <w:sz w:val="24"/>
+          <w:szCs w:val="24"/>
+        </w:rPr>
+        <w:t xml:space="preserve">) y su efecto sobre el crecimiento y desarrollo de plantas de </w:t>
+      </w:r>
+      <w:r>
+        <w:rPr>
+          <w:i/>
+          <w:iCs/>
+          <w:sz w:val="24"/>
+          <w:szCs w:val="24"/>
+        </w:rPr>
+        <w:lastRenderedPageBreak/>
+        <w:t xml:space="preserve">banano </w:t>
+      </w:r>
+      <w:proofErr w:type="spellStart"/>
+      <w:r>
+        <w:rPr>
+          <w:i/>
+          <w:iCs/>
+          <w:sz w:val="24"/>
+          <w:szCs w:val="24"/>
+        </w:rPr>
+        <w:t>cv</w:t>
+      </w:r>
+      <w:proofErr w:type="spellEnd"/>
+      <w:r>
+        <w:rPr>
+          <w:i/>
+          <w:iCs/>
+          <w:sz w:val="24"/>
+          <w:szCs w:val="24"/>
+        </w:rPr>
+        <w:t xml:space="preserve"> Gros Michel (Musa AAA) en invernadero </w:t>
       </w:r>
       <w:r>
         <w:rPr>
@@ -20417,7 +22065,7 @@
       <w:hyperlink r:id="rId33" w:history="1">
         <w:r>
           <w:rPr>
-            <w:rStyle w:val="Hipervnculo"/>
+            <w:rStyle w:val="Hyperlink"/>
             <w:sz w:val="24"/>
             <w:szCs w:val="24"/>
             <w:lang w:val="en-US"/>
@@ -20534,8 +22182,39 @@
           <w:sz w:val="24"/>
           <w:szCs w:val="24"/>
         </w:rPr>
-        <w:t>Global change biology</w:t>
-      </w:r>
+        <w:t xml:space="preserve">Global </w:t>
+      </w:r>
+      <w:proofErr w:type="spellStart"/>
+      <w:r>
+        <w:rPr>
+          <w:i/>
+          <w:iCs/>
+          <w:sz w:val="24"/>
+          <w:szCs w:val="24"/>
+        </w:rPr>
+        <w:t>change</w:t>
+      </w:r>
+      <w:proofErr w:type="spellEnd"/>
+      <w:r>
+        <w:rPr>
+          <w:i/>
+          <w:iCs/>
+          <w:sz w:val="24"/>
+          <w:szCs w:val="24"/>
+        </w:rPr>
+        <w:t xml:space="preserve"> </w:t>
+      </w:r>
+      <w:proofErr w:type="spellStart"/>
+      <w:r>
+        <w:rPr>
+          <w:i/>
+          <w:iCs/>
+          <w:sz w:val="24"/>
+          <w:szCs w:val="24"/>
+        </w:rPr>
+        <w:t>biology</w:t>
+      </w:r>
+      <w:proofErr w:type="spellEnd"/>
       <w:r>
         <w:rPr>
           <w:sz w:val="24"/>
@@ -20562,7 +22241,7 @@
       <w:hyperlink r:id="rId34" w:history="1">
         <w:r>
           <w:rPr>
-            <w:rStyle w:val="Hipervnculo"/>
+            <w:rStyle w:val="Hyperlink"/>
             <w:sz w:val="24"/>
             <w:szCs w:val="24"/>
           </w:rPr>
@@ -20766,7 +22445,7 @@
     </w:p>
     <w:p>
       <w:pPr>
-        <w:pStyle w:val="Ttulo1"/>
+        <w:pStyle w:val="Heading1"/>
         <w:numPr>
           <w:ilvl w:val="0"/>
           <w:numId w:val="2"/>
@@ -20793,7 +22472,6 @@
           <w:sz w:val="24"/>
           <w:szCs w:val="24"/>
         </w:rPr>
-        <w:lastRenderedPageBreak/>
         <w:t>Apéndices</w:t>
       </w:r>
     </w:p>
@@ -20852,6 +22530,7 @@
           <w:sz w:val="24"/>
           <w:szCs w:val="24"/>
         </w:rPr>
+        <w:lastRenderedPageBreak/>
         <w:t xml:space="preserve"> Ecuaciones de la metodología estandarizada para estimar las emisiones de gases de efecto invernadero para la categoría de manejo del estiércol (IPCC, 2019)</w:t>
       </w:r>
     </w:p>
@@ -21680,14 +23359,30 @@
           <w:sz w:val="24"/>
           <w:szCs w:val="24"/>
         </w:rPr>
-        <w:t xml:space="preserve">365 =  </w:t>
-      </w:r>
-      <w:r>
-        <w:rPr>
-          <w:sz w:val="24"/>
-          <w:szCs w:val="24"/>
-        </w:rPr>
-        <w:t xml:space="preserve">base para calcular la producción anual de </w:t>
+        <w:t xml:space="preserve">365 </w:t>
+      </w:r>
+      <w:proofErr w:type="gramStart"/>
+      <w:r>
+        <w:rPr>
+          <w:sz w:val="24"/>
+          <w:szCs w:val="24"/>
+        </w:rPr>
+        <w:t xml:space="preserve">=  </w:t>
+      </w:r>
+      <w:r>
+        <w:rPr>
+          <w:sz w:val="24"/>
+          <w:szCs w:val="24"/>
+        </w:rPr>
+        <w:t>base</w:t>
+      </w:r>
+      <w:proofErr w:type="gramEnd"/>
+      <w:r>
+        <w:rPr>
+          <w:sz w:val="24"/>
+          <w:szCs w:val="24"/>
+        </w:rPr>
+        <w:t xml:space="preserve"> para calcular la producción anual de </w:t>
       </w:r>
       <w:r>
         <w:rPr>
@@ -23300,7 +24995,23 @@
           <w:sz w:val="24"/>
           <w:szCs w:val="24"/>
         </w:rPr>
-        <w:t>aporte anual de nitrógeno vía codigestación en el país, kg N año</w:t>
+        <w:t xml:space="preserve">aporte anual de nitrógeno vía </w:t>
+      </w:r>
+      <w:proofErr w:type="spellStart"/>
+      <w:r>
+        <w:rPr>
+          <w:sz w:val="24"/>
+          <w:szCs w:val="24"/>
+        </w:rPr>
+        <w:t>codigestación</w:t>
+      </w:r>
+      <w:proofErr w:type="spellEnd"/>
+      <w:r>
+        <w:rPr>
+          <w:sz w:val="24"/>
+          <w:szCs w:val="24"/>
+        </w:rPr>
+        <w:t xml:space="preserve"> en el país, kg N año</w:t>
       </w:r>
       <w:r>
         <w:rPr>
@@ -25014,7 +26725,23 @@
           <w:sz w:val="24"/>
           <w:szCs w:val="24"/>
         </w:rPr>
-        <w:t>aporte anual de nitrógeno vía codigestación en el país, kg N año</w:t>
+        <w:t xml:space="preserve">aporte anual de nitrógeno vía </w:t>
+      </w:r>
+      <w:proofErr w:type="spellStart"/>
+      <w:r>
+        <w:rPr>
+          <w:sz w:val="24"/>
+          <w:szCs w:val="24"/>
+        </w:rPr>
+        <w:t>codigestación</w:t>
+      </w:r>
+      <w:proofErr w:type="spellEnd"/>
+      <w:r>
+        <w:rPr>
+          <w:sz w:val="24"/>
+          <w:szCs w:val="24"/>
+        </w:rPr>
+        <w:t xml:space="preserve"> en el país, kg N año</w:t>
       </w:r>
       <w:r>
         <w:rPr>
@@ -26692,7 +28419,23 @@
           <w:sz w:val="24"/>
           <w:szCs w:val="24"/>
         </w:rPr>
-        <w:t>aporte anual de nitrógeno vía codigestación en el país, kg N año</w:t>
+        <w:t xml:space="preserve">aporte anual de nitrógeno vía </w:t>
+      </w:r>
+      <w:proofErr w:type="spellStart"/>
+      <w:r>
+        <w:rPr>
+          <w:sz w:val="24"/>
+          <w:szCs w:val="24"/>
+        </w:rPr>
+        <w:t>codigestación</w:t>
+      </w:r>
+      <w:proofErr w:type="spellEnd"/>
+      <w:r>
+        <w:rPr>
+          <w:sz w:val="24"/>
+          <w:szCs w:val="24"/>
+        </w:rPr>
+        <w:t xml:space="preserve"> en el país, kg N año</w:t>
       </w:r>
       <w:r>
         <w:rPr>
@@ -28351,6 +30094,7 @@
             <w:sz w:val="24"/>
             <w:szCs w:val="24"/>
           </w:rPr>
+          <w:lastRenderedPageBreak/>
           <m:t>E</m:t>
         </m:r>
         <m:sSub>
@@ -29789,8 +31533,9 @@
           <w:szCs w:val="24"/>
           <w:highlight w:val="yellow"/>
         </w:rPr>
-        <w:t>O –N * 44/28   (</w:t>
-      </w:r>
+        <w:t>O –N * 44/28</w:t>
+      </w:r>
+      <w:proofErr w:type="gramStart"/>
       <w:r>
         <w:rPr>
           <w:rFonts w:ascii="Cambria Math" w:hAnsi="Cambria Math"/>
@@ -29799,8 +31544,9 @@
           <w:szCs w:val="24"/>
           <w:highlight w:val="yellow"/>
         </w:rPr>
-        <w:t>9</w:t>
-      </w:r>
+        <w:t xml:space="preserve">   (</w:t>
+      </w:r>
+      <w:proofErr w:type="gramEnd"/>
       <w:r>
         <w:rPr>
           <w:rFonts w:ascii="Cambria Math" w:hAnsi="Cambria Math"/>
@@ -29809,6 +31555,16 @@
           <w:szCs w:val="24"/>
           <w:highlight w:val="yellow"/>
         </w:rPr>
+        <w:t>9</w:t>
+      </w:r>
+      <w:r>
+        <w:rPr>
+          <w:rFonts w:ascii="Cambria Math" w:hAnsi="Cambria Math"/>
+          <w:iCs/>
+          <w:sz w:val="24"/>
+          <w:szCs w:val="24"/>
+          <w:highlight w:val="yellow"/>
+        </w:rPr>
         <w:t>)</w:t>
       </w:r>
     </w:p>
@@ -29892,8 +31648,9 @@
           <w:szCs w:val="24"/>
           <w:highlight w:val="yellow"/>
         </w:rPr>
-        <w:t xml:space="preserve"> –N * 17/14   (1</w:t>
-      </w:r>
+        <w:t xml:space="preserve"> –N * 17/14</w:t>
+      </w:r>
+      <w:proofErr w:type="gramStart"/>
       <w:r>
         <w:rPr>
           <w:rFonts w:ascii="Cambria Math" w:hAnsi="Cambria Math"/>
@@ -29902,8 +31659,9 @@
           <w:szCs w:val="24"/>
           <w:highlight w:val="yellow"/>
         </w:rPr>
-        <w:t>0</w:t>
-      </w:r>
+        <w:t xml:space="preserve">   (</w:t>
+      </w:r>
+      <w:proofErr w:type="gramEnd"/>
       <w:r>
         <w:rPr>
           <w:rFonts w:ascii="Cambria Math" w:hAnsi="Cambria Math"/>
@@ -29912,6 +31670,26 @@
           <w:szCs w:val="24"/>
           <w:highlight w:val="yellow"/>
         </w:rPr>
+        <w:t>1</w:t>
+      </w:r>
+      <w:r>
+        <w:rPr>
+          <w:rFonts w:ascii="Cambria Math" w:hAnsi="Cambria Math"/>
+          <w:iCs/>
+          <w:sz w:val="24"/>
+          <w:szCs w:val="24"/>
+          <w:highlight w:val="yellow"/>
+        </w:rPr>
+        <w:t>0</w:t>
+      </w:r>
+      <w:r>
+        <w:rPr>
+          <w:rFonts w:ascii="Cambria Math" w:hAnsi="Cambria Math"/>
+          <w:iCs/>
+          <w:sz w:val="24"/>
+          <w:szCs w:val="24"/>
+          <w:highlight w:val="yellow"/>
+        </w:rPr>
         <w:t>)</w:t>
       </w:r>
     </w:p>
@@ -29994,7 +31772,29 @@
           <w:szCs w:val="24"/>
           <w:highlight w:val="yellow"/>
         </w:rPr>
-        <w:t xml:space="preserve"> –N * 31/7   (1</w:t>
+        <w:t xml:space="preserve"> –N * 31/7</w:t>
+      </w:r>
+      <w:proofErr w:type="gramStart"/>
+      <w:r>
+        <w:rPr>
+          <w:rFonts w:ascii="Cambria Math" w:hAnsi="Cambria Math"/>
+          <w:iCs/>
+          <w:sz w:val="24"/>
+          <w:szCs w:val="24"/>
+          <w:highlight w:val="yellow"/>
+        </w:rPr>
+        <w:t xml:space="preserve">   (</w:t>
+      </w:r>
+      <w:proofErr w:type="gramEnd"/>
+      <w:r>
+        <w:rPr>
+          <w:rFonts w:ascii="Cambria Math" w:hAnsi="Cambria Math"/>
+          <w:iCs/>
+          <w:sz w:val="24"/>
+          <w:szCs w:val="24"/>
+          <w:highlight w:val="yellow"/>
+        </w:rPr>
+        <w:t>1</w:t>
       </w:r>
       <w:r>
         <w:rPr>
@@ -31096,7 +32896,6 @@
             <w:sz w:val="24"/>
             <w:szCs w:val="24"/>
           </w:rPr>
-          <w:lastRenderedPageBreak/>
           <m:t>N</m:t>
         </m:r>
         <m:sSub>
@@ -34282,6 +36081,7 @@
           </m:sub>
         </m:sSub>
       </m:oMath>
+      <w:proofErr w:type="gramStart"/>
       <w:r>
         <w:rPr>
           <w:rFonts w:eastAsiaTheme="minorEastAsia"/>
@@ -34305,7 +36105,16 @@
           <w:sz w:val="24"/>
           <w:szCs w:val="24"/>
         </w:rPr>
-        <w:t xml:space="preserve"> cantidad anual de N producida a partir de la deposición atmosférica de N volatilizado de suelos gestionados, kg N año</w:t>
+        <w:t xml:space="preserve"> cantidad</w:t>
+      </w:r>
+      <w:proofErr w:type="gramEnd"/>
+      <w:r>
+        <w:rPr>
+          <w:rFonts w:eastAsiaTheme="minorEastAsia"/>
+          <w:sz w:val="24"/>
+          <w:szCs w:val="24"/>
+        </w:rPr>
+        <w:t xml:space="preserve"> anual de N producida a partir de la deposición atmosférica de N volatilizado de suelos gestionados, kg N año</w:t>
       </w:r>
       <w:r>
         <w:rPr>
@@ -34475,7 +36284,6 @@
             <w:sz w:val="24"/>
             <w:szCs w:val="24"/>
           </w:rPr>
-          <w:lastRenderedPageBreak/>
           <m:t>Fra</m:t>
         </m:r>
         <m:sSub>
@@ -34700,6 +36508,7 @@
           <w:sz w:val="24"/>
           <w:szCs w:val="24"/>
         </w:rPr>
+        <w:lastRenderedPageBreak/>
         <w:t>Las emisiones de N₂O por lixiviación y escorrentía en las regiones donde se producen lixiviación y escorrentía se estiman utilizando la ecuación</w:t>
       </w:r>
       <w:r>
@@ -35943,6 +37752,7 @@
           </m:sub>
         </m:sSub>
       </m:oMath>
+      <w:proofErr w:type="gramStart"/>
       <w:r>
         <w:rPr>
           <w:rFonts w:eastAsiaTheme="minorEastAsia"/>
@@ -35966,7 +37776,16 @@
           <w:sz w:val="24"/>
           <w:szCs w:val="24"/>
         </w:rPr>
-        <w:t> cantidad anual de N producida por lixiviación y escorrentía de N desde suelos gestionados, kg Naño</w:t>
+        <w:t> cantidad</w:t>
+      </w:r>
+      <w:proofErr w:type="gramEnd"/>
+      <w:r>
+        <w:rPr>
+          <w:rFonts w:eastAsiaTheme="minorEastAsia"/>
+          <w:sz w:val="24"/>
+          <w:szCs w:val="24"/>
+        </w:rPr>
+        <w:t xml:space="preserve"> anual de N producida por lixiviación y escorrentía de N desde suelos gestionados, kg Naño</w:t>
       </w:r>
       <w:r>
         <w:rPr>
@@ -36027,6 +37846,7 @@
           </m:sub>
         </m:sSub>
       </m:oMath>
+      <w:proofErr w:type="gramStart"/>
       <w:r>
         <w:rPr>
           <w:rFonts w:eastAsiaTheme="minorEastAsia"/>
@@ -36050,7 +37870,16 @@
           <w:sz w:val="24"/>
           <w:szCs w:val="24"/>
         </w:rPr>
-        <w:t> cantidad anual de estiércol animal N aplicada a los suelos, kg N año</w:t>
+        <w:t> cantidad</w:t>
+      </w:r>
+      <w:proofErr w:type="gramEnd"/>
+      <w:r>
+        <w:rPr>
+          <w:rFonts w:eastAsiaTheme="minorEastAsia"/>
+          <w:sz w:val="24"/>
+          <w:szCs w:val="24"/>
+        </w:rPr>
+        <w:t xml:space="preserve"> anual de estiércol animal N aplicada a los suelos, kg N año</w:t>
       </w:r>
       <w:r>
         <w:rPr>
@@ -37552,16 +39381,7 @@
           <w:sz w:val="24"/>
           <w:szCs w:val="24"/>
         </w:rPr>
-        <w:t xml:space="preserve">cantidad anual de N producida a partir de la deposición atmosférica de N volatilizado de </w:t>
-      </w:r>
-      <w:r>
-        <w:rPr>
-          <w:rFonts w:eastAsiaTheme="minorEastAsia"/>
-          <w:sz w:val="24"/>
-          <w:szCs w:val="24"/>
-        </w:rPr>
-        <w:lastRenderedPageBreak/>
-        <w:t>suelos gestionados, kg N año</w:t>
+        <w:t>cantidad anual de N producida a partir de la deposición atmosférica de N volatilizado de suelos gestionados, kg N año</w:t>
       </w:r>
       <w:r>
         <w:rPr>
@@ -38612,7 +40432,25 @@
           <w:sz w:val="24"/>
           <w:szCs w:val="24"/>
         </w:rPr>
-        <w:t>= Cantidad de nitrógeno de codigestatos añadidos a plantas de biogás, como desechos de alimentos o cultivos destinados a un fin específico, kg N año</w:t>
+        <w:t xml:space="preserve">= Cantidad de nitrógeno de </w:t>
+      </w:r>
+      <w:proofErr w:type="spellStart"/>
+      <w:r>
+        <w:rPr>
+          <w:rFonts w:eastAsiaTheme="minorEastAsia"/>
+          <w:sz w:val="24"/>
+          <w:szCs w:val="24"/>
+        </w:rPr>
+        <w:t>codigestatos</w:t>
+      </w:r>
+      <w:proofErr w:type="spellEnd"/>
+      <w:r>
+        <w:rPr>
+          <w:rFonts w:eastAsiaTheme="minorEastAsia"/>
+          <w:sz w:val="24"/>
+          <w:szCs w:val="24"/>
+        </w:rPr>
+        <w:t xml:space="preserve"> añadidos a plantas de biogás, como desechos de alimentos o cultivos destinados a un fin específico, kg N año</w:t>
       </w:r>
       <w:r>
         <w:rPr>
@@ -41541,6 +43379,7 @@
               </w:rPr>
             </w:pPr>
             <w:bookmarkStart w:id="9" w:name="_Hlk191471159"/>
+            <w:proofErr w:type="spellStart"/>
             <w:r>
               <w:rPr>
                 <w:color w:val="000000"/>
@@ -41548,9 +43387,9 @@
                 <w:szCs w:val="24"/>
                 <w:lang w:val="en-US"/>
               </w:rPr>
-              <w:lastRenderedPageBreak/>
               <w:t>Compuesto</w:t>
             </w:r>
+            <w:proofErr w:type="spellEnd"/>
           </w:p>
         </w:tc>
         <w:tc>
@@ -42132,7 +43971,7 @@
             </w:pPr>
             <w:r>
               <w:rPr>
-                <w:rStyle w:val="Hipervnculo"/>
+                <w:rStyle w:val="Hyperlink"/>
                 <w:color w:val="auto"/>
                 <w:sz w:val="24"/>
                 <w:szCs w:val="24"/>
@@ -42140,9 +43979,10 @@
               </w:rPr>
               <w:t>(</w:t>
             </w:r>
+            <w:proofErr w:type="spellStart"/>
             <w:r>
               <w:rPr>
-                <w:rStyle w:val="Hipervnculo"/>
+                <w:rStyle w:val="Hyperlink"/>
                 <w:color w:val="auto"/>
                 <w:sz w:val="24"/>
                 <w:szCs w:val="24"/>
@@ -42150,9 +43990,10 @@
               </w:rPr>
               <w:t>Ecobilan</w:t>
             </w:r>
+            <w:proofErr w:type="spellEnd"/>
             <w:r>
               <w:rPr>
-                <w:rStyle w:val="Hipervnculo"/>
+                <w:rStyle w:val="Hyperlink"/>
                 <w:color w:val="auto"/>
                 <w:sz w:val="24"/>
                 <w:szCs w:val="24"/>
@@ -42162,7 +44003,7 @@
             </w:r>
             <w:r>
               <w:rPr>
-                <w:rStyle w:val="Hipervnculo"/>
+                <w:rStyle w:val="Hyperlink"/>
                 <w:color w:val="auto"/>
                 <w:sz w:val="24"/>
                 <w:szCs w:val="24"/>
@@ -42172,7 +44013,7 @@
             </w:r>
             <w:r>
               <w:rPr>
-                <w:rStyle w:val="Hipervnculo"/>
+                <w:rStyle w:val="Hyperlink"/>
                 <w:color w:val="auto"/>
                 <w:sz w:val="24"/>
                 <w:szCs w:val="24"/>
@@ -42182,7 +44023,7 @@
             </w:r>
             <w:r>
               <w:rPr>
-                <w:rStyle w:val="Hipervnculo"/>
+                <w:rStyle w:val="Hyperlink"/>
                 <w:color w:val="auto"/>
                 <w:sz w:val="24"/>
                 <w:szCs w:val="24"/>
@@ -42192,7 +44033,7 @@
             </w:r>
             <w:r>
               <w:rPr>
-                <w:rStyle w:val="Hipervnculo"/>
+                <w:rStyle w:val="Hyperlink"/>
                 <w:color w:val="auto"/>
                 <w:sz w:val="24"/>
                 <w:szCs w:val="24"/>
@@ -42202,13 +44043,24 @@
             </w:r>
             <w:r>
               <w:rPr>
-                <w:rStyle w:val="Hipervnculo"/>
+                <w:rStyle w:val="Hyperlink"/>
                 <w:color w:val="auto"/>
                 <w:sz w:val="24"/>
                 <w:szCs w:val="24"/>
                 <w:u w:val="none"/>
               </w:rPr>
-              <w:t xml:space="preserve">como se citó en </w:t>
+              <w:t xml:space="preserve">como se </w:t>
+            </w:r>
+            <w:r>
+              <w:rPr>
+                <w:rStyle w:val="Hyperlink"/>
+                <w:color w:val="auto"/>
+                <w:sz w:val="24"/>
+                <w:szCs w:val="24"/>
+                <w:u w:val="none"/>
+              </w:rPr>
+              <w:lastRenderedPageBreak/>
+              <w:t xml:space="preserve">citó en </w:t>
             </w:r>
             <w:r>
               <w:rPr>
@@ -43169,7 +45021,7 @@
 <w:ftr xmlns:wpc="http://schemas.microsoft.com/office/word/2010/wordprocessingCanvas" xmlns:cx="http://schemas.microsoft.com/office/drawing/2014/chartex" xmlns:cx1="http://schemas.microsoft.com/office/drawing/2015/9/8/chartex" xmlns:cx2="http://schemas.microsoft.com/office/drawing/2015/10/21/chartex" xmlns:cx3="http://schemas.microsoft.com/office/drawing/2016/5/9/chartex" xmlns:cx4="http://schemas.microsoft.com/office/drawing/2016/5/10/chartex" xmlns:cx5="http://schemas.microsoft.com/office/drawing/2016/5/11/chartex" xmlns:cx6="http://schemas.microsoft.com/office/drawing/2016/5/12/chartex" xmlns:cx7="http://schemas.microsoft.com/office/drawing/2016/5/13/chartex" xmlns:cx8="http://schemas.microsoft.com/office/drawing/2016/5/14/chartex" xmlns:mc="http://schemas.openxmlformats.org/markup-compatibility/2006" xmlns:aink="http://schemas.microsoft.com/office/drawing/2016/ink" xmlns:am3d="http://schemas.microsoft.com/office/drawing/2017/model3d" xmlns:o="urn:schemas-microsoft-com:office:office" xmlns:oel="http://schemas.microsoft.com/office/2019/extlst" xmlns:r="http://schemas.openxmlformats.org/officeDocument/2006/relationships" xmlns:m="http://schemas.openxmlformats.org/officeDocument/2006/math" xmlns:v="urn:schemas-microsoft-com:vml" xmlns:wp14="http://schemas.microsoft.com/office/word/2010/wordprocessingDrawing" xmlns:wp="http://schemas.openxmlformats.org/drawingml/2006/wordprocessingDrawing" xmlns:w10="urn:schemas-microsoft-com:office:word" xmlns:w="http://schemas.openxmlformats.org/wordprocessingml/2006/main" xmlns:w14="http://schemas.microsoft.com/office/word/2010/wordml" xmlns:w15="http://schemas.microsoft.com/office/word/2012/wordml" xmlns:w16cex="http://schemas.microsoft.com/office/word/2018/wordml/cex" xmlns:w16cid="http://schemas.microsoft.com/office/word/2016/wordml/cid" xmlns:w16="http://schemas.microsoft.com/office/word/2018/wordml" xmlns:w16du="http://schemas.microsoft.com/office/word/2023/wordml/word16du" xmlns:w16sdtdh="http://schemas.microsoft.com/office/word/2020/wordml/sdtdatahash" xmlns:w16sdtfl="http://schemas.microsoft.com/office/word/2024/wordml/sdtformatlock" xmlns:w16se="http://schemas.microsoft.com/office/word/2015/wordml/symex" xmlns:wpg="http://schemas.microsoft.com/office/word/2010/wordprocessingGroup" xmlns:wpi="http://schemas.microsoft.com/office/word/2010/wordprocessingInk" xmlns:wne="http://schemas.microsoft.com/office/word/2006/wordml" xmlns:wps="http://schemas.microsoft.com/office/word/2010/wordprocessingShape" mc:Ignorable="w14 w15 w16se w16cid w16 w16cex w16sdtdh w16sdtfl w16du wp14">
   <w:p>
     <w:pPr>
-      <w:pStyle w:val="Piedepgina"/>
+      <w:pStyle w:val="Footer"/>
     </w:pPr>
     <w:r>
       <w:rPr>
@@ -43297,7 +45149,7 @@
 <w:ftr xmlns:wpc="http://schemas.microsoft.com/office/word/2010/wordprocessingCanvas" xmlns:cx="http://schemas.microsoft.com/office/drawing/2014/chartex" xmlns:cx1="http://schemas.microsoft.com/office/drawing/2015/9/8/chartex" xmlns:cx2="http://schemas.microsoft.com/office/drawing/2015/10/21/chartex" xmlns:cx3="http://schemas.microsoft.com/office/drawing/2016/5/9/chartex" xmlns:cx4="http://schemas.microsoft.com/office/drawing/2016/5/10/chartex" xmlns:cx5="http://schemas.microsoft.com/office/drawing/2016/5/11/chartex" xmlns:cx6="http://schemas.microsoft.com/office/drawing/2016/5/12/chartex" xmlns:cx7="http://schemas.microsoft.com/office/drawing/2016/5/13/chartex" xmlns:cx8="http://schemas.microsoft.com/office/drawing/2016/5/14/chartex" xmlns:mc="http://schemas.openxmlformats.org/markup-compatibility/2006" xmlns:aink="http://schemas.microsoft.com/office/drawing/2016/ink" xmlns:am3d="http://schemas.microsoft.com/office/drawing/2017/model3d" xmlns:o="urn:schemas-microsoft-com:office:office" xmlns:oel="http://schemas.microsoft.com/office/2019/extlst" xmlns:r="http://schemas.openxmlformats.org/officeDocument/2006/relationships" xmlns:m="http://schemas.openxmlformats.org/officeDocument/2006/math" xmlns:v="urn:schemas-microsoft-com:vml" xmlns:wp14="http://schemas.microsoft.com/office/word/2010/wordprocessingDrawing" xmlns:wp="http://schemas.openxmlformats.org/drawingml/2006/wordprocessingDrawing" xmlns:w10="urn:schemas-microsoft-com:office:word" xmlns:w="http://schemas.openxmlformats.org/wordprocessingml/2006/main" xmlns:w14="http://schemas.microsoft.com/office/word/2010/wordml" xmlns:w15="http://schemas.microsoft.com/office/word/2012/wordml" xmlns:w16cex="http://schemas.microsoft.com/office/word/2018/wordml/cex" xmlns:w16cid="http://schemas.microsoft.com/office/word/2016/wordml/cid" xmlns:w16="http://schemas.microsoft.com/office/word/2018/wordml" xmlns:w16du="http://schemas.microsoft.com/office/word/2023/wordml/word16du" xmlns:w16sdtdh="http://schemas.microsoft.com/office/word/2020/wordml/sdtdatahash" xmlns:w16sdtfl="http://schemas.microsoft.com/office/word/2024/wordml/sdtformatlock" xmlns:w16se="http://schemas.microsoft.com/office/word/2015/wordml/symex" xmlns:wpg="http://schemas.microsoft.com/office/word/2010/wordprocessingGroup" xmlns:wpi="http://schemas.microsoft.com/office/word/2010/wordprocessingInk" xmlns:wne="http://schemas.microsoft.com/office/word/2006/wordml" xmlns:wps="http://schemas.microsoft.com/office/word/2010/wordprocessingShape" mc:Ignorable="w14 w15 w16se w16cid w16 w16cex w16sdtdh w16sdtfl w16du wp14">
   <w:p>
     <w:pPr>
-      <w:pStyle w:val="Piedepgina"/>
+      <w:pStyle w:val="Footer"/>
     </w:pPr>
     <w:r>
       <w:rPr>
@@ -43425,7 +45277,7 @@
 <w:ftr xmlns:wpc="http://schemas.microsoft.com/office/word/2010/wordprocessingCanvas" xmlns:cx="http://schemas.microsoft.com/office/drawing/2014/chartex" xmlns:cx1="http://schemas.microsoft.com/office/drawing/2015/9/8/chartex" xmlns:cx2="http://schemas.microsoft.com/office/drawing/2015/10/21/chartex" xmlns:cx3="http://schemas.microsoft.com/office/drawing/2016/5/9/chartex" xmlns:cx4="http://schemas.microsoft.com/office/drawing/2016/5/10/chartex" xmlns:cx5="http://schemas.microsoft.com/office/drawing/2016/5/11/chartex" xmlns:cx6="http://schemas.microsoft.com/office/drawing/2016/5/12/chartex" xmlns:cx7="http://schemas.microsoft.com/office/drawing/2016/5/13/chartex" xmlns:cx8="http://schemas.microsoft.com/office/drawing/2016/5/14/chartex" xmlns:mc="http://schemas.openxmlformats.org/markup-compatibility/2006" xmlns:aink="http://schemas.microsoft.com/office/drawing/2016/ink" xmlns:am3d="http://schemas.microsoft.com/office/drawing/2017/model3d" xmlns:o="urn:schemas-microsoft-com:office:office" xmlns:oel="http://schemas.microsoft.com/office/2019/extlst" xmlns:r="http://schemas.openxmlformats.org/officeDocument/2006/relationships" xmlns:m="http://schemas.openxmlformats.org/officeDocument/2006/math" xmlns:v="urn:schemas-microsoft-com:vml" xmlns:wp14="http://schemas.microsoft.com/office/word/2010/wordprocessingDrawing" xmlns:wp="http://schemas.openxmlformats.org/drawingml/2006/wordprocessingDrawing" xmlns:w10="urn:schemas-microsoft-com:office:word" xmlns:w="http://schemas.openxmlformats.org/wordprocessingml/2006/main" xmlns:w14="http://schemas.microsoft.com/office/word/2010/wordml" xmlns:w15="http://schemas.microsoft.com/office/word/2012/wordml" xmlns:w16cex="http://schemas.microsoft.com/office/word/2018/wordml/cex" xmlns:w16cid="http://schemas.microsoft.com/office/word/2016/wordml/cid" xmlns:w16="http://schemas.microsoft.com/office/word/2018/wordml" xmlns:w16du="http://schemas.microsoft.com/office/word/2023/wordml/word16du" xmlns:w16sdtdh="http://schemas.microsoft.com/office/word/2020/wordml/sdtdatahash" xmlns:w16sdtfl="http://schemas.microsoft.com/office/word/2024/wordml/sdtformatlock" xmlns:w16se="http://schemas.microsoft.com/office/word/2015/wordml/symex" xmlns:wpg="http://schemas.microsoft.com/office/word/2010/wordprocessingGroup" xmlns:wpi="http://schemas.microsoft.com/office/word/2010/wordprocessingInk" xmlns:wne="http://schemas.microsoft.com/office/word/2006/wordml" xmlns:wps="http://schemas.microsoft.com/office/word/2010/wordprocessingShape" mc:Ignorable="w14 w15 w16se w16cid w16 w16cex w16sdtdh w16sdtfl w16du wp14">
   <w:p>
     <w:pPr>
-      <w:pStyle w:val="Piedepgina"/>
+      <w:pStyle w:val="Footer"/>
     </w:pPr>
     <w:r>
       <w:rPr>
@@ -43575,7 +45427,7 @@
 <w:ftr xmlns:wpc="http://schemas.microsoft.com/office/word/2010/wordprocessingCanvas" xmlns:cx="http://schemas.microsoft.com/office/drawing/2014/chartex" xmlns:cx1="http://schemas.microsoft.com/office/drawing/2015/9/8/chartex" xmlns:cx2="http://schemas.microsoft.com/office/drawing/2015/10/21/chartex" xmlns:cx3="http://schemas.microsoft.com/office/drawing/2016/5/9/chartex" xmlns:cx4="http://schemas.microsoft.com/office/drawing/2016/5/10/chartex" xmlns:cx5="http://schemas.microsoft.com/office/drawing/2016/5/11/chartex" xmlns:cx6="http://schemas.microsoft.com/office/drawing/2016/5/12/chartex" xmlns:cx7="http://schemas.microsoft.com/office/drawing/2016/5/13/chartex" xmlns:cx8="http://schemas.microsoft.com/office/drawing/2016/5/14/chartex" xmlns:mc="http://schemas.openxmlformats.org/markup-compatibility/2006" xmlns:aink="http://schemas.microsoft.com/office/drawing/2016/ink" xmlns:am3d="http://schemas.microsoft.com/office/drawing/2017/model3d" xmlns:o="urn:schemas-microsoft-com:office:office" xmlns:oel="http://schemas.microsoft.com/office/2019/extlst" xmlns:r="http://schemas.openxmlformats.org/officeDocument/2006/relationships" xmlns:m="http://schemas.openxmlformats.org/officeDocument/2006/math" xmlns:v="urn:schemas-microsoft-com:vml" xmlns:wp14="http://schemas.microsoft.com/office/word/2010/wordprocessingDrawing" xmlns:wp="http://schemas.openxmlformats.org/drawingml/2006/wordprocessingDrawing" xmlns:w10="urn:schemas-microsoft-com:office:word" xmlns:w="http://schemas.openxmlformats.org/wordprocessingml/2006/main" xmlns:w14="http://schemas.microsoft.com/office/word/2010/wordml" xmlns:w15="http://schemas.microsoft.com/office/word/2012/wordml" xmlns:w16cex="http://schemas.microsoft.com/office/word/2018/wordml/cex" xmlns:w16cid="http://schemas.microsoft.com/office/word/2016/wordml/cid" xmlns:w16="http://schemas.microsoft.com/office/word/2018/wordml" xmlns:w16du="http://schemas.microsoft.com/office/word/2023/wordml/word16du" xmlns:w16sdtdh="http://schemas.microsoft.com/office/word/2020/wordml/sdtdatahash" xmlns:w16sdtfl="http://schemas.microsoft.com/office/word/2024/wordml/sdtformatlock" xmlns:w16se="http://schemas.microsoft.com/office/word/2015/wordml/symex" xmlns:wpg="http://schemas.microsoft.com/office/word/2010/wordprocessingGroup" xmlns:wpi="http://schemas.microsoft.com/office/word/2010/wordprocessingInk" xmlns:wne="http://schemas.microsoft.com/office/word/2006/wordml" xmlns:wps="http://schemas.microsoft.com/office/word/2010/wordprocessingShape" mc:Ignorable="w14 w15 w16se w16cid w16 w16cex w16sdtdh w16sdtfl w16du wp14">
   <w:p>
     <w:pPr>
-      <w:pStyle w:val="Piedepgina"/>
+      <w:pStyle w:val="Footer"/>
     </w:pPr>
     <w:r>
       <w:rPr>
@@ -44974,7 +46826,7 @@
     <w:qFormat/>
     <w:rsid w:val="00440A31"/>
   </w:style>
-  <w:style w:type="paragraph" w:styleId="Ttulo1">
+  <w:style w:type="paragraph" w:styleId="Heading1">
     <w:name w:val="heading 1"/>
     <w:basedOn w:val="Normal"/>
     <w:next w:val="Normal"/>
@@ -44991,7 +46843,7 @@
       <w:szCs w:val="32"/>
     </w:rPr>
   </w:style>
-  <w:style w:type="paragraph" w:styleId="Ttulo2">
+  <w:style w:type="paragraph" w:styleId="Heading2">
     <w:name w:val="heading 2"/>
     <w:basedOn w:val="Normal"/>
     <w:next w:val="Normal"/>
@@ -45009,7 +46861,7 @@
       <w:szCs w:val="26"/>
     </w:rPr>
   </w:style>
-  <w:style w:type="paragraph" w:styleId="Ttulo3">
+  <w:style w:type="paragraph" w:styleId="Heading3">
     <w:name w:val="heading 3"/>
     <w:basedOn w:val="Normal"/>
     <w:next w:val="Normal"/>
@@ -45027,7 +46879,7 @@
       <w:szCs w:val="24"/>
     </w:rPr>
   </w:style>
-  <w:style w:type="paragraph" w:styleId="Ttulo4">
+  <w:style w:type="paragraph" w:styleId="Heading4">
     <w:name w:val="heading 4"/>
     <w:basedOn w:val="Normal"/>
     <w:next w:val="Normal"/>
@@ -45047,7 +46899,7 @@
       <w:color w:val="366091"/>
     </w:rPr>
   </w:style>
-  <w:style w:type="paragraph" w:styleId="Ttulo5">
+  <w:style w:type="paragraph" w:styleId="Heading5">
     <w:name w:val="heading 5"/>
     <w:basedOn w:val="Normal"/>
     <w:next w:val="Normal"/>
@@ -45066,7 +46918,7 @@
       <w:color w:val="366091"/>
     </w:rPr>
   </w:style>
-  <w:style w:type="paragraph" w:styleId="Ttulo6">
+  <w:style w:type="paragraph" w:styleId="Heading6">
     <w:name w:val="heading 6"/>
     <w:basedOn w:val="Normal"/>
     <w:next w:val="Normal"/>
@@ -45086,13 +46938,13 @@
       <w:szCs w:val="20"/>
     </w:rPr>
   </w:style>
-  <w:style w:type="character" w:default="1" w:styleId="Fuentedeprrafopredeter">
+  <w:style w:type="character" w:default="1" w:styleId="DefaultParagraphFont">
     <w:name w:val="Default Paragraph Font"/>
     <w:uiPriority w:val="1"/>
     <w:semiHidden/>
     <w:unhideWhenUsed/>
   </w:style>
-  <w:style w:type="table" w:default="1" w:styleId="Tablanormal">
+  <w:style w:type="table" w:default="1" w:styleId="TableNormal">
     <w:name w:val="Normal Table"/>
     <w:uiPriority w:val="99"/>
     <w:semiHidden/>
@@ -45107,7 +46959,7 @@
       </w:tblCellMar>
     </w:tblPr>
   </w:style>
-  <w:style w:type="numbering" w:default="1" w:styleId="Sinlista">
+  <w:style w:type="numbering" w:default="1" w:styleId="NoList">
     <w:name w:val="No List"/>
     <w:uiPriority w:val="99"/>
     <w:semiHidden/>
@@ -45124,7 +46976,7 @@
       </w:tblCellMar>
     </w:tblPr>
   </w:style>
-  <w:style w:type="paragraph" w:styleId="Ttulo">
+  <w:style w:type="paragraph" w:styleId="Title">
     <w:name w:val="Title"/>
     <w:basedOn w:val="Normal"/>
     <w:next w:val="Normal"/>
@@ -45141,7 +46993,7 @@
       <w:szCs w:val="72"/>
     </w:rPr>
   </w:style>
-  <w:style w:type="paragraph" w:styleId="Subttulo">
+  <w:style w:type="paragraph" w:styleId="Subtitle">
     <w:name w:val="Subtitle"/>
     <w:basedOn w:val="Normal"/>
     <w:next w:val="Normal"/>
@@ -45160,10 +47012,10 @@
       <w:szCs w:val="48"/>
     </w:rPr>
   </w:style>
-  <w:style w:type="paragraph" w:styleId="Textocomentario">
+  <w:style w:type="paragraph" w:styleId="CommentText">
     <w:name w:val="annotation text"/>
     <w:basedOn w:val="Normal"/>
-    <w:link w:val="TextocomentarioCar"/>
+    <w:link w:val="CommentTextChar"/>
     <w:uiPriority w:val="99"/>
     <w:unhideWhenUsed/>
     <w:rPr>
@@ -45171,19 +47023,19 @@
       <w:szCs w:val="20"/>
     </w:rPr>
   </w:style>
-  <w:style w:type="character" w:customStyle="1" w:styleId="TextocomentarioCar">
-    <w:name w:val="Texto comentario Car"/>
-    <w:basedOn w:val="Fuentedeprrafopredeter"/>
-    <w:link w:val="Textocomentario"/>
+  <w:style w:type="character" w:customStyle="1" w:styleId="CommentTextChar">
+    <w:name w:val="Comment Text Char"/>
+    <w:basedOn w:val="DefaultParagraphFont"/>
+    <w:link w:val="CommentText"/>
     <w:uiPriority w:val="99"/>
     <w:rPr>
       <w:sz w:val="20"/>
       <w:szCs w:val="20"/>
     </w:rPr>
   </w:style>
-  <w:style w:type="character" w:styleId="Refdecomentario">
+  <w:style w:type="character" w:styleId="CommentReference">
     <w:name w:val="annotation reference"/>
-    <w:basedOn w:val="Fuentedeprrafopredeter"/>
+    <w:basedOn w:val="DefaultParagraphFont"/>
     <w:uiPriority w:val="99"/>
     <w:semiHidden/>
     <w:unhideWhenUsed/>
@@ -45192,7 +47044,7 @@
       <w:szCs w:val="16"/>
     </w:rPr>
   </w:style>
-  <w:style w:type="paragraph" w:styleId="Prrafodelista">
+  <w:style w:type="paragraph" w:styleId="ListParagraph">
     <w:name w:val="List Paragraph"/>
     <w:basedOn w:val="Normal"/>
     <w:uiPriority w:val="34"/>
@@ -45203,10 +47055,10 @@
       <w:contextualSpacing/>
     </w:pPr>
   </w:style>
-  <w:style w:type="paragraph" w:styleId="Piedepgina">
+  <w:style w:type="paragraph" w:styleId="Footer">
     <w:name w:val="footer"/>
     <w:basedOn w:val="Normal"/>
-    <w:link w:val="PiedepginaCar"/>
+    <w:link w:val="FooterChar"/>
     <w:uiPriority w:val="99"/>
     <w:unhideWhenUsed/>
     <w:rsid w:val="005F4BA8"/>
@@ -45217,16 +47069,16 @@
       </w:tabs>
     </w:pPr>
   </w:style>
-  <w:style w:type="character" w:customStyle="1" w:styleId="PiedepginaCar">
-    <w:name w:val="Pie de página Car"/>
-    <w:basedOn w:val="Fuentedeprrafopredeter"/>
-    <w:link w:val="Piedepgina"/>
+  <w:style w:type="character" w:customStyle="1" w:styleId="FooterChar">
+    <w:name w:val="Footer Char"/>
+    <w:basedOn w:val="DefaultParagraphFont"/>
+    <w:link w:val="Footer"/>
     <w:uiPriority w:val="99"/>
     <w:rsid w:val="005F4BA8"/>
   </w:style>
-  <w:style w:type="character" w:styleId="Hipervnculo">
+  <w:style w:type="character" w:styleId="Hyperlink">
     <w:name w:val="Hyperlink"/>
-    <w:basedOn w:val="Fuentedeprrafopredeter"/>
+    <w:basedOn w:val="DefaultParagraphFont"/>
     <w:uiPriority w:val="99"/>
     <w:unhideWhenUsed/>
     <w:rsid w:val="00970E43"/>
@@ -45235,9 +47087,9 @@
       <w:u w:val="single"/>
     </w:rPr>
   </w:style>
-  <w:style w:type="character" w:styleId="Mencinsinresolver">
+  <w:style w:type="character" w:styleId="UnresolvedMention">
     <w:name w:val="Unresolved Mention"/>
-    <w:basedOn w:val="Fuentedeprrafopredeter"/>
+    <w:basedOn w:val="DefaultParagraphFont"/>
     <w:uiPriority w:val="99"/>
     <w:semiHidden/>
     <w:unhideWhenUsed/>
@@ -45247,11 +47099,11 @@
       <w:shd w:val="clear" w:color="auto" w:fill="E1DFDD"/>
     </w:rPr>
   </w:style>
-  <w:style w:type="paragraph" w:styleId="Asuntodelcomentario">
+  <w:style w:type="paragraph" w:styleId="CommentSubject">
     <w:name w:val="annotation subject"/>
-    <w:basedOn w:val="Textocomentario"/>
-    <w:next w:val="Textocomentario"/>
-    <w:link w:val="AsuntodelcomentarioCar"/>
+    <w:basedOn w:val="CommentText"/>
+    <w:next w:val="CommentText"/>
+    <w:link w:val="CommentSubjectChar"/>
     <w:uiPriority w:val="99"/>
     <w:semiHidden/>
     <w:unhideWhenUsed/>
@@ -45261,10 +47113,10 @@
       <w:bCs/>
     </w:rPr>
   </w:style>
-  <w:style w:type="character" w:customStyle="1" w:styleId="AsuntodelcomentarioCar">
-    <w:name w:val="Asunto del comentario Car"/>
-    <w:basedOn w:val="TextocomentarioCar"/>
-    <w:link w:val="Asuntodelcomentario"/>
+  <w:style w:type="character" w:customStyle="1" w:styleId="CommentSubjectChar">
+    <w:name w:val="Comment Subject Char"/>
+    <w:basedOn w:val="CommentTextChar"/>
+    <w:link w:val="CommentSubject"/>
     <w:uiPriority w:val="99"/>
     <w:semiHidden/>
     <w:rsid w:val="00A8701E"/>
@@ -45275,9 +47127,9 @@
       <w:szCs w:val="20"/>
     </w:rPr>
   </w:style>
-  <w:style w:type="table" w:styleId="Tablaconcuadrcula">
+  <w:style w:type="table" w:styleId="TableGrid">
     <w:name w:val="Table Grid"/>
-    <w:basedOn w:val="Tablanormal"/>
+    <w:basedOn w:val="TableNormal"/>
     <w:uiPriority w:val="39"/>
     <w:rsid w:val="00E87B70"/>
     <w:tblPr>
@@ -45291,9 +47143,9 @@
       </w:tblBorders>
     </w:tblPr>
   </w:style>
-  <w:style w:type="character" w:styleId="Hipervnculovisitado">
+  <w:style w:type="character" w:styleId="FollowedHyperlink">
     <w:name w:val="FollowedHyperlink"/>
-    <w:basedOn w:val="Fuentedeprrafopredeter"/>
+    <w:basedOn w:val="DefaultParagraphFont"/>
     <w:uiPriority w:val="99"/>
     <w:semiHidden/>
     <w:unhideWhenUsed/>
@@ -45303,9 +47155,9 @@
       <w:u w:val="single"/>
     </w:rPr>
   </w:style>
-  <w:style w:type="character" w:styleId="Textodelmarcadordeposicin">
+  <w:style w:type="character" w:styleId="PlaceholderText">
     <w:name w:val="Placeholder Text"/>
-    <w:basedOn w:val="Fuentedeprrafopredeter"/>
+    <w:basedOn w:val="DefaultParagraphFont"/>
     <w:uiPriority w:val="99"/>
     <w:semiHidden/>
     <w:rsid w:val="00DD4B1A"/>
@@ -45313,10 +47165,10 @@
       <w:color w:val="666666"/>
     </w:rPr>
   </w:style>
-  <w:style w:type="paragraph" w:styleId="Encabezado">
+  <w:style w:type="paragraph" w:styleId="Header">
     <w:name w:val="header"/>
     <w:basedOn w:val="Normal"/>
-    <w:link w:val="EncabezadoCar"/>
+    <w:link w:val="HeaderChar"/>
     <w:uiPriority w:val="99"/>
     <w:unhideWhenUsed/>
     <w:rsid w:val="00A64696"/>
@@ -45327,14 +47179,14 @@
       </w:tabs>
     </w:pPr>
   </w:style>
-  <w:style w:type="character" w:customStyle="1" w:styleId="EncabezadoCar">
-    <w:name w:val="Encabezado Car"/>
-    <w:basedOn w:val="Fuentedeprrafopredeter"/>
-    <w:link w:val="Encabezado"/>
+  <w:style w:type="character" w:customStyle="1" w:styleId="HeaderChar">
+    <w:name w:val="Header Char"/>
+    <w:basedOn w:val="DefaultParagraphFont"/>
+    <w:link w:val="Header"/>
     <w:uiPriority w:val="99"/>
     <w:rsid w:val="00A64696"/>
   </w:style>
-  <w:style w:type="paragraph" w:styleId="Revisin">
+  <w:style w:type="paragraph" w:styleId="Revision">
     <w:name w:val="Revision"/>
     <w:hidden/>
     <w:uiPriority w:val="99"/>
@@ -45668,28 +47520,28 @@
 </file>
 
 <file path=customXml/item1.xml><?xml version="1.0" encoding="utf-8"?>
-<b:Sources xmlns:b="http://schemas.openxmlformats.org/officeDocument/2006/bibliography" xmlns="http://schemas.openxmlformats.org/officeDocument/2006/bibliography" SelectedStyle="\APASixthEditionOfficeOnline.xsl" StyleName="APA" Version="6"/>
-</file>
-
-<file path=customXml/item2.xml><?xml version="1.0" encoding="utf-8"?>
 <go:gDocsCustomXmlDataStorage xmlns:go="http://customooxmlschemas.google.com/" xmlns:r="http://schemas.openxmlformats.org/officeDocument/2006/relationships" uri="GoogleDocsCustomDataVersion2">
   <go:docsCustomData xmlns:go="http://customooxmlschemas.google.com/" roundtripDataSignature="AMtx7mjz1q8q2d9L0vspV20xYiKQ5CxgHQ==">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</go:docsCustomData>
 </go:gDocsCustomXmlDataStorage>
 </file>
 
+<file path=customXml/item2.xml><?xml version="1.0" encoding="utf-8"?>
+<b:Sources xmlns:b="http://schemas.openxmlformats.org/officeDocument/2006/bibliography" xmlns="http://schemas.openxmlformats.org/officeDocument/2006/bibliography" SelectedStyle="\APASixthEditionOfficeOnline.xsl" StyleName="APA" Version="6"/>
+</file>
+
 <file path=customXml/itemProps1.xml><?xml version="1.0" encoding="utf-8"?>
-<ds:datastoreItem xmlns:ds="http://schemas.openxmlformats.org/officeDocument/2006/customXml" ds:itemID="{E18B4D62-2370-4B8D-B9C9-D9F88762DA47}">
+<ds:datastoreItem xmlns:ds="http://schemas.openxmlformats.org/officeDocument/2006/customXml" ds:itemID="{11111111-1234-1234-1234-123412341234}">
   <ds:schemaRefs>
-    <ds:schemaRef ds:uri="http://schemas.openxmlformats.org/officeDocument/2006/bibliography"/>
+    <ds:schemaRef ds:uri="http://customooxmlschemas.google.com/"/>
+    <ds:schemaRef ds:uri="http://schemas.openxmlformats.org/officeDocument/2006/relationships"/>
   </ds:schemaRefs>
 </ds:datastoreItem>
 </file>
 
 <file path=customXml/itemProps2.xml><?xml version="1.0" encoding="utf-8"?>
-<ds:datastoreItem xmlns:ds="http://schemas.openxmlformats.org/officeDocument/2006/customXml" ds:itemID="{11111111-1234-1234-1234-123412341234}">
+<ds:datastoreItem xmlns:ds="http://schemas.openxmlformats.org/officeDocument/2006/customXml" ds:itemID="{E18B4D62-2370-4B8D-B9C9-D9F88762DA47}">
   <ds:schemaRefs>
-    <ds:schemaRef ds:uri="http://customooxmlschemas.google.com/"/>
-    <ds:schemaRef ds:uri="http://schemas.openxmlformats.org/officeDocument/2006/relationships"/>
+    <ds:schemaRef ds:uri="http://schemas.openxmlformats.org/officeDocument/2006/bibliography"/>
   </ds:schemaRefs>
 </ds:datastoreItem>
 </file>

--- a/Academic_documents/TFG_ACV_Estiercol_MASTER_feb.docx
+++ b/Academic_documents/TFG_ACV_Estiercol_MASTER_feb.docx
@@ -17411,6 +17411,14 @@
           <w:szCs w:val="24"/>
           <w:highlight w:val="yellow"/>
         </w:rPr>
+        <w:tab/>
+      </w:r>
+      <w:r>
+        <w:rPr>
+          <w:sz w:val="24"/>
+          <w:szCs w:val="24"/>
+          <w:highlight w:val="yellow"/>
+        </w:rPr>
         <w:t>La ecuación 4 calcula el nitrógeno perdido por lixiviación. Parte del nitrógeno disponible y aplica la fracción correspondiente. La ecuación 5 estima el N2O indirecto por volatilización. Usa nitrógeno volatilizado, EF4 y conversión final a N2O. La ecuación 6 estima el N2O indirecto por lixiviación. Usa nitrógeno lixiviado, EF5 y conversión final a N2O.</w:t>
       </w:r>
     </w:p>
@@ -17440,7 +17448,33 @@
           <w:szCs w:val="24"/>
           <w:highlight w:val="yellow"/>
         </w:rPr>
-        <w:t>La ecuación 7 calcula el nitrógeno volatilizado remanente. Descuenta la fracción transformada en N2O mediante EF4. La ecuación 8 calcula el nitrógeno lixiviado remanente. Descuenta la fracción transformada en N2O mediante EF5. La ecuación 12 estima el amoníaco del manejo del estiércol. Promedia nitrógeno remanente y convierte esa cantidad a NH3.</w:t>
+        <w:tab/>
+      </w:r>
+      <w:r>
+        <w:rPr>
+          <w:sz w:val="24"/>
+          <w:szCs w:val="24"/>
+          <w:highlight w:val="yellow"/>
+        </w:rPr>
+        <w:t xml:space="preserve">La ecuación 7 calcula el nitrógeno volatilizado remanente. Descuenta la fracción transformada en N2O mediante EF4. La ecuación 8 calcula el nitrógeno lixiviado remanente. Descuenta la fracción transformada en N2O mediante EF5. La ecuación 12 estima el amoníaco del manejo del estiércol. </w:t>
+      </w:r>
+      <w:proofErr w:type="gramStart"/>
+      <w:r>
+        <w:rPr>
+          <w:sz w:val="24"/>
+          <w:szCs w:val="24"/>
+          <w:highlight w:val="yellow"/>
+        </w:rPr>
+        <w:t>Promedia nitrógeno remanente</w:t>
+      </w:r>
+      <w:proofErr w:type="gramEnd"/>
+      <w:r>
+        <w:rPr>
+          <w:sz w:val="24"/>
+          <w:szCs w:val="24"/>
+          <w:highlight w:val="yellow"/>
+        </w:rPr>
+        <w:t xml:space="preserve"> y convierte esa cantidad a NH3.</w:t>
       </w:r>
     </w:p>
     <w:p>
@@ -17469,7 +17503,7 @@
           <w:szCs w:val="24"/>
           <w:highlight w:val="yellow"/>
         </w:rPr>
-        <w:t xml:space="preserve">La ecuación 13 estima el nitrato del manejo del estiércol. Promedia nitrógeno remanente y convierte esa cantidad a NO3. La ecuación 14 calcula N2O por entradas orgánicas al suelo. Usa nitrógeno </w:t>
+        <w:tab/>
       </w:r>
       <w:r>
         <w:rPr>
@@ -17477,8 +17511,34 @@
           <w:szCs w:val="24"/>
           <w:highlight w:val="yellow"/>
         </w:rPr>
+        <w:t xml:space="preserve">La ecuación 13 estima el nitrato del manejo del estiércol. </w:t>
+      </w:r>
+      <w:proofErr w:type="gramStart"/>
+      <w:r>
+        <w:rPr>
+          <w:sz w:val="24"/>
+          <w:szCs w:val="24"/>
+          <w:highlight w:val="yellow"/>
+        </w:rPr>
+        <w:t>Promedia nitrógeno remanente</w:t>
+      </w:r>
+      <w:proofErr w:type="gramEnd"/>
+      <w:r>
+        <w:rPr>
+          <w:sz w:val="24"/>
+          <w:szCs w:val="24"/>
+          <w:highlight w:val="yellow"/>
+        </w:rPr>
+        <w:t xml:space="preserve"> y convierte esa cantidad a NO3. La ecuación 14 calcula N2O por entradas orgánicas al suelo. Usa </w:t>
+      </w:r>
+      <w:r>
+        <w:rPr>
+          <w:sz w:val="24"/>
+          <w:szCs w:val="24"/>
+          <w:highlight w:val="yellow"/>
+        </w:rPr>
         <w:lastRenderedPageBreak/>
-        <w:t>orgánico aplicado, EF1 y conversión a N2O. La ecuación 15 suma las fuentes orgánicas de nitrógeno. Incluye estiércol, aguas residuales, compost y otras enmiendas.</w:t>
+        <w:t>nitrógeno orgánico aplicado, EF1 y conversión a N2O. La ecuación 15 suma las fuentes orgánicas de nitrógeno. Incluye estiércol, aguas residuales, compost y otras enmiendas.</w:t>
       </w:r>
     </w:p>
     <w:p>
@@ -17507,6 +17567,14 @@
           <w:szCs w:val="24"/>
           <w:highlight w:val="yellow"/>
         </w:rPr>
+        <w:tab/>
+      </w:r>
+      <w:r>
+        <w:rPr>
+          <w:sz w:val="24"/>
+          <w:szCs w:val="24"/>
+          <w:highlight w:val="yellow"/>
+        </w:rPr>
         <w:t>La ecuación 16 estima N2O indirecto por deposición atmosférica. Usa nitrógeno aplicado, fracción volatilizada, EF4 y conversión a N2O. La ecuación 17 calcula el nitrógeno atmosférico remanente. Descuenta la fracción transformada en N2O mediante EF4. La ecuación 18 estima N2O por lixiviación en suelos. Usa nitrógeno aplicado, fracción lixiviada, EF5 y conversión a N2O.</w:t>
       </w:r>
     </w:p>
@@ -17536,7 +17604,51 @@
           <w:szCs w:val="24"/>
           <w:highlight w:val="yellow"/>
         </w:rPr>
-        <w:t>La ecuación 19 calcula el nitrógeno lixiviado remanente en suelos. Descuenta la fracción transformada en N2O mediante EF5. La ecuación 20 estima el amoníaco desde suelos gestionados. Promedia nitrógeno remanente y convierte esa cantidad a NH3. La ecuación 21 estima el nitrato desde suelos gestionados. Promedia nitrógeno remanente y convierte esa cantidad a NO3.</w:t>
+        <w:tab/>
+      </w:r>
+      <w:r>
+        <w:rPr>
+          <w:sz w:val="24"/>
+          <w:szCs w:val="24"/>
+          <w:highlight w:val="yellow"/>
+        </w:rPr>
+        <w:t xml:space="preserve">La ecuación 19 calcula el nitrógeno lixiviado remanente en suelos. Descuenta la fracción transformada en N2O mediante EF5. La ecuación 20 estima el amoníaco desde suelos gestionados. </w:t>
+      </w:r>
+      <w:proofErr w:type="gramStart"/>
+      <w:r>
+        <w:rPr>
+          <w:sz w:val="24"/>
+          <w:szCs w:val="24"/>
+          <w:highlight w:val="yellow"/>
+        </w:rPr>
+        <w:t>Promedia nitrógeno remanente</w:t>
+      </w:r>
+      <w:proofErr w:type="gramEnd"/>
+      <w:r>
+        <w:rPr>
+          <w:sz w:val="24"/>
+          <w:szCs w:val="24"/>
+          <w:highlight w:val="yellow"/>
+        </w:rPr>
+        <w:t xml:space="preserve"> y convierte esa cantidad a NH3. La ecuación 21 estima el nitrato desde suelos gestionados. </w:t>
+      </w:r>
+      <w:proofErr w:type="gramStart"/>
+      <w:r>
+        <w:rPr>
+          <w:sz w:val="24"/>
+          <w:szCs w:val="24"/>
+          <w:highlight w:val="yellow"/>
+        </w:rPr>
+        <w:t>Promedia nitrógeno remanente</w:t>
+      </w:r>
+      <w:proofErr w:type="gramEnd"/>
+      <w:r>
+        <w:rPr>
+          <w:sz w:val="24"/>
+          <w:szCs w:val="24"/>
+          <w:highlight w:val="yellow"/>
+        </w:rPr>
+        <w:t xml:space="preserve"> y convierte esa cantidad a NO3.</w:t>
       </w:r>
     </w:p>
     <w:p>
@@ -17558,6 +17670,14 @@
           <w:szCs w:val="24"/>
         </w:rPr>
       </w:pPr>
+      <w:r>
+        <w:rPr>
+          <w:sz w:val="24"/>
+          <w:szCs w:val="24"/>
+          <w:highlight w:val="yellow"/>
+        </w:rPr>
+        <w:tab/>
+      </w:r>
       <w:r>
         <w:rPr>
           <w:sz w:val="24"/>
